--- a/Адміністрування обчислювальних комплексів Зроблені ЛР/Лабораторна робота 11 - Матакова А.В. - 409а - Адміністрування обчислювальних комплексів.docx
+++ b/Адміністрування обчислювальних комплексів Зроблені ЛР/Лабораторна робота 11 - Матакова А.В. - 409а - Адміністрування обчислювальних комплексів.docx
@@ -1101,35 +1101,24 @@
       </w:r>
       <w:r>
         <w:rPr>
-          <w:i/>
-          <w:iCs/>
-          <w:sz w:val="28"/>
-          <w:szCs w:val="28"/>
-        </w:rPr>
-        <w:t xml:space="preserve"> </w:t>
-      </w:r>
-      <w:r>
-        <w:rPr>
           <w:iCs/>
           <w:color w:val="FF0000"/>
           <w:sz w:val="28"/>
           <w:szCs w:val="28"/>
         </w:rPr>
-        <w:t xml:space="preserve">Набути навички роботи </w:t>
+        <w:t xml:space="preserve"> </w:t>
       </w:r>
       <w:r>
         <w:rPr>
           <w:iCs/>
-          <w:color w:val="FF0000"/>
-          <w:sz w:val="28"/>
-          <w:szCs w:val="28"/>
-        </w:rPr>
-        <w:t>з інструментом для тестування Selenium Webdriver API</w:t>
+          <w:sz w:val="28"/>
+          <w:szCs w:val="28"/>
+        </w:rPr>
+        <w:t>Набути практичних навичок створення декількох власних образів Docker для реалізації багаторівневого (multi-tier) вебзастосунка</w:t>
       </w:r>
       <w:r>
         <w:rPr>
           <w:iCs/>
-          <w:color w:val="FF0000"/>
           <w:sz w:val="28"/>
           <w:szCs w:val="28"/>
         </w:rPr>
@@ -1457,66 +1446,23 @@
           <w:sz w:val="28"/>
           <w:szCs w:val="28"/>
         </w:rPr>
-        <w:t>У першій лабораторній роботі обрано програмний продукт, а саме застосунок Flo, який використовується для менеджменту репродуктивного здоров’я людей жіночої статі. Посилання на сайт: https://flo.health/uk.</w:t>
-      </w:r>
-    </w:p>
-    <w:p>
-      <w:pPr>
-        <w:suppressAutoHyphens w:val="0"/>
-        <w:spacing w:line="360" w:lineRule="auto"/>
-        <w:ind w:leftChars="0" w:left="0" w:firstLineChars="0" w:firstLine="709"/>
-        <w:jc w:val="both"/>
-        <w:textDirection w:val="lrTb"/>
-        <w:textAlignment w:val="auto"/>
-        <w:outlineLvl w:val="9"/>
-        <w:rPr>
-          <w:sz w:val="28"/>
-          <w:szCs w:val="28"/>
-        </w:rPr>
-      </w:pPr>
-      <w:r>
-        <w:rPr>
-          <w:sz w:val="28"/>
-          <w:szCs w:val="28"/>
-        </w:rPr>
-        <w:t xml:space="preserve">Посилання на код </w:t>
-      </w:r>
-      <w:r>
-        <w:rPr>
-          <w:sz w:val="28"/>
-          <w:szCs w:val="28"/>
-          <w:lang w:val="en-US"/>
-        </w:rPr>
-        <w:t>GitHub</w:t>
-      </w:r>
-      <w:r>
-        <w:rPr>
-          <w:sz w:val="28"/>
-          <w:szCs w:val="28"/>
-          <w:lang w:val="ru-RU"/>
-        </w:rPr>
-        <w:t>:</w:t>
-      </w:r>
-      <w:r>
-        <w:rPr>
-          <w:sz w:val="28"/>
-          <w:szCs w:val="28"/>
-        </w:rPr>
-        <w:t xml:space="preserve"> </w:t>
-      </w:r>
-      <w:r>
-        <w:rPr>
-          <w:sz w:val="28"/>
-          <w:szCs w:val="28"/>
-        </w:rPr>
-        <w:t>https://github.com/Asya05Tree/Lr7FloAutoTests</w:t>
-      </w:r>
-      <w:r>
-        <w:rPr>
-          <w:sz w:val="28"/>
-          <w:szCs w:val="28"/>
-        </w:rPr>
-        <w:t>.</w:t>
+        <w:t xml:space="preserve">Підготовлено два файли Dockerfile на основі базового образу ubuntu:lunar (Ubuntu 23.04), що відтворюють дволанкову інфраструктуру, аналогічну до реалізованої в лабораторній роботі №7: контейнер бази даних MySQL та контейнер вебзастосунку на Python/Django. Оскільки на момент виконання роботи реліз Ubuntu 23.04 (lunar) вже вийшов з офіційної підтримки, в обох Dockerfile джерела пакетів apt перенаправлено з archive.ubuntu.com/security.ubuntu.com на архівне дзеркало old-releases.ubuntu.com </w:t>
+      </w:r>
+      <w:r>
+        <w:rPr>
+          <w:sz w:val="28"/>
+          <w:szCs w:val="28"/>
+        </w:rPr>
+        <w:t>–</w:t>
+      </w:r>
+      <w:bookmarkStart w:id="0" w:name="_GoBack"/>
+      <w:bookmarkEnd w:id="0"/>
+      <w:r>
+        <w:rPr>
+          <w:sz w:val="28"/>
+          <w:szCs w:val="28"/>
+        </w:rPr>
+        <w:t xml:space="preserve"> без цієї заміни команда apt-get update завершувалась би помилкою 404.</w:t>
       </w:r>
     </w:p>
     <w:p>
@@ -1611,7 +1557,29 @@
           <w:sz w:val="28"/>
           <w:szCs w:val="28"/>
         </w:rPr>
-        <w:t>Створив 2 Dockerfile (база — ubuntu:lunar), що відтворюють дволанкову інфраструктуру з ЛР7 (сервер БД + сервер застосунку), зібрав образи та підняв обидва контейнери в одній Docker-мережі зі статичними IP, що збігаються з тими, які захардкожені в коді (192.168.10.12 для БД). Перевірив у браузері/curl: http://localhost/home/ віддає HTTP 200 зі списком студентів, отриманим із MySQL-контейнера — тобто вся система працює наскрізно. Контейнери зараз запущені — можеш показати викладачу.</w:t>
+        <w:t>Створ</w:t>
+      </w:r>
+      <w:r>
+        <w:rPr>
+          <w:sz w:val="28"/>
+          <w:szCs w:val="28"/>
+        </w:rPr>
+        <w:t>ено</w:t>
+      </w:r>
+      <w:r>
+        <w:rPr>
+          <w:sz w:val="28"/>
+          <w:szCs w:val="28"/>
+        </w:rPr>
+        <w:t xml:space="preserve"> 2 Dockerfile (база — ubuntu:lunar), що відтворюють дволанкову інфраструктуру з ЛР7 (сервер БД + сервер застосунку), зібрав образи та підняв обидва контейнери в одній Docker-мережі зі статичними IP, що збігаються з тими, які захардкожені в коді (192.168.10.12 для БД). Перевірив у браузері/curl: http://localhost/home/ віддає HTTP 200 зі списком студентів, отриманим із MySQL-</w:t>
+      </w:r>
+      <w:r>
+        <w:rPr>
+          <w:sz w:val="28"/>
+          <w:szCs w:val="28"/>
+        </w:rPr>
+        <w:lastRenderedPageBreak/>
+        <w:t>контейнера — тобто вся система працює наскрізно. Контейнери зараз запущені — можеш показати викладачу.</w:t>
       </w:r>
     </w:p>
     <w:p>
@@ -1628,6 +1596,27 @@
           <w:szCs w:val="28"/>
         </w:rPr>
       </w:pPr>
+      <w:r>
+        <w:rPr>
+          <w:sz w:val="28"/>
+          <w:szCs w:val="28"/>
+        </w:rPr>
+        <w:t>Файли, які я дода</w:t>
+      </w:r>
+      <w:r>
+        <w:rPr>
+          <w:sz w:val="28"/>
+          <w:szCs w:val="28"/>
+        </w:rPr>
+        <w:t>но</w:t>
+      </w:r>
+      <w:r>
+        <w:rPr>
+          <w:sz w:val="28"/>
+          <w:szCs w:val="28"/>
+        </w:rPr>
+        <w:t>:</w:t>
+      </w:r>
     </w:p>
     <w:p>
       <w:pPr>
@@ -1648,7 +1637,7 @@
           <w:sz w:val="28"/>
           <w:szCs w:val="28"/>
         </w:rPr>
-        <w:t>Файли, які я додав:</w:t>
+        <w:t>- db_lr_admin-main/db_lr_admin-main/Dockerfile — Ubuntu lunar + mysql-server, копіює students.sql</w:t>
       </w:r>
     </w:p>
     <w:p>
@@ -1670,8 +1659,7 @@
           <w:sz w:val="28"/>
           <w:szCs w:val="28"/>
         </w:rPr>
-        <w:lastRenderedPageBreak/>
-        <w:t>- db_lr_admin-main/db_lr_admin-main/Dockerfile — Ubuntu lunar + mysql-server, копіює students.sql</w:t>
+        <w:t>- db_lr_admin-main/db_lr_admin-main/init.sh — стартує mysqld, створює БД students, юзера sammy, вантажить дамп</w:t>
       </w:r>
     </w:p>
     <w:p>
@@ -1693,7 +1681,7 @@
           <w:sz w:val="28"/>
           <w:szCs w:val="28"/>
         </w:rPr>
-        <w:t>- db_lr_admin-main/db_lr_admin-main/init.sh — стартує mysqld, створює БД students, юзера sammy, вантажить дамп</w:t>
+        <w:t>- lr_6_proj-main/lr_6_proj-main/Dockerfile — Ubuntu lunar + python3/pip, ставить Django (його не було в requirements.txt) і решту залежностей, запускає manage.py runserver 0.0.0.0:80</w:t>
       </w:r>
     </w:p>
     <w:p>
@@ -1710,13 +1698,6 @@
           <w:szCs w:val="28"/>
         </w:rPr>
       </w:pPr>
-      <w:r>
-        <w:rPr>
-          <w:sz w:val="28"/>
-          <w:szCs w:val="28"/>
-        </w:rPr>
-        <w:t>- lr_6_proj-main/lr_6_proj-main/Dockerfile — Ubuntu lunar + python3/pip, ставить Django (його не було в requirements.txt) і решту залежностей, запускає manage.py runserver 0.0.0.0:80</w:t>
-      </w:r>
     </w:p>
     <w:p>
       <w:pPr>
@@ -1732,6 +1713,13 @@
           <w:szCs w:val="28"/>
         </w:rPr>
       </w:pPr>
+      <w:r>
+        <w:rPr>
+          <w:sz w:val="28"/>
+          <w:szCs w:val="28"/>
+        </w:rPr>
+        <w:t>Важливий нюанс: Ubuntu 23.04 (lunar) вже поза підтримкою, тому в обох Dockerfile репозиторії apt перемкнуті на old-releases.ubuntu.com — без цього apt-get update падає з 404.</w:t>
+      </w:r>
     </w:p>
     <w:p>
       <w:pPr>
@@ -1747,13 +1735,6 @@
           <w:szCs w:val="28"/>
         </w:rPr>
       </w:pPr>
-      <w:r>
-        <w:rPr>
-          <w:sz w:val="28"/>
-          <w:szCs w:val="28"/>
-        </w:rPr>
-        <w:t>Важливий нюанс: Ubuntu 23.04 (lunar) вже поза підтримкою, тому в обох Dockerfile репозиторії apt перемкнуті на old-releases.ubuntu.com — без цього apt-get update падає з 404.</w:t>
-      </w:r>
     </w:p>
     <w:p>
       <w:pPr>
@@ -1769,6 +1750,13 @@
           <w:szCs w:val="28"/>
         </w:rPr>
       </w:pPr>
+      <w:r>
+        <w:rPr>
+          <w:sz w:val="28"/>
+          <w:szCs w:val="28"/>
+        </w:rPr>
+        <w:t>Команди для запуску (виконати самостійно й показати викладачу)</w:t>
+      </w:r>
     </w:p>
     <w:p>
       <w:pPr>
@@ -1784,13 +1772,6 @@
           <w:szCs w:val="28"/>
         </w:rPr>
       </w:pPr>
-      <w:r>
-        <w:rPr>
-          <w:sz w:val="28"/>
-          <w:szCs w:val="28"/>
-        </w:rPr>
-        <w:t>Команди для запуску (виконати самостійно й показати викладачу)</w:t>
-      </w:r>
     </w:p>
     <w:p>
       <w:pPr>
@@ -1806,6 +1787,13 @@
           <w:szCs w:val="28"/>
         </w:rPr>
       </w:pPr>
+      <w:r>
+        <w:rPr>
+          <w:sz w:val="28"/>
+          <w:szCs w:val="28"/>
+        </w:rPr>
+        <w:t># збірка образів</w:t>
+      </w:r>
     </w:p>
     <w:p>
       <w:pPr>
@@ -1826,7 +1814,7 @@
           <w:sz w:val="28"/>
           <w:szCs w:val="28"/>
         </w:rPr>
-        <w:t># збірка образів</w:t>
+        <w:t>cd db_lr_admin-main/db_lr_admin-main</w:t>
       </w:r>
     </w:p>
     <w:p>
@@ -1848,7 +1836,7 @@
           <w:sz w:val="28"/>
           <w:szCs w:val="28"/>
         </w:rPr>
-        <w:t>cd db_lr_admin-main/db_lr_admin-main</w:t>
+        <w:t>docker build -t db_lr_admin_image .</w:t>
       </w:r>
     </w:p>
     <w:p>
@@ -1867,31 +1855,12 @@
       </w:pPr>
       <w:r>
         <w:rPr>
-          <w:sz w:val="28"/>
-          <w:szCs w:val="28"/>
-        </w:rPr>
-        <w:t>docker build -t db_lr_admin_image .</w:t>
-      </w:r>
-    </w:p>
-    <w:p>
-      <w:pPr>
-        <w:suppressAutoHyphens w:val="0"/>
-        <w:spacing w:line="360" w:lineRule="auto"/>
-        <w:ind w:leftChars="0" w:firstLineChars="0" w:firstLine="709"/>
-        <w:jc w:val="both"/>
-        <w:textDirection w:val="lrTb"/>
-        <w:textAlignment w:val="auto"/>
-        <w:outlineLvl w:val="9"/>
-        <w:rPr>
-          <w:sz w:val="28"/>
-          <w:szCs w:val="28"/>
-        </w:rPr>
-      </w:pPr>
-      <w:r>
-        <w:rPr>
-          <w:sz w:val="28"/>
-          <w:szCs w:val="28"/>
-        </w:rPr>
+          <w:noProof/>
+          <w:sz w:val="28"/>
+          <w:szCs w:val="28"/>
+          <w:lang w:val="ru-RU"/>
+        </w:rPr>
+        <w:lastRenderedPageBreak/>
         <w:drawing>
           <wp:inline distT="0" distB="0" distL="0" distR="0" wp14:anchorId="17E95A9D" wp14:editId="06793609">
             <wp:extent cx="6299835" cy="3411855"/>
@@ -1989,10 +1958,11 @@
       </w:pPr>
       <w:r>
         <w:rPr>
-          <w:sz w:val="28"/>
-          <w:szCs w:val="28"/>
-        </w:rPr>
-        <w:lastRenderedPageBreak/>
+          <w:noProof/>
+          <w:sz w:val="28"/>
+          <w:szCs w:val="28"/>
+          <w:lang w:val="ru-RU"/>
+        </w:rPr>
         <w:drawing>
           <wp:inline distT="0" distB="0" distL="0" distR="0" wp14:anchorId="27F87BAE" wp14:editId="0B98BC48">
             <wp:extent cx="6299835" cy="4098925"/>
@@ -2100,6 +2070,7 @@
           <w:sz w:val="28"/>
           <w:szCs w:val="28"/>
         </w:rPr>
+        <w:lastRenderedPageBreak/>
         <w:t># запуск контейнерів</w:t>
       </w:r>
     </w:p>
@@ -2163,10 +2134,11 @@
       </w:pPr>
       <w:r>
         <w:rPr>
-          <w:sz w:val="28"/>
-          <w:szCs w:val="28"/>
-        </w:rPr>
-        <w:lastRenderedPageBreak/>
+          <w:noProof/>
+          <w:sz w:val="28"/>
+          <w:szCs w:val="28"/>
+          <w:lang w:val="ru-RU"/>
+        </w:rPr>
         <w:drawing>
           <wp:inline distT="0" distB="0" distL="0" distR="0" wp14:anchorId="69BFE60B" wp14:editId="2C301B4E">
             <wp:extent cx="6299835" cy="3119755"/>
@@ -2265,9 +2237,10 @@
       </w:pPr>
       <w:r>
         <w:rPr>
-          <w:sz w:val="28"/>
-          <w:szCs w:val="28"/>
-          <w:lang w:val="en-US"/>
+          <w:noProof/>
+          <w:sz w:val="28"/>
+          <w:szCs w:val="28"/>
+          <w:lang w:val="ru-RU"/>
         </w:rPr>
         <w:drawing>
           <wp:inline distT="0" distB="0" distL="0" distR="0" wp14:anchorId="118D58D9" wp14:editId="6BF8CAD2">
@@ -2359,9 +2332,12 @@
       </w:pPr>
       <w:r>
         <w:rPr>
-          <w:sz w:val="28"/>
-          <w:szCs w:val="28"/>
-        </w:rPr>
+          <w:noProof/>
+          <w:sz w:val="28"/>
+          <w:szCs w:val="28"/>
+          <w:lang w:val="ru-RU"/>
+        </w:rPr>
+        <w:lastRenderedPageBreak/>
         <w:drawing>
           <wp:inline distT="0" distB="0" distL="0" distR="0" wp14:anchorId="0B85E486" wp14:editId="1B73F833">
             <wp:extent cx="6299835" cy="2284730"/>
@@ -2462,7 +2438,6 @@
           <w:sz w:val="28"/>
           <w:szCs w:val="28"/>
         </w:rPr>
-        <w:lastRenderedPageBreak/>
         <w:t>docker network rm lr11_net</w:t>
       </w:r>
     </w:p>
@@ -2757,6 +2732,7 @@
           <w:sz w:val="28"/>
           <w:szCs w:val="28"/>
         </w:rPr>
+        <w:lastRenderedPageBreak/>
         <w:t>RUN sed -i 's|archive.ubuntu.com|old-releases.ubuntu.com|g; s|security.ubuntu.com|old-releases.ubuntu.com|g' /etc/apt/sources.list</w:t>
       </w:r>
     </w:p>
@@ -3244,6 +3220,7 @@
           <w:sz w:val="28"/>
           <w:szCs w:val="28"/>
         </w:rPr>
+        <w:lastRenderedPageBreak/>
         <w:t>RUN apt-get update &amp;&amp; apt-get install -y python3 python3-pip &amp;&amp; rm -rf /var/lib/apt/lists/*</w:t>
       </w:r>
     </w:p>
@@ -3436,7 +3413,6 @@
           <w:sz w:val="28"/>
           <w:szCs w:val="28"/>
         </w:rPr>
-        <w:lastRenderedPageBreak/>
         <w:t>CMD ["python3", "manage.py", "runserver", "0.0.0.0:80"]</w:t>
       </w:r>
     </w:p>
@@ -3476,8 +3452,6 @@
         </w:rPr>
         <w:t>C:\Users\Nasya\Desktop\lr11ao\db_lr_admin-main\db_lr_admin-main\init.sh</w:t>
       </w:r>
-      <w:bookmarkStart w:id="0" w:name="_GoBack"/>
-      <w:bookmarkEnd w:id="0"/>
     </w:p>
     <w:p>
       <w:pPr>
@@ -3788,6 +3762,7 @@
           <w:sz w:val="28"/>
           <w:szCs w:val="28"/>
         </w:rPr>
+        <w:lastRenderedPageBreak/>
         <w:t>Контрольні питання</w:t>
       </w:r>
     </w:p>
@@ -3980,7 +3955,6 @@
           <w:sz w:val="28"/>
           <w:szCs w:val="28"/>
         </w:rPr>
-        <w:lastRenderedPageBreak/>
         <w:t>Яким чином можна забезпечити доступ з мережі до вебсерверу в контейнері Docker?</w:t>
       </w:r>
     </w:p>
@@ -10108,7 +10082,7 @@
 </file>
 
 <file path=customXml/itemProps2.xml><?xml version="1.0" encoding="utf-8"?>
-<ds:datastoreItem xmlns:ds="http://schemas.openxmlformats.org/officeDocument/2006/customXml" ds:itemID="{1CEB4418-0522-4B7B-A236-A5243D007BEF}">
+<ds:datastoreItem xmlns:ds="http://schemas.openxmlformats.org/officeDocument/2006/customXml" ds:itemID="{F33DBA08-BECA-4CDC-A7AF-5CECB4F4996C}">
   <ds:schemaRefs>
     <ds:schemaRef ds:uri="http://schemas.openxmlformats.org/officeDocument/2006/bibliography"/>
   </ds:schemaRefs>

--- a/Адміністрування обчислювальних комплексів Зроблені ЛР/Лабораторна робота 11 - Матакова А.В. - 409а - Адміністрування обчислювальних комплексів.docx
+++ b/Адміністрування обчислювальних комплексів Зроблені ЛР/Лабораторна робота 11 - Матакова А.В. - 409а - Адміністрування обчислювальних комплексів.docx
@@ -1455,15 +1455,834 @@
         </w:rPr>
         <w:t>–</w:t>
       </w:r>
+      <w:r>
+        <w:rPr>
+          <w:sz w:val="28"/>
+          <w:szCs w:val="28"/>
+        </w:rPr>
+        <w:t xml:space="preserve"> без цієї заміни команда apt-get update завершувалась би помилкою 404.</w:t>
+      </w:r>
+    </w:p>
+    <w:p>
+      <w:pPr>
+        <w:suppressAutoHyphens w:val="0"/>
+        <w:spacing w:line="360" w:lineRule="auto"/>
+        <w:ind w:leftChars="0" w:left="0" w:firstLineChars="0" w:firstLine="709"/>
+        <w:jc w:val="both"/>
+        <w:textDirection w:val="lrTb"/>
+        <w:textAlignment w:val="auto"/>
+        <w:outlineLvl w:val="9"/>
+        <w:rPr>
+          <w:b/>
+          <w:i/>
+          <w:sz w:val="28"/>
+          <w:szCs w:val="28"/>
+        </w:rPr>
+      </w:pPr>
+      <w:r>
+        <w:rPr>
+          <w:b/>
+          <w:i/>
+          <w:sz w:val="28"/>
+          <w:szCs w:val="28"/>
+        </w:rPr>
+        <w:t>Лістинг коду Dockerfile контейнера бази даних (db_lr_admin-main):</w:t>
+      </w:r>
+    </w:p>
+    <w:p>
+      <w:pPr>
+        <w:suppressAutoHyphens w:val="0"/>
+        <w:spacing w:line="360" w:lineRule="auto"/>
+        <w:ind w:leftChars="0" w:firstLineChars="0" w:firstLine="0"/>
+        <w:textDirection w:val="lrTb"/>
+        <w:textAlignment w:val="auto"/>
+        <w:outlineLvl w:val="9"/>
+        <w:rPr>
+          <w:szCs w:val="28"/>
+        </w:rPr>
+      </w:pPr>
+      <w:r>
+        <w:rPr>
+          <w:szCs w:val="28"/>
+        </w:rPr>
+        <w:t>FROM ubuntu:lunar</w:t>
+      </w:r>
+    </w:p>
+    <w:p>
+      <w:pPr>
+        <w:suppressAutoHyphens w:val="0"/>
+        <w:spacing w:line="360" w:lineRule="auto"/>
+        <w:ind w:leftChars="0" w:firstLineChars="0" w:firstLine="0"/>
+        <w:textDirection w:val="lrTb"/>
+        <w:textAlignment w:val="auto"/>
+        <w:outlineLvl w:val="9"/>
+        <w:rPr>
+          <w:szCs w:val="28"/>
+        </w:rPr>
+      </w:pPr>
+      <w:r>
+        <w:rPr>
+          <w:szCs w:val="28"/>
+        </w:rPr>
+        <w:t># lunar (23.04) вже поза підтримкою -&gt; переключаємо репозиторії на архів</w:t>
+      </w:r>
+    </w:p>
+    <w:p>
+      <w:pPr>
+        <w:suppressAutoHyphens w:val="0"/>
+        <w:spacing w:line="360" w:lineRule="auto"/>
+        <w:ind w:leftChars="0" w:firstLineChars="0" w:firstLine="0"/>
+        <w:textDirection w:val="lrTb"/>
+        <w:textAlignment w:val="auto"/>
+        <w:outlineLvl w:val="9"/>
+        <w:rPr>
+          <w:szCs w:val="28"/>
+        </w:rPr>
+      </w:pPr>
+      <w:r>
+        <w:rPr>
+          <w:szCs w:val="28"/>
+        </w:rPr>
+        <w:t>RUN sed -i 's|archive.ubuntu.com|old-releases.ubuntu.com|g; s|security.ubuntu.com|old-releases.ubuntu.com|g' /etc/apt/sources.list</w:t>
+      </w:r>
+    </w:p>
+    <w:p>
+      <w:pPr>
+        <w:suppressAutoHyphens w:val="0"/>
+        <w:spacing w:line="360" w:lineRule="auto"/>
+        <w:ind w:leftChars="0" w:firstLineChars="0" w:firstLine="0"/>
+        <w:textDirection w:val="lrTb"/>
+        <w:textAlignment w:val="auto"/>
+        <w:outlineLvl w:val="9"/>
+        <w:rPr>
+          <w:szCs w:val="28"/>
+        </w:rPr>
+      </w:pPr>
+      <w:r>
+        <w:rPr>
+          <w:szCs w:val="28"/>
+        </w:rPr>
+        <w:t>ENV DEBIAN_FRONTEND=noninteractive</w:t>
+      </w:r>
+    </w:p>
+    <w:p>
+      <w:pPr>
+        <w:suppressAutoHyphens w:val="0"/>
+        <w:spacing w:line="360" w:lineRule="auto"/>
+        <w:ind w:leftChars="0" w:firstLineChars="0" w:firstLine="0"/>
+        <w:textDirection w:val="lrTb"/>
+        <w:textAlignment w:val="auto"/>
+        <w:outlineLvl w:val="9"/>
+        <w:rPr>
+          <w:szCs w:val="28"/>
+        </w:rPr>
+      </w:pPr>
+      <w:r>
+        <w:rPr>
+          <w:szCs w:val="28"/>
+        </w:rPr>
+        <w:t>RUN apt-get update &amp;&amp; apt-get install -y mysql-server &amp;&amp; rm -rf /var/lib/apt/lists/*</w:t>
+      </w:r>
+    </w:p>
+    <w:p>
+      <w:pPr>
+        <w:suppressAutoHyphens w:val="0"/>
+        <w:spacing w:line="360" w:lineRule="auto"/>
+        <w:ind w:leftChars="0" w:firstLineChars="0" w:firstLine="0"/>
+        <w:textDirection w:val="lrTb"/>
+        <w:textAlignment w:val="auto"/>
+        <w:outlineLvl w:val="9"/>
+        <w:rPr>
+          <w:szCs w:val="28"/>
+        </w:rPr>
+      </w:pPr>
+      <w:r>
+        <w:rPr>
+          <w:szCs w:val="28"/>
+        </w:rPr>
+        <w:t># дозволяємо підключення не тільки з localhost</w:t>
+      </w:r>
+    </w:p>
+    <w:p>
+      <w:pPr>
+        <w:suppressAutoHyphens w:val="0"/>
+        <w:spacing w:line="360" w:lineRule="auto"/>
+        <w:ind w:leftChars="0" w:firstLineChars="0" w:firstLine="0"/>
+        <w:textDirection w:val="lrTb"/>
+        <w:textAlignment w:val="auto"/>
+        <w:outlineLvl w:val="9"/>
+        <w:rPr>
+          <w:szCs w:val="28"/>
+        </w:rPr>
+      </w:pPr>
+      <w:r>
+        <w:rPr>
+          <w:szCs w:val="28"/>
+        </w:rPr>
+        <w:t>RUN sed -i 's/^bind-address.*/bind-address = 0.0.0.0/' /etc/mysql/mysql.conf.d/mysqld.cnf</w:t>
+      </w:r>
+    </w:p>
+    <w:p>
+      <w:pPr>
+        <w:suppressAutoHyphens w:val="0"/>
+        <w:spacing w:line="360" w:lineRule="auto"/>
+        <w:ind w:leftChars="0" w:firstLineChars="0" w:firstLine="0"/>
+        <w:textDirection w:val="lrTb"/>
+        <w:textAlignment w:val="auto"/>
+        <w:outlineLvl w:val="9"/>
+        <w:rPr>
+          <w:szCs w:val="28"/>
+        </w:rPr>
+      </w:pPr>
+      <w:r>
+        <w:rPr>
+          <w:szCs w:val="28"/>
+        </w:rPr>
+        <w:t>COPY students.sql /docker-entrypoint-initdb.d/students.sql</w:t>
+      </w:r>
+    </w:p>
+    <w:p>
+      <w:pPr>
+        <w:suppressAutoHyphens w:val="0"/>
+        <w:spacing w:line="360" w:lineRule="auto"/>
+        <w:ind w:leftChars="0" w:firstLineChars="0" w:firstLine="0"/>
+        <w:textDirection w:val="lrTb"/>
+        <w:textAlignment w:val="auto"/>
+        <w:outlineLvl w:val="9"/>
+        <w:rPr>
+          <w:szCs w:val="28"/>
+        </w:rPr>
+      </w:pPr>
+      <w:r>
+        <w:rPr>
+          <w:szCs w:val="28"/>
+        </w:rPr>
+        <w:lastRenderedPageBreak/>
+        <w:t>COPY init.sh /init.sh</w:t>
+      </w:r>
+    </w:p>
+    <w:p>
+      <w:pPr>
+        <w:suppressAutoHyphens w:val="0"/>
+        <w:spacing w:line="360" w:lineRule="auto"/>
+        <w:ind w:leftChars="0" w:firstLineChars="0" w:firstLine="0"/>
+        <w:textDirection w:val="lrTb"/>
+        <w:textAlignment w:val="auto"/>
+        <w:outlineLvl w:val="9"/>
+        <w:rPr>
+          <w:szCs w:val="28"/>
+        </w:rPr>
+      </w:pPr>
+      <w:r>
+        <w:rPr>
+          <w:szCs w:val="28"/>
+        </w:rPr>
+        <w:t>RUN chmod +x /init.sh</w:t>
+      </w:r>
+    </w:p>
+    <w:p>
+      <w:pPr>
+        <w:suppressAutoHyphens w:val="0"/>
+        <w:spacing w:line="360" w:lineRule="auto"/>
+        <w:ind w:leftChars="0" w:firstLineChars="0" w:firstLine="0"/>
+        <w:textDirection w:val="lrTb"/>
+        <w:textAlignment w:val="auto"/>
+        <w:outlineLvl w:val="9"/>
+        <w:rPr>
+          <w:szCs w:val="28"/>
+        </w:rPr>
+      </w:pPr>
+      <w:r>
+        <w:rPr>
+          <w:szCs w:val="28"/>
+        </w:rPr>
+        <w:t>EXPOSE 3306</w:t>
+      </w:r>
+    </w:p>
+    <w:p>
+      <w:pPr>
+        <w:suppressAutoHyphens w:val="0"/>
+        <w:spacing w:line="360" w:lineRule="auto"/>
+        <w:ind w:leftChars="0" w:left="0" w:firstLineChars="0" w:firstLine="0"/>
+        <w:textDirection w:val="lrTb"/>
+        <w:textAlignment w:val="auto"/>
+        <w:outlineLvl w:val="9"/>
+        <w:rPr>
+          <w:szCs w:val="28"/>
+        </w:rPr>
+      </w:pPr>
+      <w:r>
+        <w:rPr>
+          <w:szCs w:val="28"/>
+        </w:rPr>
+        <w:t>CMD ["/init.sh"]</w:t>
+      </w:r>
+    </w:p>
+    <w:p>
+      <w:pPr>
+        <w:suppressAutoHyphens w:val="0"/>
+        <w:spacing w:line="360" w:lineRule="auto"/>
+        <w:ind w:leftChars="0" w:firstLineChars="0" w:firstLine="709"/>
+        <w:jc w:val="both"/>
+        <w:textDirection w:val="lrTb"/>
+        <w:textAlignment w:val="auto"/>
+        <w:outlineLvl w:val="9"/>
+        <w:rPr>
+          <w:sz w:val="28"/>
+          <w:szCs w:val="28"/>
+        </w:rPr>
+      </w:pPr>
+      <w:r>
+        <w:rPr>
+          <w:sz w:val="28"/>
+          <w:szCs w:val="28"/>
+        </w:rPr>
+        <w:t>Файл init.sh, що є точкою входу цього контейнера, запускає службу MySQL, створює базу даних students, користувача sammy з правами доступу з будь-якого хоста мережі ('sammy'@'%'), завантажує дамп даних із файлу students.sql та підтримує процес активним через tail -f за журналом помилок MySQL.</w:t>
+      </w:r>
+    </w:p>
+    <w:p>
+      <w:pPr>
+        <w:suppressAutoHyphens w:val="0"/>
+        <w:spacing w:line="360" w:lineRule="auto"/>
+        <w:ind w:leftChars="0" w:left="0" w:firstLineChars="0" w:firstLine="709"/>
+        <w:jc w:val="both"/>
+        <w:textDirection w:val="lrTb"/>
+        <w:textAlignment w:val="auto"/>
+        <w:outlineLvl w:val="9"/>
+        <w:rPr>
+          <w:b/>
+          <w:i/>
+          <w:sz w:val="28"/>
+          <w:szCs w:val="28"/>
+        </w:rPr>
+      </w:pPr>
+      <w:r>
+        <w:rPr>
+          <w:b/>
+          <w:i/>
+          <w:sz w:val="28"/>
+          <w:szCs w:val="28"/>
+        </w:rPr>
+        <w:t xml:space="preserve">Лістинг </w:t>
+      </w:r>
+      <w:r>
+        <w:rPr>
+          <w:b/>
+          <w:i/>
+          <w:sz w:val="28"/>
+          <w:szCs w:val="28"/>
+        </w:rPr>
+        <w:t>коду</w:t>
+      </w:r>
+      <w:r>
+        <w:rPr>
+          <w:b/>
+          <w:i/>
+          <w:sz w:val="28"/>
+          <w:szCs w:val="28"/>
+        </w:rPr>
+        <w:t xml:space="preserve"> init.sh для контейнера бази даних</w:t>
+      </w:r>
+      <w:r>
+        <w:rPr>
+          <w:b/>
+          <w:i/>
+          <w:sz w:val="28"/>
+          <w:szCs w:val="28"/>
+        </w:rPr>
+        <w:t>:</w:t>
+      </w:r>
+    </w:p>
+    <w:p>
+      <w:pPr>
+        <w:suppressAutoHyphens w:val="0"/>
+        <w:spacing w:line="360" w:lineRule="auto"/>
+        <w:ind w:leftChars="0" w:firstLineChars="0" w:firstLine="0"/>
+        <w:jc w:val="both"/>
+        <w:textDirection w:val="lrTb"/>
+        <w:textAlignment w:val="auto"/>
+        <w:outlineLvl w:val="9"/>
+        <w:rPr>
+          <w:szCs w:val="28"/>
+        </w:rPr>
+      </w:pPr>
+      <w:r>
+        <w:rPr>
+          <w:szCs w:val="28"/>
+        </w:rPr>
+        <w:t>#!/bin/bash</w:t>
+      </w:r>
+    </w:p>
+    <w:p>
+      <w:pPr>
+        <w:suppressAutoHyphens w:val="0"/>
+        <w:spacing w:line="360" w:lineRule="auto"/>
+        <w:ind w:leftChars="0" w:firstLineChars="0" w:firstLine="0"/>
+        <w:jc w:val="both"/>
+        <w:textDirection w:val="lrTb"/>
+        <w:textAlignment w:val="auto"/>
+        <w:outlineLvl w:val="9"/>
+        <w:rPr>
+          <w:szCs w:val="28"/>
+        </w:rPr>
+      </w:pPr>
+      <w:r>
+        <w:rPr>
+          <w:szCs w:val="28"/>
+        </w:rPr>
+        <w:t>set -e</w:t>
+      </w:r>
+    </w:p>
+    <w:p>
+      <w:pPr>
+        <w:suppressAutoHyphens w:val="0"/>
+        <w:spacing w:line="360" w:lineRule="auto"/>
+        <w:ind w:leftChars="0" w:firstLineChars="0" w:firstLine="0"/>
+        <w:jc w:val="both"/>
+        <w:textDirection w:val="lrTb"/>
+        <w:textAlignment w:val="auto"/>
+        <w:outlineLvl w:val="9"/>
+        <w:rPr>
+          <w:szCs w:val="28"/>
+        </w:rPr>
+      </w:pPr>
+      <w:r>
+        <w:rPr>
+          <w:szCs w:val="28"/>
+        </w:rPr>
+        <w:t>service mysql start</w:t>
+      </w:r>
+    </w:p>
+    <w:p>
+      <w:pPr>
+        <w:suppressAutoHyphens w:val="0"/>
+        <w:spacing w:line="360" w:lineRule="auto"/>
+        <w:ind w:leftChars="0" w:firstLineChars="0" w:firstLine="0"/>
+        <w:jc w:val="both"/>
+        <w:textDirection w:val="lrTb"/>
+        <w:textAlignment w:val="auto"/>
+        <w:outlineLvl w:val="9"/>
+        <w:rPr>
+          <w:szCs w:val="28"/>
+        </w:rPr>
+      </w:pPr>
+      <w:r>
+        <w:rPr>
+          <w:szCs w:val="28"/>
+        </w:rPr>
+        <w:t># створюємо БД, користувача sammy (як очікує show_list/mysql_connect.py) і завантажуємо дамп</w:t>
+      </w:r>
+    </w:p>
+    <w:p>
+      <w:pPr>
+        <w:suppressAutoHyphens w:val="0"/>
+        <w:spacing w:line="360" w:lineRule="auto"/>
+        <w:ind w:leftChars="0" w:firstLineChars="0" w:firstLine="0"/>
+        <w:jc w:val="both"/>
+        <w:textDirection w:val="lrTb"/>
+        <w:textAlignment w:val="auto"/>
+        <w:outlineLvl w:val="9"/>
+        <w:rPr>
+          <w:szCs w:val="28"/>
+        </w:rPr>
+      </w:pPr>
+      <w:r>
+        <w:rPr>
+          <w:szCs w:val="28"/>
+        </w:rPr>
+        <w:t>mysql -e "CREATE DATABASE IF NOT EXISTS students;"</w:t>
+      </w:r>
+    </w:p>
+    <w:p>
+      <w:pPr>
+        <w:suppressAutoHyphens w:val="0"/>
+        <w:spacing w:line="360" w:lineRule="auto"/>
+        <w:ind w:leftChars="0" w:firstLineChars="0" w:firstLine="0"/>
+        <w:jc w:val="both"/>
+        <w:textDirection w:val="lrTb"/>
+        <w:textAlignment w:val="auto"/>
+        <w:outlineLvl w:val="9"/>
+        <w:rPr>
+          <w:szCs w:val="28"/>
+        </w:rPr>
+      </w:pPr>
+      <w:r>
+        <w:rPr>
+          <w:szCs w:val="28"/>
+        </w:rPr>
+        <w:t>mysql -e "CREATE USER IF NOT EXISTS 'sammy'@'%' IDENTIFIED WITH mysql_native_password BY 'passwd123';"</w:t>
+      </w:r>
+    </w:p>
+    <w:p>
+      <w:pPr>
+        <w:suppressAutoHyphens w:val="0"/>
+        <w:spacing w:line="360" w:lineRule="auto"/>
+        <w:ind w:leftChars="0" w:firstLineChars="0" w:firstLine="0"/>
+        <w:jc w:val="both"/>
+        <w:textDirection w:val="lrTb"/>
+        <w:textAlignment w:val="auto"/>
+        <w:outlineLvl w:val="9"/>
+        <w:rPr>
+          <w:szCs w:val="28"/>
+        </w:rPr>
+      </w:pPr>
+      <w:r>
+        <w:rPr>
+          <w:szCs w:val="28"/>
+        </w:rPr>
+        <w:t>mysql -e "GRANT ALL PRIVILEGES ON students.* TO 'sammy'@'%';"</w:t>
+      </w:r>
+    </w:p>
+    <w:p>
+      <w:pPr>
+        <w:suppressAutoHyphens w:val="0"/>
+        <w:spacing w:line="360" w:lineRule="auto"/>
+        <w:ind w:leftChars="0" w:firstLineChars="0" w:firstLine="0"/>
+        <w:jc w:val="both"/>
+        <w:textDirection w:val="lrTb"/>
+        <w:textAlignment w:val="auto"/>
+        <w:outlineLvl w:val="9"/>
+        <w:rPr>
+          <w:szCs w:val="28"/>
+        </w:rPr>
+      </w:pPr>
+      <w:r>
+        <w:rPr>
+          <w:szCs w:val="28"/>
+        </w:rPr>
+        <w:t>mysql -e "FLUSH PRIVILEGES;"</w:t>
+      </w:r>
+    </w:p>
+    <w:p>
+      <w:pPr>
+        <w:suppressAutoHyphens w:val="0"/>
+        <w:spacing w:line="360" w:lineRule="auto"/>
+        <w:ind w:leftChars="0" w:firstLineChars="0" w:firstLine="0"/>
+        <w:jc w:val="both"/>
+        <w:textDirection w:val="lrTb"/>
+        <w:textAlignment w:val="auto"/>
+        <w:outlineLvl w:val="9"/>
+        <w:rPr>
+          <w:szCs w:val="28"/>
+        </w:rPr>
+      </w:pPr>
+      <w:r>
+        <w:rPr>
+          <w:szCs w:val="28"/>
+        </w:rPr>
+        <w:t>mysql students &lt; /docker-entrypoint-initdb.d/students.sql</w:t>
+      </w:r>
+    </w:p>
+    <w:p>
+      <w:pPr>
+        <w:suppressAutoHyphens w:val="0"/>
+        <w:spacing w:line="360" w:lineRule="auto"/>
+        <w:ind w:leftChars="0" w:left="0" w:firstLineChars="0" w:firstLine="0"/>
+        <w:jc w:val="both"/>
+        <w:textDirection w:val="lrTb"/>
+        <w:textAlignment w:val="auto"/>
+        <w:outlineLvl w:val="9"/>
+        <w:rPr>
+          <w:szCs w:val="28"/>
+        </w:rPr>
+      </w:pPr>
+      <w:r>
+        <w:rPr>
+          <w:szCs w:val="28"/>
+        </w:rPr>
+        <w:t>tail -f /var/log/mysql/error.log</w:t>
+      </w:r>
+    </w:p>
+    <w:p>
+      <w:pPr>
+        <w:suppressAutoHyphens w:val="0"/>
+        <w:spacing w:line="360" w:lineRule="auto"/>
+        <w:ind w:leftChars="0" w:left="0" w:firstLineChars="0" w:firstLine="709"/>
+        <w:jc w:val="both"/>
+        <w:textDirection w:val="lrTb"/>
+        <w:textAlignment w:val="auto"/>
+        <w:outlineLvl w:val="9"/>
+        <w:rPr>
+          <w:b/>
+          <w:i/>
+          <w:sz w:val="28"/>
+          <w:szCs w:val="28"/>
+        </w:rPr>
+      </w:pPr>
+      <w:r>
+        <w:rPr>
+          <w:b/>
+          <w:i/>
+          <w:sz w:val="28"/>
+          <w:szCs w:val="28"/>
+        </w:rPr>
+        <w:t>Лістинг коду Dockerfile контейнера вебзастосунка (lr_6_proj-main)</w:t>
+      </w:r>
+      <w:r>
+        <w:rPr>
+          <w:b/>
+          <w:i/>
+          <w:sz w:val="28"/>
+          <w:szCs w:val="28"/>
+        </w:rPr>
+        <w:t>:</w:t>
+      </w:r>
+    </w:p>
+    <w:p>
+      <w:pPr>
+        <w:suppressAutoHyphens w:val="0"/>
+        <w:spacing w:line="360" w:lineRule="auto"/>
+        <w:ind w:leftChars="0" w:firstLineChars="0" w:firstLine="0"/>
+        <w:textDirection w:val="lrTb"/>
+        <w:textAlignment w:val="auto"/>
+        <w:outlineLvl w:val="9"/>
+        <w:rPr>
+          <w:szCs w:val="28"/>
+        </w:rPr>
+      </w:pPr>
+      <w:r>
+        <w:rPr>
+          <w:szCs w:val="28"/>
+        </w:rPr>
+        <w:t>FROM ubuntu:lunar</w:t>
+      </w:r>
+    </w:p>
+    <w:p>
+      <w:pPr>
+        <w:suppressAutoHyphens w:val="0"/>
+        <w:spacing w:line="360" w:lineRule="auto"/>
+        <w:ind w:leftChars="0" w:firstLineChars="0" w:firstLine="0"/>
+        <w:textDirection w:val="lrTb"/>
+        <w:textAlignment w:val="auto"/>
+        <w:outlineLvl w:val="9"/>
+        <w:rPr>
+          <w:szCs w:val="28"/>
+        </w:rPr>
+      </w:pPr>
+      <w:r>
+        <w:rPr>
+          <w:szCs w:val="28"/>
+        </w:rPr>
+        <w:t># lunar (23.04) вже поза підтримкою -&gt; переключаємо репозиторії на архів</w:t>
+      </w:r>
+    </w:p>
+    <w:p>
+      <w:pPr>
+        <w:suppressAutoHyphens w:val="0"/>
+        <w:spacing w:line="360" w:lineRule="auto"/>
+        <w:ind w:leftChars="0" w:firstLineChars="0" w:firstLine="0"/>
+        <w:textDirection w:val="lrTb"/>
+        <w:textAlignment w:val="auto"/>
+        <w:outlineLvl w:val="9"/>
+        <w:rPr>
+          <w:szCs w:val="28"/>
+        </w:rPr>
+      </w:pPr>
+      <w:r>
+        <w:rPr>
+          <w:szCs w:val="28"/>
+        </w:rPr>
+        <w:t>RUN sed -i 's|archive.ubuntu.com|old-releases.ubuntu.com|g; s|security.ubuntu.com|old-releases.ubuntu.com|g' /etc/apt/sources.list</w:t>
+      </w:r>
+    </w:p>
+    <w:p>
+      <w:pPr>
+        <w:suppressAutoHyphens w:val="0"/>
+        <w:spacing w:line="360" w:lineRule="auto"/>
+        <w:ind w:leftChars="0" w:firstLineChars="0" w:firstLine="0"/>
+        <w:textDirection w:val="lrTb"/>
+        <w:textAlignment w:val="auto"/>
+        <w:outlineLvl w:val="9"/>
+        <w:rPr>
+          <w:szCs w:val="28"/>
+        </w:rPr>
+      </w:pPr>
+      <w:r>
+        <w:rPr>
+          <w:szCs w:val="28"/>
+        </w:rPr>
+        <w:t>ENV DEBIAN_FRONTEND=noninteractive</w:t>
+      </w:r>
+    </w:p>
+    <w:p>
+      <w:pPr>
+        <w:suppressAutoHyphens w:val="0"/>
+        <w:spacing w:line="360" w:lineRule="auto"/>
+        <w:ind w:leftChars="0" w:firstLineChars="0" w:firstLine="0"/>
+        <w:textDirection w:val="lrTb"/>
+        <w:textAlignment w:val="auto"/>
+        <w:outlineLvl w:val="9"/>
+        <w:rPr>
+          <w:szCs w:val="28"/>
+        </w:rPr>
+      </w:pPr>
+      <w:r>
+        <w:rPr>
+          <w:szCs w:val="28"/>
+        </w:rPr>
+        <w:t>RUN apt-get update &amp;&amp; apt-get install -y python3 python3-pip &amp;&amp; rm -rf /var/lib/apt/lists/*</w:t>
+      </w:r>
+    </w:p>
+    <w:p>
+      <w:pPr>
+        <w:suppressAutoHyphens w:val="0"/>
+        <w:spacing w:line="360" w:lineRule="auto"/>
+        <w:ind w:leftChars="0" w:firstLineChars="0" w:firstLine="0"/>
+        <w:textDirection w:val="lrTb"/>
+        <w:textAlignment w:val="auto"/>
+        <w:outlineLvl w:val="9"/>
+        <w:rPr>
+          <w:szCs w:val="28"/>
+        </w:rPr>
+      </w:pPr>
+      <w:r>
+        <w:rPr>
+          <w:szCs w:val="28"/>
+        </w:rPr>
+        <w:t>WORKDIR /app</w:t>
+      </w:r>
+    </w:p>
+    <w:p>
+      <w:pPr>
+        <w:suppressAutoHyphens w:val="0"/>
+        <w:spacing w:line="360" w:lineRule="auto"/>
+        <w:ind w:leftChars="0" w:firstLineChars="0" w:firstLine="0"/>
+        <w:textDirection w:val="lrTb"/>
+        <w:textAlignment w:val="auto"/>
+        <w:outlineLvl w:val="9"/>
+        <w:rPr>
+          <w:szCs w:val="28"/>
+        </w:rPr>
+      </w:pPr>
+      <w:r>
+        <w:rPr>
+          <w:szCs w:val="28"/>
+        </w:rPr>
+        <w:t>COPY . /app</w:t>
+      </w:r>
+    </w:p>
+    <w:p>
+      <w:pPr>
+        <w:suppressAutoHyphens w:val="0"/>
+        <w:spacing w:line="360" w:lineRule="auto"/>
+        <w:ind w:leftChars="0" w:firstLineChars="0" w:firstLine="0"/>
+        <w:textDirection w:val="lrTb"/>
+        <w:textAlignment w:val="auto"/>
+        <w:outlineLvl w:val="9"/>
+        <w:rPr>
+          <w:szCs w:val="28"/>
+        </w:rPr>
+      </w:pPr>
+      <w:r>
+        <w:rPr>
+          <w:szCs w:val="28"/>
+        </w:rPr>
+        <w:t># django відсутній в requirements.txt репозиторію, додаємо окремо</w:t>
+      </w:r>
+    </w:p>
+    <w:p>
+      <w:pPr>
+        <w:suppressAutoHyphens w:val="0"/>
+        <w:spacing w:line="360" w:lineRule="auto"/>
+        <w:ind w:leftChars="0" w:firstLineChars="0" w:firstLine="0"/>
+        <w:textDirection w:val="lrTb"/>
+        <w:textAlignment w:val="auto"/>
+        <w:outlineLvl w:val="9"/>
+        <w:rPr>
+          <w:szCs w:val="28"/>
+        </w:rPr>
+      </w:pPr>
+      <w:r>
+        <w:rPr>
+          <w:szCs w:val="28"/>
+        </w:rPr>
+        <w:t>RUN pip3 install --no-cache-dir --break-system-packages django==4.0.6 -r requirements.txt</w:t>
+      </w:r>
+    </w:p>
+    <w:p>
+      <w:pPr>
+        <w:suppressAutoHyphens w:val="0"/>
+        <w:spacing w:line="360" w:lineRule="auto"/>
+        <w:ind w:leftChars="0" w:firstLineChars="0" w:firstLine="0"/>
+        <w:textDirection w:val="lrTb"/>
+        <w:textAlignment w:val="auto"/>
+        <w:outlineLvl w:val="9"/>
+        <w:rPr>
+          <w:szCs w:val="28"/>
+        </w:rPr>
+      </w:pPr>
+      <w:r>
+        <w:rPr>
+          <w:szCs w:val="28"/>
+        </w:rPr>
+        <w:t>EXPOSE 80</w:t>
+      </w:r>
+    </w:p>
+    <w:p>
+      <w:pPr>
+        <w:suppressAutoHyphens w:val="0"/>
+        <w:spacing w:line="360" w:lineRule="auto"/>
+        <w:ind w:leftChars="0" w:left="0" w:firstLineChars="0" w:firstLine="0"/>
+        <w:textDirection w:val="lrTb"/>
+        <w:textAlignment w:val="auto"/>
+        <w:outlineLvl w:val="9"/>
+        <w:rPr>
+          <w:szCs w:val="28"/>
+        </w:rPr>
+      </w:pPr>
+      <w:r>
+        <w:rPr>
+          <w:szCs w:val="28"/>
+        </w:rPr>
+        <w:t>CMD ["python3", "manage.py", "runserver", "0.0.0.0:80"]</w:t>
+      </w:r>
+    </w:p>
+    <w:p>
+      <w:pPr>
+        <w:suppressAutoHyphens w:val="0"/>
+        <w:spacing w:line="360" w:lineRule="auto"/>
+        <w:ind w:leftChars="0" w:left="0" w:firstLineChars="0" w:firstLine="709"/>
+        <w:jc w:val="both"/>
+        <w:textDirection w:val="lrTb"/>
+        <w:textAlignment w:val="auto"/>
+        <w:outlineLvl w:val="9"/>
+        <w:rPr>
+          <w:sz w:val="28"/>
+          <w:szCs w:val="28"/>
+        </w:rPr>
+      </w:pPr>
       <w:bookmarkStart w:id="0" w:name="_GoBack"/>
       <w:bookmarkEnd w:id="0"/>
-      <w:r>
-        <w:rPr>
-          <w:sz w:val="28"/>
-          <w:szCs w:val="28"/>
-        </w:rPr>
-        <w:t xml:space="preserve"> без цієї заміни команда apt-get update завершувалась би помилкою 404.</w:t>
-      </w:r>
+    </w:p>
+    <w:p>
+      <w:pPr>
+        <w:suppressAutoHyphens w:val="0"/>
+        <w:spacing w:line="360" w:lineRule="auto"/>
+        <w:ind w:leftChars="0" w:left="0" w:firstLineChars="0" w:firstLine="709"/>
+        <w:jc w:val="both"/>
+        <w:textDirection w:val="lrTb"/>
+        <w:textAlignment w:val="auto"/>
+        <w:outlineLvl w:val="9"/>
+        <w:rPr>
+          <w:sz w:val="28"/>
+          <w:szCs w:val="28"/>
+        </w:rPr>
+      </w:pPr>
+    </w:p>
+    <w:p>
+      <w:pPr>
+        <w:suppressAutoHyphens w:val="0"/>
+        <w:spacing w:line="360" w:lineRule="auto"/>
+        <w:ind w:leftChars="0" w:left="0" w:firstLineChars="0" w:firstLine="709"/>
+        <w:jc w:val="both"/>
+        <w:textDirection w:val="lrTb"/>
+        <w:textAlignment w:val="auto"/>
+        <w:outlineLvl w:val="9"/>
+        <w:rPr>
+          <w:sz w:val="28"/>
+          <w:szCs w:val="28"/>
+        </w:rPr>
+      </w:pPr>
     </w:p>
     <w:p>
       <w:pPr>
@@ -1571,15 +2390,7 @@
           <w:sz w:val="28"/>
           <w:szCs w:val="28"/>
         </w:rPr>
-        <w:t xml:space="preserve"> 2 Dockerfile (база — ubuntu:lunar), що відтворюють дволанкову інфраструктуру з ЛР7 (сервер БД + сервер застосунку), зібрав образи та підняв обидва контейнери в одній Docker-мережі зі статичними IP, що збігаються з тими, які захардкожені в коді (192.168.10.12 для БД). Перевірив у браузері/curl: http://localhost/home/ віддає HTTP 200 зі списком студентів, отриманим із MySQL-</w:t>
-      </w:r>
-      <w:r>
-        <w:rPr>
-          <w:sz w:val="28"/>
-          <w:szCs w:val="28"/>
-        </w:rPr>
-        <w:lastRenderedPageBreak/>
-        <w:t>контейнера — тобто вся система працює наскрізно. Контейнери зараз запущені — можеш показати викладачу.</w:t>
+        <w:t xml:space="preserve"> 2 Dockerfile (база — ubuntu:lunar), що відтворюють дволанкову інфраструктуру з ЛР7 (сервер БД + сервер застосунку), зібрав образи та підняв обидва контейнери в одній Docker-мережі зі статичними IP, що збігаються з тими, які захардкожені в коді (192.168.10.12 для БД). Перевірив у браузері/curl: http://localhost/home/ віддає HTTP 200 зі списком студентів, отриманим із MySQL-контейнера — тобто вся система працює наскрізно. Контейнери зараз запущені — можеш показати викладачу.</w:t>
       </w:r>
     </w:p>
     <w:p>
@@ -10082,7 +10893,7 @@
 </file>
 
 <file path=customXml/itemProps2.xml><?xml version="1.0" encoding="utf-8"?>
-<ds:datastoreItem xmlns:ds="http://schemas.openxmlformats.org/officeDocument/2006/customXml" ds:itemID="{F33DBA08-BECA-4CDC-A7AF-5CECB4F4996C}">
+<ds:datastoreItem xmlns:ds="http://schemas.openxmlformats.org/officeDocument/2006/customXml" ds:itemID="{4714770D-1EEF-4EAE-A7B3-1A9FDB2769AD}">
   <ds:schemaRefs>
     <ds:schemaRef ds:uri="http://schemas.openxmlformats.org/officeDocument/2006/bibliography"/>
   </ds:schemaRefs>

--- a/Адміністрування обчислювальних комплексів Зроблені ЛР/Лабораторна робота 11 - Матакова А.В. - 409а - Адміністрування обчислювальних комплексів.docx
+++ b/Адміністрування обчислювальних комплексів Зроблені ЛР/Лабораторна робота 11 - Матакова А.В. - 409а - Адміністрування обчислювальних комплексів.docx
@@ -2251,38 +2251,14 @@
           <w:szCs w:val="28"/>
         </w:rPr>
       </w:pPr>
-      <w:bookmarkStart w:id="0" w:name="_GoBack"/>
-      <w:bookmarkEnd w:id="0"/>
-    </w:p>
-    <w:p>
-      <w:pPr>
-        <w:suppressAutoHyphens w:val="0"/>
-        <w:spacing w:line="360" w:lineRule="auto"/>
-        <w:ind w:leftChars="0" w:left="0" w:firstLineChars="0" w:firstLine="709"/>
-        <w:jc w:val="both"/>
-        <w:textDirection w:val="lrTb"/>
-        <w:textAlignment w:val="auto"/>
-        <w:outlineLvl w:val="9"/>
-        <w:rPr>
-          <w:sz w:val="28"/>
-          <w:szCs w:val="28"/>
-        </w:rPr>
-      </w:pPr>
-    </w:p>
-    <w:p>
-      <w:pPr>
-        <w:suppressAutoHyphens w:val="0"/>
-        <w:spacing w:line="360" w:lineRule="auto"/>
-        <w:ind w:leftChars="0" w:left="0" w:firstLineChars="0" w:firstLine="709"/>
-        <w:jc w:val="both"/>
-        <w:textDirection w:val="lrTb"/>
-        <w:textAlignment w:val="auto"/>
-        <w:outlineLvl w:val="9"/>
-        <w:rPr>
-          <w:sz w:val="28"/>
-          <w:szCs w:val="28"/>
-        </w:rPr>
-      </w:pPr>
+      <w:r>
+        <w:rPr>
+          <w:sz w:val="28"/>
+          <w:szCs w:val="28"/>
+        </w:rPr>
+        <w:lastRenderedPageBreak/>
+        <w:t>У цьому Dockerfile встановлюється Python3 та pip, копіюється вихідний код застосунку в робочу директорію /app, а також додатково встановлюється фреймворк Django версії 4.0.6, оскільки він був відсутній у файлі requirements.txt вихідного репозиторію проєкту.</w:t>
+      </w:r>
     </w:p>
     <w:p>
       <w:pPr>
@@ -2298,372 +2274,6 @@
           <w:szCs w:val="28"/>
         </w:rPr>
       </w:pPr>
-    </w:p>
-    <w:p>
-      <w:pPr>
-        <w:suppressAutoHyphens w:val="0"/>
-        <w:spacing w:line="360" w:lineRule="auto"/>
-        <w:ind w:leftChars="0" w:left="0" w:firstLineChars="0" w:firstLine="0"/>
-        <w:jc w:val="center"/>
-        <w:textDirection w:val="lrTb"/>
-        <w:textAlignment w:val="auto"/>
-        <w:outlineLvl w:val="9"/>
-        <w:rPr>
-          <w:sz w:val="28"/>
-          <w:szCs w:val="28"/>
-        </w:rPr>
-      </w:pPr>
-      <w:r>
-        <w:rPr>
-          <w:sz w:val="28"/>
-          <w:szCs w:val="28"/>
-        </w:rPr>
-        <w:t>Рисунок 1 –</w:t>
-      </w:r>
-      <w:r>
-        <w:rPr>
-          <w:sz w:val="28"/>
-          <w:szCs w:val="28"/>
-        </w:rPr>
-        <w:t xml:space="preserve"> </w:t>
-      </w:r>
-      <w:r>
-        <w:rPr>
-          <w:sz w:val="28"/>
-          <w:szCs w:val="28"/>
-        </w:rPr>
-        <w:t>Результат тестування</w:t>
-      </w:r>
-    </w:p>
-    <w:p>
-      <w:pPr>
-        <w:suppressAutoHyphens w:val="0"/>
-        <w:spacing w:line="360" w:lineRule="auto"/>
-        <w:ind w:leftChars="0" w:left="0" w:firstLineChars="0" w:firstLine="709"/>
-        <w:jc w:val="both"/>
-        <w:textDirection w:val="lrTb"/>
-        <w:textAlignment w:val="auto"/>
-        <w:outlineLvl w:val="9"/>
-        <w:rPr>
-          <w:sz w:val="28"/>
-          <w:szCs w:val="28"/>
-        </w:rPr>
-      </w:pPr>
-      <w:r>
-        <w:rPr>
-          <w:sz w:val="28"/>
-          <w:szCs w:val="28"/>
-        </w:rPr>
-        <w:t>Таблиця 1 – Параметри опису usecase</w:t>
-      </w:r>
-    </w:p>
-    <w:p>
-      <w:pPr>
-        <w:suppressAutoHyphens w:val="0"/>
-        <w:spacing w:line="360" w:lineRule="auto"/>
-        <w:ind w:leftChars="0" w:firstLineChars="0" w:firstLine="709"/>
-        <w:jc w:val="both"/>
-        <w:textDirection w:val="lrTb"/>
-        <w:textAlignment w:val="auto"/>
-        <w:outlineLvl w:val="9"/>
-        <w:rPr>
-          <w:sz w:val="28"/>
-          <w:szCs w:val="28"/>
-        </w:rPr>
-      </w:pPr>
-      <w:r>
-        <w:rPr>
-          <w:sz w:val="28"/>
-          <w:szCs w:val="28"/>
-        </w:rPr>
-        <w:t>Створ</w:t>
-      </w:r>
-      <w:r>
-        <w:rPr>
-          <w:sz w:val="28"/>
-          <w:szCs w:val="28"/>
-        </w:rPr>
-        <w:t>ено</w:t>
-      </w:r>
-      <w:r>
-        <w:rPr>
-          <w:sz w:val="28"/>
-          <w:szCs w:val="28"/>
-        </w:rPr>
-        <w:t xml:space="preserve"> 2 Dockerfile (база — ubuntu:lunar), що відтворюють дволанкову інфраструктуру з ЛР7 (сервер БД + сервер застосунку), зібрав образи та підняв обидва контейнери в одній Docker-мережі зі статичними IP, що збігаються з тими, які захардкожені в коді (192.168.10.12 для БД). Перевірив у браузері/curl: http://localhost/home/ віддає HTTP 200 зі списком студентів, отриманим із MySQL-контейнера — тобто вся система працює наскрізно. Контейнери зараз запущені — можеш показати викладачу.</w:t>
-      </w:r>
-    </w:p>
-    <w:p>
-      <w:pPr>
-        <w:suppressAutoHyphens w:val="0"/>
-        <w:spacing w:line="360" w:lineRule="auto"/>
-        <w:ind w:leftChars="0" w:firstLineChars="0" w:firstLine="709"/>
-        <w:jc w:val="both"/>
-        <w:textDirection w:val="lrTb"/>
-        <w:textAlignment w:val="auto"/>
-        <w:outlineLvl w:val="9"/>
-        <w:rPr>
-          <w:sz w:val="28"/>
-          <w:szCs w:val="28"/>
-        </w:rPr>
-      </w:pPr>
-      <w:r>
-        <w:rPr>
-          <w:sz w:val="28"/>
-          <w:szCs w:val="28"/>
-        </w:rPr>
-        <w:t>Файли, які я дода</w:t>
-      </w:r>
-      <w:r>
-        <w:rPr>
-          <w:sz w:val="28"/>
-          <w:szCs w:val="28"/>
-        </w:rPr>
-        <w:t>но</w:t>
-      </w:r>
-      <w:r>
-        <w:rPr>
-          <w:sz w:val="28"/>
-          <w:szCs w:val="28"/>
-        </w:rPr>
-        <w:t>:</w:t>
-      </w:r>
-    </w:p>
-    <w:p>
-      <w:pPr>
-        <w:suppressAutoHyphens w:val="0"/>
-        <w:spacing w:line="360" w:lineRule="auto"/>
-        <w:ind w:leftChars="0" w:firstLineChars="0" w:firstLine="709"/>
-        <w:jc w:val="both"/>
-        <w:textDirection w:val="lrTb"/>
-        <w:textAlignment w:val="auto"/>
-        <w:outlineLvl w:val="9"/>
-        <w:rPr>
-          <w:sz w:val="28"/>
-          <w:szCs w:val="28"/>
-        </w:rPr>
-      </w:pPr>
-      <w:r>
-        <w:rPr>
-          <w:sz w:val="28"/>
-          <w:szCs w:val="28"/>
-        </w:rPr>
-        <w:t>- db_lr_admin-main/db_lr_admin-main/Dockerfile — Ubuntu lunar + mysql-server, копіює students.sql</w:t>
-      </w:r>
-    </w:p>
-    <w:p>
-      <w:pPr>
-        <w:suppressAutoHyphens w:val="0"/>
-        <w:spacing w:line="360" w:lineRule="auto"/>
-        <w:ind w:leftChars="0" w:firstLineChars="0" w:firstLine="709"/>
-        <w:jc w:val="both"/>
-        <w:textDirection w:val="lrTb"/>
-        <w:textAlignment w:val="auto"/>
-        <w:outlineLvl w:val="9"/>
-        <w:rPr>
-          <w:sz w:val="28"/>
-          <w:szCs w:val="28"/>
-        </w:rPr>
-      </w:pPr>
-      <w:r>
-        <w:rPr>
-          <w:sz w:val="28"/>
-          <w:szCs w:val="28"/>
-        </w:rPr>
-        <w:t>- db_lr_admin-main/db_lr_admin-main/init.sh — стартує mysqld, створює БД students, юзера sammy, вантажить дамп</w:t>
-      </w:r>
-    </w:p>
-    <w:p>
-      <w:pPr>
-        <w:suppressAutoHyphens w:val="0"/>
-        <w:spacing w:line="360" w:lineRule="auto"/>
-        <w:ind w:leftChars="0" w:firstLineChars="0" w:firstLine="709"/>
-        <w:jc w:val="both"/>
-        <w:textDirection w:val="lrTb"/>
-        <w:textAlignment w:val="auto"/>
-        <w:outlineLvl w:val="9"/>
-        <w:rPr>
-          <w:sz w:val="28"/>
-          <w:szCs w:val="28"/>
-        </w:rPr>
-      </w:pPr>
-      <w:r>
-        <w:rPr>
-          <w:sz w:val="28"/>
-          <w:szCs w:val="28"/>
-        </w:rPr>
-        <w:t>- lr_6_proj-main/lr_6_proj-main/Dockerfile — Ubuntu lunar + python3/pip, ставить Django (його не було в requirements.txt) і решту залежностей, запускає manage.py runserver 0.0.0.0:80</w:t>
-      </w:r>
-    </w:p>
-    <w:p>
-      <w:pPr>
-        <w:suppressAutoHyphens w:val="0"/>
-        <w:spacing w:line="360" w:lineRule="auto"/>
-        <w:ind w:leftChars="0" w:firstLineChars="0" w:firstLine="709"/>
-        <w:jc w:val="both"/>
-        <w:textDirection w:val="lrTb"/>
-        <w:textAlignment w:val="auto"/>
-        <w:outlineLvl w:val="9"/>
-        <w:rPr>
-          <w:sz w:val="28"/>
-          <w:szCs w:val="28"/>
-        </w:rPr>
-      </w:pPr>
-    </w:p>
-    <w:p>
-      <w:pPr>
-        <w:suppressAutoHyphens w:val="0"/>
-        <w:spacing w:line="360" w:lineRule="auto"/>
-        <w:ind w:leftChars="0" w:firstLineChars="0" w:firstLine="709"/>
-        <w:jc w:val="both"/>
-        <w:textDirection w:val="lrTb"/>
-        <w:textAlignment w:val="auto"/>
-        <w:outlineLvl w:val="9"/>
-        <w:rPr>
-          <w:sz w:val="28"/>
-          <w:szCs w:val="28"/>
-        </w:rPr>
-      </w:pPr>
-      <w:r>
-        <w:rPr>
-          <w:sz w:val="28"/>
-          <w:szCs w:val="28"/>
-        </w:rPr>
-        <w:t>Важливий нюанс: Ubuntu 23.04 (lunar) вже поза підтримкою, тому в обох Dockerfile репозиторії apt перемкнуті на old-releases.ubuntu.com — без цього apt-get update падає з 404.</w:t>
-      </w:r>
-    </w:p>
-    <w:p>
-      <w:pPr>
-        <w:suppressAutoHyphens w:val="0"/>
-        <w:spacing w:line="360" w:lineRule="auto"/>
-        <w:ind w:leftChars="0" w:firstLineChars="0" w:firstLine="709"/>
-        <w:jc w:val="both"/>
-        <w:textDirection w:val="lrTb"/>
-        <w:textAlignment w:val="auto"/>
-        <w:outlineLvl w:val="9"/>
-        <w:rPr>
-          <w:sz w:val="28"/>
-          <w:szCs w:val="28"/>
-        </w:rPr>
-      </w:pPr>
-    </w:p>
-    <w:p>
-      <w:pPr>
-        <w:suppressAutoHyphens w:val="0"/>
-        <w:spacing w:line="360" w:lineRule="auto"/>
-        <w:ind w:leftChars="0" w:firstLineChars="0" w:firstLine="709"/>
-        <w:jc w:val="both"/>
-        <w:textDirection w:val="lrTb"/>
-        <w:textAlignment w:val="auto"/>
-        <w:outlineLvl w:val="9"/>
-        <w:rPr>
-          <w:sz w:val="28"/>
-          <w:szCs w:val="28"/>
-        </w:rPr>
-      </w:pPr>
-      <w:r>
-        <w:rPr>
-          <w:sz w:val="28"/>
-          <w:szCs w:val="28"/>
-        </w:rPr>
-        <w:t>Команди для запуску (виконати самостійно й показати викладачу)</w:t>
-      </w:r>
-    </w:p>
-    <w:p>
-      <w:pPr>
-        <w:suppressAutoHyphens w:val="0"/>
-        <w:spacing w:line="360" w:lineRule="auto"/>
-        <w:ind w:leftChars="0" w:firstLineChars="0" w:firstLine="709"/>
-        <w:jc w:val="both"/>
-        <w:textDirection w:val="lrTb"/>
-        <w:textAlignment w:val="auto"/>
-        <w:outlineLvl w:val="9"/>
-        <w:rPr>
-          <w:sz w:val="28"/>
-          <w:szCs w:val="28"/>
-        </w:rPr>
-      </w:pPr>
-    </w:p>
-    <w:p>
-      <w:pPr>
-        <w:suppressAutoHyphens w:val="0"/>
-        <w:spacing w:line="360" w:lineRule="auto"/>
-        <w:ind w:leftChars="0" w:firstLineChars="0" w:firstLine="709"/>
-        <w:jc w:val="both"/>
-        <w:textDirection w:val="lrTb"/>
-        <w:textAlignment w:val="auto"/>
-        <w:outlineLvl w:val="9"/>
-        <w:rPr>
-          <w:sz w:val="28"/>
-          <w:szCs w:val="28"/>
-        </w:rPr>
-      </w:pPr>
-      <w:r>
-        <w:rPr>
-          <w:sz w:val="28"/>
-          <w:szCs w:val="28"/>
-        </w:rPr>
-        <w:t># збірка образів</w:t>
-      </w:r>
-    </w:p>
-    <w:p>
-      <w:pPr>
-        <w:suppressAutoHyphens w:val="0"/>
-        <w:spacing w:line="360" w:lineRule="auto"/>
-        <w:ind w:leftChars="0" w:firstLineChars="0" w:firstLine="709"/>
-        <w:jc w:val="both"/>
-        <w:textDirection w:val="lrTb"/>
-        <w:textAlignment w:val="auto"/>
-        <w:outlineLvl w:val="9"/>
-        <w:rPr>
-          <w:sz w:val="28"/>
-          <w:szCs w:val="28"/>
-        </w:rPr>
-      </w:pPr>
-      <w:r>
-        <w:rPr>
-          <w:sz w:val="28"/>
-          <w:szCs w:val="28"/>
-        </w:rPr>
-        <w:t>cd db_lr_admin-main/db_lr_admin-main</w:t>
-      </w:r>
-    </w:p>
-    <w:p>
-      <w:pPr>
-        <w:suppressAutoHyphens w:val="0"/>
-        <w:spacing w:line="360" w:lineRule="auto"/>
-        <w:ind w:leftChars="0" w:firstLineChars="0" w:firstLine="709"/>
-        <w:jc w:val="both"/>
-        <w:textDirection w:val="lrTb"/>
-        <w:textAlignment w:val="auto"/>
-        <w:outlineLvl w:val="9"/>
-        <w:rPr>
-          <w:sz w:val="28"/>
-          <w:szCs w:val="28"/>
-        </w:rPr>
-      </w:pPr>
-      <w:r>
-        <w:rPr>
-          <w:sz w:val="28"/>
-          <w:szCs w:val="28"/>
-        </w:rPr>
-        <w:t>docker build -t db_lr_admin_image .</w:t>
-      </w:r>
-    </w:p>
-    <w:p>
-      <w:pPr>
-        <w:suppressAutoHyphens w:val="0"/>
-        <w:spacing w:line="360" w:lineRule="auto"/>
-        <w:ind w:leftChars="0" w:firstLineChars="0" w:firstLine="709"/>
-        <w:jc w:val="both"/>
-        <w:textDirection w:val="lrTb"/>
-        <w:textAlignment w:val="auto"/>
-        <w:outlineLvl w:val="9"/>
-        <w:rPr>
-          <w:sz w:val="28"/>
-          <w:szCs w:val="28"/>
-        </w:rPr>
-      </w:pPr>
       <w:r>
         <w:rPr>
           <w:noProof/>
@@ -2671,11 +2281,10 @@
           <w:szCs w:val="28"/>
           <w:lang w:val="ru-RU"/>
         </w:rPr>
-        <w:lastRenderedPageBreak/>
         <w:drawing>
-          <wp:inline distT="0" distB="0" distL="0" distR="0" wp14:anchorId="17E95A9D" wp14:editId="06793609">
-            <wp:extent cx="6299835" cy="3411855"/>
-            <wp:effectExtent l="0" t="0" r="5715" b="0"/>
+          <wp:inline distT="0" distB="0" distL="0" distR="0" wp14:anchorId="0DF3642E" wp14:editId="0D123EB1">
+            <wp:extent cx="5167520" cy="2798618"/>
+            <wp:effectExtent l="0" t="0" r="0" b="1905"/>
             <wp:docPr id="1" name="Рисунок 1"/>
             <wp:cNvGraphicFramePr>
               <a:graphicFrameLocks xmlns:a="http://schemas.openxmlformats.org/drawingml/2006/main" noChangeAspect="1"/>
@@ -2696,7 +2305,7 @@
                   <pic:spPr>
                     <a:xfrm>
                       <a:off x="0" y="0"/>
-                      <a:ext cx="6299835" cy="3411855"/>
+                      <a:ext cx="5204323" cy="2818550"/>
                     </a:xfrm>
                     <a:prstGeom prst="rect">
                       <a:avLst/>
@@ -2713,52 +2322,44 @@
       <w:pPr>
         <w:suppressAutoHyphens w:val="0"/>
         <w:spacing w:line="360" w:lineRule="auto"/>
-        <w:ind w:leftChars="0" w:firstLineChars="0" w:firstLine="709"/>
-        <w:jc w:val="both"/>
-        <w:textDirection w:val="lrTb"/>
-        <w:textAlignment w:val="auto"/>
-        <w:outlineLvl w:val="9"/>
-        <w:rPr>
-          <w:sz w:val="28"/>
-          <w:szCs w:val="28"/>
-        </w:rPr>
-      </w:pPr>
-      <w:r>
-        <w:rPr>
-          <w:sz w:val="28"/>
-          <w:szCs w:val="28"/>
-        </w:rPr>
-        <w:t>cd ../../lr_6_proj-main/lr_6_proj-main</w:t>
-      </w:r>
-    </w:p>
-    <w:p>
-      <w:pPr>
-        <w:suppressAutoHyphens w:val="0"/>
-        <w:spacing w:line="360" w:lineRule="auto"/>
-        <w:ind w:leftChars="0" w:firstLineChars="0" w:firstLine="709"/>
-        <w:jc w:val="both"/>
-        <w:textDirection w:val="lrTb"/>
-        <w:textAlignment w:val="auto"/>
-        <w:outlineLvl w:val="9"/>
-        <w:rPr>
-          <w:sz w:val="28"/>
-          <w:szCs w:val="28"/>
-        </w:rPr>
-      </w:pPr>
-      <w:r>
-        <w:rPr>
-          <w:sz w:val="28"/>
-          <w:szCs w:val="28"/>
-        </w:rPr>
-        <w:t>docker build -t lr_6_proj_image .</w:t>
-      </w:r>
-    </w:p>
-    <w:p>
-      <w:pPr>
-        <w:suppressAutoHyphens w:val="0"/>
-        <w:spacing w:line="360" w:lineRule="auto"/>
-        <w:ind w:leftChars="0" w:firstLineChars="0" w:firstLine="709"/>
-        <w:jc w:val="both"/>
+        <w:ind w:leftChars="0" w:left="0" w:firstLineChars="0" w:firstLine="0"/>
+        <w:jc w:val="center"/>
+        <w:textDirection w:val="lrTb"/>
+        <w:textAlignment w:val="auto"/>
+        <w:outlineLvl w:val="9"/>
+        <w:rPr>
+          <w:sz w:val="28"/>
+          <w:szCs w:val="28"/>
+        </w:rPr>
+      </w:pPr>
+      <w:r>
+        <w:rPr>
+          <w:sz w:val="28"/>
+          <w:szCs w:val="28"/>
+        </w:rPr>
+        <w:t>Рисунок 1</w:t>
+      </w:r>
+      <w:r>
+        <w:rPr>
+          <w:sz w:val="28"/>
+          <w:szCs w:val="28"/>
+        </w:rPr>
+        <w:t xml:space="preserve"> – </w:t>
+      </w:r>
+      <w:r>
+        <w:rPr>
+          <w:sz w:val="28"/>
+          <w:szCs w:val="28"/>
+        </w:rPr>
+        <w:t>Успішна збірка образу db_lr_admin_image командою docker build</w:t>
+      </w:r>
+    </w:p>
+    <w:p>
+      <w:pPr>
+        <w:suppressAutoHyphens w:val="0"/>
+        <w:spacing w:line="360" w:lineRule="auto"/>
+        <w:ind w:leftChars="0" w:firstLineChars="0" w:firstLine="1"/>
+        <w:jc w:val="center"/>
         <w:textDirection w:val="lrTb"/>
         <w:textAlignment w:val="auto"/>
         <w:outlineLvl w:val="9"/>
@@ -2775,9 +2376,9 @@
           <w:lang w:val="ru-RU"/>
         </w:rPr>
         <w:drawing>
-          <wp:inline distT="0" distB="0" distL="0" distR="0" wp14:anchorId="27F87BAE" wp14:editId="0B98BC48">
-            <wp:extent cx="6299835" cy="4098925"/>
-            <wp:effectExtent l="0" t="0" r="5715" b="0"/>
+          <wp:inline distT="0" distB="0" distL="0" distR="0" wp14:anchorId="27F87BAE" wp14:editId="7C62120D">
+            <wp:extent cx="5110492" cy="3325091"/>
+            <wp:effectExtent l="0" t="0" r="0" b="8890"/>
             <wp:docPr id="2" name="Рисунок 2"/>
             <wp:cNvGraphicFramePr>
               <a:graphicFrameLocks xmlns:a="http://schemas.openxmlformats.org/drawingml/2006/main" noChangeAspect="1"/>
@@ -2798,7 +2399,7 @@
                   <pic:spPr>
                     <a:xfrm>
                       <a:off x="0" y="0"/>
-                      <a:ext cx="6299835" cy="4098925"/>
+                      <a:ext cx="5124870" cy="3334446"/>
                     </a:xfrm>
                     <a:prstGeom prst="rect">
                       <a:avLst/>
@@ -2815,6 +2416,71 @@
       <w:pPr>
         <w:suppressAutoHyphens w:val="0"/>
         <w:spacing w:line="360" w:lineRule="auto"/>
+        <w:ind w:leftChars="0" w:firstLineChars="0" w:firstLine="1"/>
+        <w:jc w:val="center"/>
+        <w:textDirection w:val="lrTb"/>
+        <w:textAlignment w:val="auto"/>
+        <w:outlineLvl w:val="9"/>
+        <w:rPr>
+          <w:sz w:val="28"/>
+          <w:szCs w:val="28"/>
+        </w:rPr>
+      </w:pPr>
+      <w:r>
+        <w:rPr>
+          <w:sz w:val="28"/>
+          <w:szCs w:val="28"/>
+        </w:rPr>
+        <w:t>Рисунок 2</w:t>
+      </w:r>
+      <w:r>
+        <w:rPr>
+          <w:sz w:val="28"/>
+          <w:szCs w:val="28"/>
+        </w:rPr>
+        <w:t xml:space="preserve"> – </w:t>
+      </w:r>
+      <w:r>
+        <w:rPr>
+          <w:sz w:val="28"/>
+          <w:szCs w:val="28"/>
+        </w:rPr>
+        <w:t>У</w:t>
+      </w:r>
+      <w:r>
+        <w:rPr>
+          <w:sz w:val="28"/>
+          <w:szCs w:val="28"/>
+        </w:rPr>
+        <w:t>спішна збірка образу lr_6_proj_image командою docker build</w:t>
+      </w:r>
+    </w:p>
+    <w:p>
+      <w:pPr>
+        <w:suppressAutoHyphens w:val="0"/>
+        <w:spacing w:line="360" w:lineRule="auto"/>
+        <w:ind w:leftChars="0" w:firstLineChars="0" w:firstLine="710"/>
+        <w:jc w:val="both"/>
+        <w:textDirection w:val="lrTb"/>
+        <w:textAlignment w:val="auto"/>
+        <w:outlineLvl w:val="9"/>
+        <w:rPr>
+          <w:sz w:val="28"/>
+          <w:szCs w:val="28"/>
+        </w:rPr>
+      </w:pPr>
+      <w:r>
+        <w:rPr>
+          <w:sz w:val="28"/>
+          <w:szCs w:val="28"/>
+        </w:rPr>
+        <w:t>Обидва образи було зібрано послідовно за допомогою команд у відповідних директоріях. Обидві збірки завершилися успішно, що підтверджує коректність Dockerfile у кожному проєкті та готовність образів до подальшого використання.</w:t>
+      </w:r>
+    </w:p>
+    <w:p>
+      <w:pPr>
+        <w:suppressAutoHyphens w:val="0"/>
+        <w:spacing w:line="360" w:lineRule="auto"/>
         <w:ind w:leftChars="0" w:firstLineChars="0" w:firstLine="709"/>
         <w:jc w:val="both"/>
         <w:textDirection w:val="lrTb"/>
@@ -2830,6 +2496,7 @@
           <w:sz w:val="28"/>
           <w:szCs w:val="28"/>
         </w:rPr>
+        <w:lastRenderedPageBreak/>
         <w:t># мережа</w:t>
       </w:r>
       <w:r>
@@ -2881,7 +2548,6 @@
           <w:sz w:val="28"/>
           <w:szCs w:val="28"/>
         </w:rPr>
-        <w:lastRenderedPageBreak/>
         <w:t># запуск контейнерів</w:t>
       </w:r>
     </w:p>
@@ -3141,6 +2807,8 @@
           <w:szCs w:val="28"/>
         </w:rPr>
       </w:pPr>
+      <w:bookmarkStart w:id="0" w:name="_GoBack"/>
+      <w:bookmarkEnd w:id="0"/>
       <w:r>
         <w:rPr>
           <w:noProof/>
@@ -10893,7 +10561,7 @@
 </file>
 
 <file path=customXml/itemProps2.xml><?xml version="1.0" encoding="utf-8"?>
-<ds:datastoreItem xmlns:ds="http://schemas.openxmlformats.org/officeDocument/2006/customXml" ds:itemID="{4714770D-1EEF-4EAE-A7B3-1A9FDB2769AD}">
+<ds:datastoreItem xmlns:ds="http://schemas.openxmlformats.org/officeDocument/2006/customXml" ds:itemID="{9F9578D7-B434-40C1-BA4C-B333A5B63DF4}">
   <ds:schemaRefs>
     <ds:schemaRef ds:uri="http://schemas.openxmlformats.org/officeDocument/2006/bibliography"/>
   </ds:schemaRefs>

--- a/Адміністрування обчислювальних комплексів Зроблені ЛР/Лабораторна робота 11 - Матакова А.В. - 409а - Адміністрування обчислювальних комплексів.docx
+++ b/Адміністрування обчислювальних комплексів Зроблені ЛР/Лабораторна робота 11 - Матакова А.В. - 409а - Адміністрування обчислювальних комплексів.docx
@@ -2497,14 +2497,21 @@
           <w:szCs w:val="28"/>
         </w:rPr>
         <w:lastRenderedPageBreak/>
-        <w:t># мережа</w:t>
-      </w:r>
-      <w:r>
-        <w:rPr>
-          <w:sz w:val="28"/>
-          <w:szCs w:val="28"/>
-        </w:rPr>
-        <w:t xml:space="preserve"> зі статичними IP (як VM у ЛР7) = </w:t>
+        <w:t>Для об’</w:t>
+      </w:r>
+      <w:r>
+        <w:rPr>
+          <w:sz w:val="28"/>
+          <w:szCs w:val="28"/>
+        </w:rPr>
+        <w:t>єднання контейнерів у спільну мережу зі статичними IP-адресами, що збігаються з адресами, використаними в коді застосунку (show_list/mysql_connect.py) та в топології лабораторної роботи №7, створено користувацьку мережу Docker командою:</w:t>
+      </w:r>
+      <w:r>
+        <w:rPr>
+          <w:sz w:val="28"/>
+          <w:szCs w:val="28"/>
+        </w:rPr>
+        <w:t xml:space="preserve"> </w:t>
       </w:r>
       <w:r>
         <w:rPr>
@@ -2513,6 +2520,55 @@
         </w:rPr>
         <w:t>docker network create --subnet=192.168.10.0/24 lr11_net</w:t>
       </w:r>
+      <w:r>
+        <w:rPr>
+          <w:sz w:val="28"/>
+          <w:szCs w:val="28"/>
+        </w:rPr>
+        <w:t xml:space="preserve">. </w:t>
+      </w:r>
+      <w:r>
+        <w:rPr>
+          <w:sz w:val="28"/>
+          <w:szCs w:val="28"/>
+        </w:rPr>
+        <w:t>Після цього виконано спроб</w:t>
+      </w:r>
+      <w:r>
+        <w:rPr>
+          <w:sz w:val="28"/>
+          <w:szCs w:val="28"/>
+        </w:rPr>
+        <w:t xml:space="preserve">у запуску контейнерів командами </w:t>
+      </w:r>
+      <w:r>
+        <w:rPr>
+          <w:sz w:val="28"/>
+          <w:szCs w:val="28"/>
+        </w:rPr>
+        <w:t>docker run -d --name db_lr_admin --network lr11_net --ip 192.168.10.12 -p 3306:3306 db_lr_admin_image</w:t>
+      </w:r>
+      <w:r>
+        <w:rPr>
+          <w:sz w:val="28"/>
+          <w:szCs w:val="28"/>
+        </w:rPr>
+        <w:t xml:space="preserve"> та </w:t>
+      </w:r>
+      <w:r>
+        <w:rPr>
+          <w:sz w:val="28"/>
+          <w:szCs w:val="28"/>
+        </w:rPr>
+        <w:t>docker run -d --name lr_6_proj --network lr11_net --ip 192.168.10.11 -p 80:80 lr_6_proj_image</w:t>
+      </w:r>
+      <w:r>
+        <w:rPr>
+          <w:sz w:val="28"/>
+          <w:szCs w:val="28"/>
+        </w:rPr>
+        <w:t>.</w:t>
+      </w:r>
     </w:p>
     <w:p>
       <w:pPr>
@@ -2528,79 +2584,20 @@
           <w:szCs w:val="28"/>
         </w:rPr>
       </w:pPr>
-    </w:p>
-    <w:p>
-      <w:pPr>
-        <w:suppressAutoHyphens w:val="0"/>
-        <w:spacing w:line="360" w:lineRule="auto"/>
-        <w:ind w:leftChars="0" w:firstLineChars="0" w:firstLine="709"/>
-        <w:jc w:val="both"/>
-        <w:textDirection w:val="lrTb"/>
-        <w:textAlignment w:val="auto"/>
-        <w:outlineLvl w:val="9"/>
-        <w:rPr>
-          <w:sz w:val="28"/>
-          <w:szCs w:val="28"/>
-        </w:rPr>
-      </w:pPr>
-      <w:r>
-        <w:rPr>
-          <w:sz w:val="28"/>
-          <w:szCs w:val="28"/>
-        </w:rPr>
-        <w:t># запуск контейнерів</w:t>
-      </w:r>
-    </w:p>
-    <w:p>
-      <w:pPr>
-        <w:suppressAutoHyphens w:val="0"/>
-        <w:spacing w:line="360" w:lineRule="auto"/>
-        <w:ind w:leftChars="0" w:firstLineChars="0" w:firstLine="709"/>
-        <w:jc w:val="both"/>
-        <w:textDirection w:val="lrTb"/>
-        <w:textAlignment w:val="auto"/>
-        <w:outlineLvl w:val="9"/>
-        <w:rPr>
-          <w:sz w:val="28"/>
-          <w:szCs w:val="28"/>
-        </w:rPr>
-      </w:pPr>
-      <w:r>
-        <w:rPr>
-          <w:sz w:val="28"/>
-          <w:szCs w:val="28"/>
-        </w:rPr>
-        <w:t>docker run -d --name db_lr_admin --network lr11_net --ip 192.168.10.12 -p 3306:3306 db_lr_admin_image</w:t>
-      </w:r>
-    </w:p>
-    <w:p>
-      <w:pPr>
-        <w:suppressAutoHyphens w:val="0"/>
-        <w:spacing w:line="360" w:lineRule="auto"/>
-        <w:ind w:leftChars="0" w:firstLineChars="0" w:firstLine="709"/>
-        <w:jc w:val="both"/>
-        <w:textDirection w:val="lrTb"/>
-        <w:textAlignment w:val="auto"/>
-        <w:outlineLvl w:val="9"/>
-        <w:rPr>
-          <w:sz w:val="28"/>
-          <w:szCs w:val="28"/>
-        </w:rPr>
-      </w:pPr>
-      <w:r>
-        <w:rPr>
-          <w:sz w:val="28"/>
-          <w:szCs w:val="28"/>
-        </w:rPr>
-        <w:t>docker run -d --name lr_6_proj --network lr11_net --ip 192.168.10.11 -p 80:80 lr_6_proj_image</w:t>
-      </w:r>
-    </w:p>
-    <w:p>
-      <w:pPr>
-        <w:suppressAutoHyphens w:val="0"/>
-        <w:spacing w:line="360" w:lineRule="auto"/>
-        <w:ind w:leftChars="0" w:firstLineChars="0" w:firstLine="709"/>
-        <w:jc w:val="both"/>
+      <w:r>
+        <w:rPr>
+          <w:sz w:val="28"/>
+          <w:szCs w:val="28"/>
+        </w:rPr>
+        <w:t>Обидві команди завершились помилкою конфлікту імен (Conflict. The container name ... is already in use), оскільки контейнери з такими іменами вже були запущені в межах цієї мережі під час попередньої перевірки роботи інфраструктури.</w:t>
+      </w:r>
+    </w:p>
+    <w:p>
+      <w:pPr>
+        <w:suppressAutoHyphens w:val="0"/>
+        <w:spacing w:line="360" w:lineRule="auto"/>
+        <w:ind w:leftChars="0" w:firstLineChars="0" w:firstLine="1"/>
+        <w:jc w:val="center"/>
         <w:textDirection w:val="lrTb"/>
         <w:textAlignment w:val="auto"/>
         <w:outlineLvl w:val="9"/>
@@ -2657,6 +2654,58 @@
       <w:pPr>
         <w:suppressAutoHyphens w:val="0"/>
         <w:spacing w:line="360" w:lineRule="auto"/>
+        <w:ind w:leftChars="0" w:firstLineChars="0" w:firstLine="1"/>
+        <w:jc w:val="center"/>
+        <w:textDirection w:val="lrTb"/>
+        <w:textAlignment w:val="auto"/>
+        <w:outlineLvl w:val="9"/>
+        <w:rPr>
+          <w:sz w:val="28"/>
+          <w:szCs w:val="28"/>
+        </w:rPr>
+      </w:pPr>
+      <w:r>
+        <w:rPr>
+          <w:sz w:val="28"/>
+          <w:szCs w:val="28"/>
+        </w:rPr>
+        <w:t xml:space="preserve">Рисунок </w:t>
+      </w:r>
+      <w:r>
+        <w:rPr>
+          <w:sz w:val="28"/>
+          <w:szCs w:val="28"/>
+        </w:rPr>
+        <w:t>3</w:t>
+      </w:r>
+      <w:bookmarkStart w:id="0" w:name="_GoBack"/>
+      <w:bookmarkEnd w:id="0"/>
+      <w:r>
+        <w:rPr>
+          <w:sz w:val="28"/>
+          <w:szCs w:val="28"/>
+        </w:rPr>
+        <w:t xml:space="preserve"> – </w:t>
+      </w:r>
+      <w:r>
+        <w:rPr>
+          <w:sz w:val="28"/>
+          <w:szCs w:val="28"/>
+        </w:rPr>
+        <w:t>Помилки конфлікту імен при повторній спро</w:t>
+      </w:r>
+      <w:r>
+        <w:rPr>
+          <w:sz w:val="28"/>
+          <w:szCs w:val="28"/>
+        </w:rPr>
+        <w:t>бі запуску</w:t>
+      </w:r>
+    </w:p>
+    <w:p>
+      <w:pPr>
+        <w:suppressAutoHyphens w:val="0"/>
+        <w:spacing w:line="360" w:lineRule="auto"/>
         <w:ind w:leftChars="0" w:firstLineChars="0" w:firstLine="709"/>
         <w:jc w:val="both"/>
         <w:textDirection w:val="lrTb"/>
@@ -2719,6 +2768,7 @@
           <w:szCs w:val="28"/>
           <w:lang w:val="ru-RU"/>
         </w:rPr>
+        <w:lastRenderedPageBreak/>
         <w:drawing>
           <wp:inline distT="0" distB="0" distL="0" distR="0" wp14:anchorId="118D58D9" wp14:editId="6BF8CAD2">
             <wp:extent cx="6299835" cy="1465580"/>
@@ -2807,8 +2857,6 @@
           <w:szCs w:val="28"/>
         </w:rPr>
       </w:pPr>
-      <w:bookmarkStart w:id="0" w:name="_GoBack"/>
-      <w:bookmarkEnd w:id="0"/>
       <w:r>
         <w:rPr>
           <w:noProof/>
@@ -2816,7 +2864,6 @@
           <w:szCs w:val="28"/>
           <w:lang w:val="ru-RU"/>
         </w:rPr>
-        <w:lastRenderedPageBreak/>
         <w:drawing>
           <wp:inline distT="0" distB="0" distL="0" distR="0" wp14:anchorId="0B85E486" wp14:editId="1B73F833">
             <wp:extent cx="6299835" cy="2284730"/>
@@ -3101,6 +3148,7 @@
           <w:sz w:val="28"/>
           <w:szCs w:val="28"/>
         </w:rPr>
+        <w:lastRenderedPageBreak/>
         <w:t>6. Короткий опис архітектури: контейнер БД (MySQL 8, юзер sammy, база students) + контейнер застосунку (Django, читає дані через SQLAlchemy за фіксованою адресою 192.168.10.12), обидва в user-defined bridge-мережі Docker</w:t>
       </w:r>
     </w:p>
@@ -3211,7 +3259,420 @@
           <w:sz w:val="28"/>
           <w:szCs w:val="28"/>
         </w:rPr>
+        <w:t>RUN sed -i 's|archive.ubuntu.com|old-releases.ubuntu.com|g; s|security.ubuntu.com|old-releases.ubuntu.com|g' /etc/apt/sources.list</w:t>
+      </w:r>
+    </w:p>
+    <w:p>
+      <w:pPr>
+        <w:suppressAutoHyphens w:val="0"/>
+        <w:spacing w:line="360" w:lineRule="auto"/>
+        <w:ind w:leftChars="0" w:firstLineChars="0" w:firstLine="709"/>
+        <w:jc w:val="both"/>
+        <w:textDirection w:val="lrTb"/>
+        <w:textAlignment w:val="auto"/>
+        <w:outlineLvl w:val="9"/>
+        <w:rPr>
+          <w:sz w:val="28"/>
+          <w:szCs w:val="28"/>
+        </w:rPr>
+      </w:pPr>
+    </w:p>
+    <w:p>
+      <w:pPr>
+        <w:suppressAutoHyphens w:val="0"/>
+        <w:spacing w:line="360" w:lineRule="auto"/>
+        <w:ind w:leftChars="0" w:firstLineChars="0" w:firstLine="709"/>
+        <w:jc w:val="both"/>
+        <w:textDirection w:val="lrTb"/>
+        <w:textAlignment w:val="auto"/>
+        <w:outlineLvl w:val="9"/>
+        <w:rPr>
+          <w:sz w:val="28"/>
+          <w:szCs w:val="28"/>
+        </w:rPr>
+      </w:pPr>
+      <w:r>
+        <w:rPr>
+          <w:sz w:val="28"/>
+          <w:szCs w:val="28"/>
+        </w:rPr>
+        <w:t>ENV DEBIAN_FRONTEND=noninteractive</w:t>
+      </w:r>
+    </w:p>
+    <w:p>
+      <w:pPr>
+        <w:suppressAutoHyphens w:val="0"/>
+        <w:spacing w:line="360" w:lineRule="auto"/>
+        <w:ind w:leftChars="0" w:firstLineChars="0" w:firstLine="709"/>
+        <w:jc w:val="both"/>
+        <w:textDirection w:val="lrTb"/>
+        <w:textAlignment w:val="auto"/>
+        <w:outlineLvl w:val="9"/>
+        <w:rPr>
+          <w:sz w:val="28"/>
+          <w:szCs w:val="28"/>
+        </w:rPr>
+      </w:pPr>
+    </w:p>
+    <w:p>
+      <w:pPr>
+        <w:suppressAutoHyphens w:val="0"/>
+        <w:spacing w:line="360" w:lineRule="auto"/>
+        <w:ind w:leftChars="0" w:firstLineChars="0" w:firstLine="709"/>
+        <w:jc w:val="both"/>
+        <w:textDirection w:val="lrTb"/>
+        <w:textAlignment w:val="auto"/>
+        <w:outlineLvl w:val="9"/>
+        <w:rPr>
+          <w:sz w:val="28"/>
+          <w:szCs w:val="28"/>
+        </w:rPr>
+      </w:pPr>
+      <w:r>
+        <w:rPr>
+          <w:sz w:val="28"/>
+          <w:szCs w:val="28"/>
+        </w:rPr>
+        <w:t>RUN apt-get update &amp;&amp; apt-get install -y mysql-server &amp;&amp; rm -rf /var/lib/apt/lists/*</w:t>
+      </w:r>
+    </w:p>
+    <w:p>
+      <w:pPr>
+        <w:suppressAutoHyphens w:val="0"/>
+        <w:spacing w:line="360" w:lineRule="auto"/>
+        <w:ind w:leftChars="0" w:firstLineChars="0" w:firstLine="709"/>
+        <w:jc w:val="both"/>
+        <w:textDirection w:val="lrTb"/>
+        <w:textAlignment w:val="auto"/>
+        <w:outlineLvl w:val="9"/>
+        <w:rPr>
+          <w:sz w:val="28"/>
+          <w:szCs w:val="28"/>
+        </w:rPr>
+      </w:pPr>
+    </w:p>
+    <w:p>
+      <w:pPr>
+        <w:suppressAutoHyphens w:val="0"/>
+        <w:spacing w:line="360" w:lineRule="auto"/>
+        <w:ind w:leftChars="0" w:firstLineChars="0" w:firstLine="709"/>
+        <w:jc w:val="both"/>
+        <w:textDirection w:val="lrTb"/>
+        <w:textAlignment w:val="auto"/>
+        <w:outlineLvl w:val="9"/>
+        <w:rPr>
+          <w:sz w:val="28"/>
+          <w:szCs w:val="28"/>
+        </w:rPr>
+      </w:pPr>
+      <w:r>
+        <w:rPr>
+          <w:sz w:val="28"/>
+          <w:szCs w:val="28"/>
+        </w:rPr>
+        <w:t># дозволяємо підключення не тільки з localhost</w:t>
+      </w:r>
+    </w:p>
+    <w:p>
+      <w:pPr>
+        <w:suppressAutoHyphens w:val="0"/>
+        <w:spacing w:line="360" w:lineRule="auto"/>
+        <w:ind w:leftChars="0" w:firstLineChars="0" w:firstLine="709"/>
+        <w:jc w:val="both"/>
+        <w:textDirection w:val="lrTb"/>
+        <w:textAlignment w:val="auto"/>
+        <w:outlineLvl w:val="9"/>
+        <w:rPr>
+          <w:sz w:val="28"/>
+          <w:szCs w:val="28"/>
+        </w:rPr>
+      </w:pPr>
+      <w:r>
+        <w:rPr>
+          <w:sz w:val="28"/>
+          <w:szCs w:val="28"/>
+        </w:rPr>
+        <w:t>RUN sed -i 's/^bind-address.*/bind-address = 0.0.0.0/' /etc/mysql/mysql.conf.d/mysqld.cnf</w:t>
+      </w:r>
+    </w:p>
+    <w:p>
+      <w:pPr>
+        <w:suppressAutoHyphens w:val="0"/>
+        <w:spacing w:line="360" w:lineRule="auto"/>
+        <w:ind w:leftChars="0" w:firstLineChars="0" w:firstLine="709"/>
+        <w:jc w:val="both"/>
+        <w:textDirection w:val="lrTb"/>
+        <w:textAlignment w:val="auto"/>
+        <w:outlineLvl w:val="9"/>
+        <w:rPr>
+          <w:sz w:val="28"/>
+          <w:szCs w:val="28"/>
+        </w:rPr>
+      </w:pPr>
+    </w:p>
+    <w:p>
+      <w:pPr>
+        <w:suppressAutoHyphens w:val="0"/>
+        <w:spacing w:line="360" w:lineRule="auto"/>
+        <w:ind w:leftChars="0" w:firstLineChars="0" w:firstLine="709"/>
+        <w:jc w:val="both"/>
+        <w:textDirection w:val="lrTb"/>
+        <w:textAlignment w:val="auto"/>
+        <w:outlineLvl w:val="9"/>
+        <w:rPr>
+          <w:sz w:val="28"/>
+          <w:szCs w:val="28"/>
+        </w:rPr>
+      </w:pPr>
+      <w:r>
+        <w:rPr>
+          <w:sz w:val="28"/>
+          <w:szCs w:val="28"/>
+        </w:rPr>
+        <w:t>COPY students.sql /docker-entrypoint-initdb.d/students.sql</w:t>
+      </w:r>
+    </w:p>
+    <w:p>
+      <w:pPr>
+        <w:suppressAutoHyphens w:val="0"/>
+        <w:spacing w:line="360" w:lineRule="auto"/>
+        <w:ind w:leftChars="0" w:firstLineChars="0" w:firstLine="709"/>
+        <w:jc w:val="both"/>
+        <w:textDirection w:val="lrTb"/>
+        <w:textAlignment w:val="auto"/>
+        <w:outlineLvl w:val="9"/>
+        <w:rPr>
+          <w:sz w:val="28"/>
+          <w:szCs w:val="28"/>
+        </w:rPr>
+      </w:pPr>
+      <w:r>
+        <w:rPr>
+          <w:sz w:val="28"/>
+          <w:szCs w:val="28"/>
+        </w:rPr>
+        <w:t>COPY init.sh /init.sh</w:t>
+      </w:r>
+    </w:p>
+    <w:p>
+      <w:pPr>
+        <w:suppressAutoHyphens w:val="0"/>
+        <w:spacing w:line="360" w:lineRule="auto"/>
+        <w:ind w:leftChars="0" w:firstLineChars="0" w:firstLine="709"/>
+        <w:jc w:val="both"/>
+        <w:textDirection w:val="lrTb"/>
+        <w:textAlignment w:val="auto"/>
+        <w:outlineLvl w:val="9"/>
+        <w:rPr>
+          <w:sz w:val="28"/>
+          <w:szCs w:val="28"/>
+        </w:rPr>
+      </w:pPr>
+      <w:r>
+        <w:rPr>
+          <w:sz w:val="28"/>
+          <w:szCs w:val="28"/>
+        </w:rPr>
+        <w:t>RUN chmod +x /init.sh</w:t>
+      </w:r>
+    </w:p>
+    <w:p>
+      <w:pPr>
+        <w:suppressAutoHyphens w:val="0"/>
+        <w:spacing w:line="360" w:lineRule="auto"/>
+        <w:ind w:leftChars="0" w:firstLineChars="0" w:firstLine="709"/>
+        <w:jc w:val="both"/>
+        <w:textDirection w:val="lrTb"/>
+        <w:textAlignment w:val="auto"/>
+        <w:outlineLvl w:val="9"/>
+        <w:rPr>
+          <w:sz w:val="28"/>
+          <w:szCs w:val="28"/>
+        </w:rPr>
+      </w:pPr>
+    </w:p>
+    <w:p>
+      <w:pPr>
+        <w:suppressAutoHyphens w:val="0"/>
+        <w:spacing w:line="360" w:lineRule="auto"/>
+        <w:ind w:leftChars="0" w:firstLineChars="0" w:firstLine="709"/>
+        <w:jc w:val="both"/>
+        <w:textDirection w:val="lrTb"/>
+        <w:textAlignment w:val="auto"/>
+        <w:outlineLvl w:val="9"/>
+        <w:rPr>
+          <w:sz w:val="28"/>
+          <w:szCs w:val="28"/>
+        </w:rPr>
+      </w:pPr>
+      <w:r>
+        <w:rPr>
+          <w:sz w:val="28"/>
+          <w:szCs w:val="28"/>
+        </w:rPr>
+        <w:t>EXPOSE 3306</w:t>
+      </w:r>
+    </w:p>
+    <w:p>
+      <w:pPr>
+        <w:suppressAutoHyphens w:val="0"/>
+        <w:spacing w:line="360" w:lineRule="auto"/>
+        <w:ind w:leftChars="0" w:firstLineChars="0" w:firstLine="709"/>
+        <w:jc w:val="both"/>
+        <w:textDirection w:val="lrTb"/>
+        <w:textAlignment w:val="auto"/>
+        <w:outlineLvl w:val="9"/>
+        <w:rPr>
+          <w:sz w:val="28"/>
+          <w:szCs w:val="28"/>
+        </w:rPr>
+      </w:pPr>
+    </w:p>
+    <w:p>
+      <w:pPr>
+        <w:suppressAutoHyphens w:val="0"/>
+        <w:spacing w:line="360" w:lineRule="auto"/>
+        <w:ind w:leftChars="0" w:left="0" w:firstLineChars="0" w:firstLine="709"/>
+        <w:jc w:val="both"/>
+        <w:textDirection w:val="lrTb"/>
+        <w:textAlignment w:val="auto"/>
+        <w:outlineLvl w:val="9"/>
+        <w:rPr>
+          <w:sz w:val="28"/>
+          <w:szCs w:val="28"/>
+        </w:rPr>
+      </w:pPr>
+      <w:r>
+        <w:rPr>
+          <w:sz w:val="28"/>
+          <w:szCs w:val="28"/>
+        </w:rPr>
+        <w:t>CMD ["/init.sh"]</w:t>
+      </w:r>
+    </w:p>
+    <w:p>
+      <w:pPr>
+        <w:suppressAutoHyphens w:val="0"/>
+        <w:spacing w:line="360" w:lineRule="auto"/>
+        <w:ind w:leftChars="0" w:left="0" w:firstLineChars="0" w:firstLine="709"/>
+        <w:jc w:val="both"/>
+        <w:textDirection w:val="lrTb"/>
+        <w:textAlignment w:val="auto"/>
+        <w:outlineLvl w:val="9"/>
+        <w:rPr>
+          <w:sz w:val="28"/>
+          <w:szCs w:val="28"/>
+        </w:rPr>
+      </w:pPr>
+    </w:p>
+    <w:p>
+      <w:pPr>
+        <w:suppressAutoHyphens w:val="0"/>
+        <w:spacing w:line="360" w:lineRule="auto"/>
+        <w:ind w:leftChars="0" w:left="0" w:firstLineChars="0" w:firstLine="709"/>
+        <w:jc w:val="both"/>
+        <w:textDirection w:val="lrTb"/>
+        <w:textAlignment w:val="auto"/>
+        <w:outlineLvl w:val="9"/>
+        <w:rPr>
+          <w:sz w:val="28"/>
+          <w:szCs w:val="28"/>
+        </w:rPr>
+      </w:pPr>
+      <w:r>
+        <w:rPr>
+          <w:sz w:val="28"/>
+          <w:szCs w:val="28"/>
+        </w:rPr>
+        <w:t>lr_6_proj-main</w:t>
+      </w:r>
+      <w:r>
+        <w:rPr>
+          <w:sz w:val="28"/>
+          <w:szCs w:val="28"/>
+        </w:rPr>
+        <w:t>:</w:t>
+      </w:r>
+    </w:p>
+    <w:p>
+      <w:pPr>
+        <w:suppressAutoHyphens w:val="0"/>
+        <w:spacing w:line="360" w:lineRule="auto"/>
+        <w:ind w:leftChars="0" w:firstLineChars="0" w:firstLine="709"/>
+        <w:jc w:val="both"/>
+        <w:textDirection w:val="lrTb"/>
+        <w:textAlignment w:val="auto"/>
+        <w:outlineLvl w:val="9"/>
+        <w:rPr>
+          <w:sz w:val="28"/>
+          <w:szCs w:val="28"/>
+        </w:rPr>
+      </w:pPr>
+      <w:r>
+        <w:rPr>
+          <w:sz w:val="28"/>
+          <w:szCs w:val="28"/>
+        </w:rPr>
+        <w:t>FROM ubuntu:lunar</w:t>
+      </w:r>
+    </w:p>
+    <w:p>
+      <w:pPr>
+        <w:suppressAutoHyphens w:val="0"/>
+        <w:spacing w:line="360" w:lineRule="auto"/>
+        <w:ind w:leftChars="0" w:firstLineChars="0" w:firstLine="709"/>
+        <w:jc w:val="both"/>
+        <w:textDirection w:val="lrTb"/>
+        <w:textAlignment w:val="auto"/>
+        <w:outlineLvl w:val="9"/>
+        <w:rPr>
+          <w:sz w:val="28"/>
+          <w:szCs w:val="28"/>
+        </w:rPr>
+      </w:pPr>
+    </w:p>
+    <w:p>
+      <w:pPr>
+        <w:suppressAutoHyphens w:val="0"/>
+        <w:spacing w:line="360" w:lineRule="auto"/>
+        <w:ind w:leftChars="0" w:firstLineChars="0" w:firstLine="709"/>
+        <w:jc w:val="both"/>
+        <w:textDirection w:val="lrTb"/>
+        <w:textAlignment w:val="auto"/>
+        <w:outlineLvl w:val="9"/>
+        <w:rPr>
+          <w:sz w:val="28"/>
+          <w:szCs w:val="28"/>
+        </w:rPr>
+      </w:pPr>
+      <w:r>
+        <w:rPr>
+          <w:sz w:val="28"/>
+          <w:szCs w:val="28"/>
+        </w:rPr>
         <w:lastRenderedPageBreak/>
+        <w:t># lunar (23.04) вже поза підтримкою -&gt; переключаємо репозиторії на архів</w:t>
+      </w:r>
+    </w:p>
+    <w:p>
+      <w:pPr>
+        <w:suppressAutoHyphens w:val="0"/>
+        <w:spacing w:line="360" w:lineRule="auto"/>
+        <w:ind w:leftChars="0" w:firstLineChars="0" w:firstLine="709"/>
+        <w:jc w:val="both"/>
+        <w:textDirection w:val="lrTb"/>
+        <w:textAlignment w:val="auto"/>
+        <w:outlineLvl w:val="9"/>
+        <w:rPr>
+          <w:sz w:val="28"/>
+          <w:szCs w:val="28"/>
+        </w:rPr>
+      </w:pPr>
+      <w:r>
+        <w:rPr>
+          <w:sz w:val="28"/>
+          <w:szCs w:val="28"/>
+        </w:rPr>
         <w:t>RUN sed -i 's|archive.ubuntu.com|old-releases.ubuntu.com|g; s|security.ubuntu.com|old-releases.ubuntu.com|g' /etc/apt/sources.list</w:t>
       </w:r>
     </w:p>
@@ -3286,7 +3747,7 @@
           <w:sz w:val="28"/>
           <w:szCs w:val="28"/>
         </w:rPr>
-        <w:t>RUN apt-get update &amp;&amp; apt-get install -y mysql-server &amp;&amp; rm -rf /var/lib/apt/lists/*</w:t>
+        <w:t>RUN apt-get update &amp;&amp; apt-get install -y python3 python3-pip &amp;&amp; rm -rf /var/lib/apt/lists/*</w:t>
       </w:r>
     </w:p>
     <w:p>
@@ -3323,7 +3784,7 @@
           <w:sz w:val="28"/>
           <w:szCs w:val="28"/>
         </w:rPr>
-        <w:t># дозволяємо підключення не тільки з localhost</w:t>
+        <w:t>WORKDIR /app</w:t>
       </w:r>
     </w:p>
     <w:p>
@@ -3345,7 +3806,7 @@
           <w:sz w:val="28"/>
           <w:szCs w:val="28"/>
         </w:rPr>
-        <w:t>RUN sed -i 's/^bind-address.*/bind-address = 0.0.0.0/' /etc/mysql/mysql.conf.d/mysqld.cnf</w:t>
+        <w:t>COPY . /app</w:t>
       </w:r>
     </w:p>
     <w:p>
@@ -3382,7 +3843,7 @@
           <w:sz w:val="28"/>
           <w:szCs w:val="28"/>
         </w:rPr>
-        <w:t>COPY students.sql /docker-entrypoint-initdb.d/students.sql</w:t>
+        <w:t># django відсутній в requirements.txt репозиторію, додаємо окремо</w:t>
       </w:r>
     </w:p>
     <w:p>
@@ -3404,7 +3865,7 @@
           <w:sz w:val="28"/>
           <w:szCs w:val="28"/>
         </w:rPr>
-        <w:t>COPY init.sh /init.sh</w:t>
+        <w:t>RUN pip3 install --no-cache-dir --break-system-packages django==4.0.6 -r requirements.txt</w:t>
       </w:r>
     </w:p>
     <w:p>
@@ -3421,13 +3882,6 @@
           <w:szCs w:val="28"/>
         </w:rPr>
       </w:pPr>
-      <w:r>
-        <w:rPr>
-          <w:sz w:val="28"/>
-          <w:szCs w:val="28"/>
-        </w:rPr>
-        <w:t>RUN chmod +x /init.sh</w:t>
-      </w:r>
     </w:p>
     <w:p>
       <w:pPr>
@@ -3443,6 +3897,13 @@
           <w:szCs w:val="28"/>
         </w:rPr>
       </w:pPr>
+      <w:r>
+        <w:rPr>
+          <w:sz w:val="28"/>
+          <w:szCs w:val="28"/>
+        </w:rPr>
+        <w:t>EXPOSE 80</w:t>
+      </w:r>
     </w:p>
     <w:p>
       <w:pPr>
@@ -3458,12 +3919,64 @@
           <w:szCs w:val="28"/>
         </w:rPr>
       </w:pPr>
-      <w:r>
-        <w:rPr>
-          <w:sz w:val="28"/>
-          <w:szCs w:val="28"/>
-        </w:rPr>
-        <w:t>EXPOSE 3306</w:t>
+    </w:p>
+    <w:p>
+      <w:pPr>
+        <w:suppressAutoHyphens w:val="0"/>
+        <w:spacing w:line="360" w:lineRule="auto"/>
+        <w:ind w:leftChars="0" w:left="0" w:firstLineChars="0" w:firstLine="709"/>
+        <w:jc w:val="both"/>
+        <w:textDirection w:val="lrTb"/>
+        <w:textAlignment w:val="auto"/>
+        <w:outlineLvl w:val="9"/>
+        <w:rPr>
+          <w:sz w:val="28"/>
+          <w:szCs w:val="28"/>
+        </w:rPr>
+      </w:pPr>
+      <w:r>
+        <w:rPr>
+          <w:sz w:val="28"/>
+          <w:szCs w:val="28"/>
+        </w:rPr>
+        <w:t>CMD ["python3", "manage.py", "runserver", "0.0.0.0:80"]</w:t>
+      </w:r>
+    </w:p>
+    <w:p>
+      <w:pPr>
+        <w:suppressAutoHyphens w:val="0"/>
+        <w:spacing w:line="360" w:lineRule="auto"/>
+        <w:ind w:leftChars="0" w:left="0" w:firstLineChars="0" w:firstLine="709"/>
+        <w:jc w:val="both"/>
+        <w:textDirection w:val="lrTb"/>
+        <w:textAlignment w:val="auto"/>
+        <w:outlineLvl w:val="9"/>
+        <w:rPr>
+          <w:sz w:val="28"/>
+          <w:szCs w:val="28"/>
+        </w:rPr>
+      </w:pPr>
+    </w:p>
+    <w:p>
+      <w:pPr>
+        <w:suppressAutoHyphens w:val="0"/>
+        <w:spacing w:line="360" w:lineRule="auto"/>
+        <w:ind w:leftChars="0" w:left="0" w:firstLineChars="0" w:firstLine="709"/>
+        <w:jc w:val="both"/>
+        <w:textDirection w:val="lrTb"/>
+        <w:textAlignment w:val="auto"/>
+        <w:outlineLvl w:val="9"/>
+        <w:rPr>
+          <w:sz w:val="28"/>
+          <w:szCs w:val="28"/>
+        </w:rPr>
+      </w:pPr>
+      <w:r>
+        <w:rPr>
+          <w:sz w:val="28"/>
+          <w:szCs w:val="28"/>
+        </w:rPr>
+        <w:t>C:\Users\Nasya\Desktop\lr11ao\db_lr_admin-main\db_lr_admin-main\init.sh</w:t>
       </w:r>
     </w:p>
     <w:p>
@@ -3478,73 +3991,16 @@
         <w:rPr>
           <w:sz w:val="28"/>
           <w:szCs w:val="28"/>
-        </w:rPr>
-      </w:pPr>
-    </w:p>
-    <w:p>
-      <w:pPr>
-        <w:suppressAutoHyphens w:val="0"/>
-        <w:spacing w:line="360" w:lineRule="auto"/>
-        <w:ind w:leftChars="0" w:left="0" w:firstLineChars="0" w:firstLine="709"/>
-        <w:jc w:val="both"/>
-        <w:textDirection w:val="lrTb"/>
-        <w:textAlignment w:val="auto"/>
-        <w:outlineLvl w:val="9"/>
-        <w:rPr>
-          <w:sz w:val="28"/>
-          <w:szCs w:val="28"/>
-        </w:rPr>
-      </w:pPr>
-      <w:r>
-        <w:rPr>
-          <w:sz w:val="28"/>
-          <w:szCs w:val="28"/>
-        </w:rPr>
-        <w:t>CMD ["/init.sh"]</w:t>
-      </w:r>
-    </w:p>
-    <w:p>
-      <w:pPr>
-        <w:suppressAutoHyphens w:val="0"/>
-        <w:spacing w:line="360" w:lineRule="auto"/>
-        <w:ind w:leftChars="0" w:left="0" w:firstLineChars="0" w:firstLine="709"/>
-        <w:jc w:val="both"/>
-        <w:textDirection w:val="lrTb"/>
-        <w:textAlignment w:val="auto"/>
-        <w:outlineLvl w:val="9"/>
-        <w:rPr>
-          <w:sz w:val="28"/>
-          <w:szCs w:val="28"/>
-        </w:rPr>
-      </w:pPr>
-    </w:p>
-    <w:p>
-      <w:pPr>
-        <w:suppressAutoHyphens w:val="0"/>
-        <w:spacing w:line="360" w:lineRule="auto"/>
-        <w:ind w:leftChars="0" w:left="0" w:firstLineChars="0" w:firstLine="709"/>
-        <w:jc w:val="both"/>
-        <w:textDirection w:val="lrTb"/>
-        <w:textAlignment w:val="auto"/>
-        <w:outlineLvl w:val="9"/>
-        <w:rPr>
-          <w:sz w:val="28"/>
-          <w:szCs w:val="28"/>
-        </w:rPr>
-      </w:pPr>
-      <w:r>
-        <w:rPr>
-          <w:sz w:val="28"/>
-          <w:szCs w:val="28"/>
-        </w:rPr>
-        <w:t>lr_6_proj-main</w:t>
-      </w:r>
-      <w:r>
-        <w:rPr>
-          <w:sz w:val="28"/>
-          <w:szCs w:val="28"/>
-        </w:rPr>
-        <w:t>:</w:t>
+          <w:lang w:val="en-US"/>
+        </w:rPr>
+      </w:pPr>
+      <w:r>
+        <w:rPr>
+          <w:sz w:val="28"/>
+          <w:szCs w:val="28"/>
+          <w:lang w:val="en-US"/>
+        </w:rPr>
+        <w:t>#!/bin/bash</w:t>
       </w:r>
     </w:p>
     <w:p>
@@ -3559,14 +4015,16 @@
         <w:rPr>
           <w:sz w:val="28"/>
           <w:szCs w:val="28"/>
-        </w:rPr>
-      </w:pPr>
-      <w:r>
-        <w:rPr>
-          <w:sz w:val="28"/>
-          <w:szCs w:val="28"/>
-        </w:rPr>
-        <w:t>FROM ubuntu:lunar</w:t>
+          <w:lang w:val="en-US"/>
+        </w:rPr>
+      </w:pPr>
+      <w:r>
+        <w:rPr>
+          <w:sz w:val="28"/>
+          <w:szCs w:val="28"/>
+          <w:lang w:val="en-US"/>
+        </w:rPr>
+        <w:t>set -e</w:t>
       </w:r>
     </w:p>
     <w:p>
@@ -3581,6 +4039,7 @@
         <w:rPr>
           <w:sz w:val="28"/>
           <w:szCs w:val="28"/>
+          <w:lang w:val="en-US"/>
         </w:rPr>
       </w:pPr>
     </w:p>
@@ -3596,14 +4055,16 @@
         <w:rPr>
           <w:sz w:val="28"/>
           <w:szCs w:val="28"/>
-        </w:rPr>
-      </w:pPr>
-      <w:r>
-        <w:rPr>
-          <w:sz w:val="28"/>
-          <w:szCs w:val="28"/>
-        </w:rPr>
-        <w:t># lunar (23.04) вже поза підтримкою -&gt; переключаємо репозиторії на архів</w:t>
+          <w:lang w:val="en-US"/>
+        </w:rPr>
+      </w:pPr>
+      <w:r>
+        <w:rPr>
+          <w:sz w:val="28"/>
+          <w:szCs w:val="28"/>
+          <w:lang w:val="en-US"/>
+        </w:rPr>
+        <w:t>service mysql start</w:t>
       </w:r>
     </w:p>
     <w:p>
@@ -3618,15 +4079,9 @@
         <w:rPr>
           <w:sz w:val="28"/>
           <w:szCs w:val="28"/>
-        </w:rPr>
-      </w:pPr>
-      <w:r>
-        <w:rPr>
-          <w:sz w:val="28"/>
-          <w:szCs w:val="28"/>
-        </w:rPr>
-        <w:t>RUN sed -i 's|archive.ubuntu.com|old-releases.ubuntu.com|g; s|security.ubuntu.com|old-releases.ubuntu.com|g' /etc/apt/sources.list</w:t>
-      </w:r>
+          <w:lang w:val="en-US"/>
+        </w:rPr>
+      </w:pPr>
     </w:p>
     <w:p>
       <w:pPr>
@@ -3640,8 +4095,17 @@
         <w:rPr>
           <w:sz w:val="28"/>
           <w:szCs w:val="28"/>
-        </w:rPr>
-      </w:pPr>
+          <w:lang w:val="en-US"/>
+        </w:rPr>
+      </w:pPr>
+      <w:r>
+        <w:rPr>
+          <w:sz w:val="28"/>
+          <w:szCs w:val="28"/>
+          <w:lang w:val="en-US"/>
+        </w:rPr>
+        <w:t># створюємо БД, користувача sammy (як очікує show_list/mysql_connect.py) і завантажуємо дамп</w:t>
+      </w:r>
     </w:p>
     <w:p>
       <w:pPr>
@@ -3655,14 +4119,16 @@
         <w:rPr>
           <w:sz w:val="28"/>
           <w:szCs w:val="28"/>
-        </w:rPr>
-      </w:pPr>
-      <w:r>
-        <w:rPr>
-          <w:sz w:val="28"/>
-          <w:szCs w:val="28"/>
-        </w:rPr>
-        <w:t>ENV DEBIAN_FRONTEND=noninteractive</w:t>
+          <w:lang w:val="en-US"/>
+        </w:rPr>
+      </w:pPr>
+      <w:r>
+        <w:rPr>
+          <w:sz w:val="28"/>
+          <w:szCs w:val="28"/>
+          <w:lang w:val="en-US"/>
+        </w:rPr>
+        <w:t>mysql -e "CREATE DATABASE IF NOT EXISTS students;"</w:t>
       </w:r>
     </w:p>
     <w:p>
@@ -3677,434 +4143,16 @@
         <w:rPr>
           <w:sz w:val="28"/>
           <w:szCs w:val="28"/>
-        </w:rPr>
-      </w:pPr>
-    </w:p>
-    <w:p>
-      <w:pPr>
-        <w:suppressAutoHyphens w:val="0"/>
-        <w:spacing w:line="360" w:lineRule="auto"/>
-        <w:ind w:leftChars="0" w:firstLineChars="0" w:firstLine="709"/>
-        <w:jc w:val="both"/>
-        <w:textDirection w:val="lrTb"/>
-        <w:textAlignment w:val="auto"/>
-        <w:outlineLvl w:val="9"/>
-        <w:rPr>
-          <w:sz w:val="28"/>
-          <w:szCs w:val="28"/>
-        </w:rPr>
-      </w:pPr>
-      <w:r>
-        <w:rPr>
-          <w:sz w:val="28"/>
-          <w:szCs w:val="28"/>
+          <w:lang w:val="en-US"/>
+        </w:rPr>
+      </w:pPr>
+      <w:r>
+        <w:rPr>
+          <w:sz w:val="28"/>
+          <w:szCs w:val="28"/>
+          <w:lang w:val="en-US"/>
         </w:rPr>
         <w:lastRenderedPageBreak/>
-        <w:t>RUN apt-get update &amp;&amp; apt-get install -y python3 python3-pip &amp;&amp; rm -rf /var/lib/apt/lists/*</w:t>
-      </w:r>
-    </w:p>
-    <w:p>
-      <w:pPr>
-        <w:suppressAutoHyphens w:val="0"/>
-        <w:spacing w:line="360" w:lineRule="auto"/>
-        <w:ind w:leftChars="0" w:firstLineChars="0" w:firstLine="709"/>
-        <w:jc w:val="both"/>
-        <w:textDirection w:val="lrTb"/>
-        <w:textAlignment w:val="auto"/>
-        <w:outlineLvl w:val="9"/>
-        <w:rPr>
-          <w:sz w:val="28"/>
-          <w:szCs w:val="28"/>
-        </w:rPr>
-      </w:pPr>
-    </w:p>
-    <w:p>
-      <w:pPr>
-        <w:suppressAutoHyphens w:val="0"/>
-        <w:spacing w:line="360" w:lineRule="auto"/>
-        <w:ind w:leftChars="0" w:firstLineChars="0" w:firstLine="709"/>
-        <w:jc w:val="both"/>
-        <w:textDirection w:val="lrTb"/>
-        <w:textAlignment w:val="auto"/>
-        <w:outlineLvl w:val="9"/>
-        <w:rPr>
-          <w:sz w:val="28"/>
-          <w:szCs w:val="28"/>
-        </w:rPr>
-      </w:pPr>
-      <w:r>
-        <w:rPr>
-          <w:sz w:val="28"/>
-          <w:szCs w:val="28"/>
-        </w:rPr>
-        <w:t>WORKDIR /app</w:t>
-      </w:r>
-    </w:p>
-    <w:p>
-      <w:pPr>
-        <w:suppressAutoHyphens w:val="0"/>
-        <w:spacing w:line="360" w:lineRule="auto"/>
-        <w:ind w:leftChars="0" w:firstLineChars="0" w:firstLine="709"/>
-        <w:jc w:val="both"/>
-        <w:textDirection w:val="lrTb"/>
-        <w:textAlignment w:val="auto"/>
-        <w:outlineLvl w:val="9"/>
-        <w:rPr>
-          <w:sz w:val="28"/>
-          <w:szCs w:val="28"/>
-        </w:rPr>
-      </w:pPr>
-      <w:r>
-        <w:rPr>
-          <w:sz w:val="28"/>
-          <w:szCs w:val="28"/>
-        </w:rPr>
-        <w:t>COPY . /app</w:t>
-      </w:r>
-    </w:p>
-    <w:p>
-      <w:pPr>
-        <w:suppressAutoHyphens w:val="0"/>
-        <w:spacing w:line="360" w:lineRule="auto"/>
-        <w:ind w:leftChars="0" w:firstLineChars="0" w:firstLine="709"/>
-        <w:jc w:val="both"/>
-        <w:textDirection w:val="lrTb"/>
-        <w:textAlignment w:val="auto"/>
-        <w:outlineLvl w:val="9"/>
-        <w:rPr>
-          <w:sz w:val="28"/>
-          <w:szCs w:val="28"/>
-        </w:rPr>
-      </w:pPr>
-    </w:p>
-    <w:p>
-      <w:pPr>
-        <w:suppressAutoHyphens w:val="0"/>
-        <w:spacing w:line="360" w:lineRule="auto"/>
-        <w:ind w:leftChars="0" w:firstLineChars="0" w:firstLine="709"/>
-        <w:jc w:val="both"/>
-        <w:textDirection w:val="lrTb"/>
-        <w:textAlignment w:val="auto"/>
-        <w:outlineLvl w:val="9"/>
-        <w:rPr>
-          <w:sz w:val="28"/>
-          <w:szCs w:val="28"/>
-        </w:rPr>
-      </w:pPr>
-      <w:r>
-        <w:rPr>
-          <w:sz w:val="28"/>
-          <w:szCs w:val="28"/>
-        </w:rPr>
-        <w:t># django відсутній в requirements.txt репозиторію, додаємо окремо</w:t>
-      </w:r>
-    </w:p>
-    <w:p>
-      <w:pPr>
-        <w:suppressAutoHyphens w:val="0"/>
-        <w:spacing w:line="360" w:lineRule="auto"/>
-        <w:ind w:leftChars="0" w:firstLineChars="0" w:firstLine="709"/>
-        <w:jc w:val="both"/>
-        <w:textDirection w:val="lrTb"/>
-        <w:textAlignment w:val="auto"/>
-        <w:outlineLvl w:val="9"/>
-        <w:rPr>
-          <w:sz w:val="28"/>
-          <w:szCs w:val="28"/>
-        </w:rPr>
-      </w:pPr>
-      <w:r>
-        <w:rPr>
-          <w:sz w:val="28"/>
-          <w:szCs w:val="28"/>
-        </w:rPr>
-        <w:t>RUN pip3 install --no-cache-dir --break-system-packages django==4.0.6 -r requirements.txt</w:t>
-      </w:r>
-    </w:p>
-    <w:p>
-      <w:pPr>
-        <w:suppressAutoHyphens w:val="0"/>
-        <w:spacing w:line="360" w:lineRule="auto"/>
-        <w:ind w:leftChars="0" w:firstLineChars="0" w:firstLine="709"/>
-        <w:jc w:val="both"/>
-        <w:textDirection w:val="lrTb"/>
-        <w:textAlignment w:val="auto"/>
-        <w:outlineLvl w:val="9"/>
-        <w:rPr>
-          <w:sz w:val="28"/>
-          <w:szCs w:val="28"/>
-        </w:rPr>
-      </w:pPr>
-    </w:p>
-    <w:p>
-      <w:pPr>
-        <w:suppressAutoHyphens w:val="0"/>
-        <w:spacing w:line="360" w:lineRule="auto"/>
-        <w:ind w:leftChars="0" w:firstLineChars="0" w:firstLine="709"/>
-        <w:jc w:val="both"/>
-        <w:textDirection w:val="lrTb"/>
-        <w:textAlignment w:val="auto"/>
-        <w:outlineLvl w:val="9"/>
-        <w:rPr>
-          <w:sz w:val="28"/>
-          <w:szCs w:val="28"/>
-        </w:rPr>
-      </w:pPr>
-      <w:r>
-        <w:rPr>
-          <w:sz w:val="28"/>
-          <w:szCs w:val="28"/>
-        </w:rPr>
-        <w:t>EXPOSE 80</w:t>
-      </w:r>
-    </w:p>
-    <w:p>
-      <w:pPr>
-        <w:suppressAutoHyphens w:val="0"/>
-        <w:spacing w:line="360" w:lineRule="auto"/>
-        <w:ind w:leftChars="0" w:firstLineChars="0" w:firstLine="709"/>
-        <w:jc w:val="both"/>
-        <w:textDirection w:val="lrTb"/>
-        <w:textAlignment w:val="auto"/>
-        <w:outlineLvl w:val="9"/>
-        <w:rPr>
-          <w:sz w:val="28"/>
-          <w:szCs w:val="28"/>
-        </w:rPr>
-      </w:pPr>
-    </w:p>
-    <w:p>
-      <w:pPr>
-        <w:suppressAutoHyphens w:val="0"/>
-        <w:spacing w:line="360" w:lineRule="auto"/>
-        <w:ind w:leftChars="0" w:left="0" w:firstLineChars="0" w:firstLine="709"/>
-        <w:jc w:val="both"/>
-        <w:textDirection w:val="lrTb"/>
-        <w:textAlignment w:val="auto"/>
-        <w:outlineLvl w:val="9"/>
-        <w:rPr>
-          <w:sz w:val="28"/>
-          <w:szCs w:val="28"/>
-        </w:rPr>
-      </w:pPr>
-      <w:r>
-        <w:rPr>
-          <w:sz w:val="28"/>
-          <w:szCs w:val="28"/>
-        </w:rPr>
-        <w:t>CMD ["python3", "manage.py", "runserver", "0.0.0.0:80"]</w:t>
-      </w:r>
-    </w:p>
-    <w:p>
-      <w:pPr>
-        <w:suppressAutoHyphens w:val="0"/>
-        <w:spacing w:line="360" w:lineRule="auto"/>
-        <w:ind w:leftChars="0" w:left="0" w:firstLineChars="0" w:firstLine="709"/>
-        <w:jc w:val="both"/>
-        <w:textDirection w:val="lrTb"/>
-        <w:textAlignment w:val="auto"/>
-        <w:outlineLvl w:val="9"/>
-        <w:rPr>
-          <w:sz w:val="28"/>
-          <w:szCs w:val="28"/>
-        </w:rPr>
-      </w:pPr>
-    </w:p>
-    <w:p>
-      <w:pPr>
-        <w:suppressAutoHyphens w:val="0"/>
-        <w:spacing w:line="360" w:lineRule="auto"/>
-        <w:ind w:leftChars="0" w:left="0" w:firstLineChars="0" w:firstLine="709"/>
-        <w:jc w:val="both"/>
-        <w:textDirection w:val="lrTb"/>
-        <w:textAlignment w:val="auto"/>
-        <w:outlineLvl w:val="9"/>
-        <w:rPr>
-          <w:sz w:val="28"/>
-          <w:szCs w:val="28"/>
-        </w:rPr>
-      </w:pPr>
-      <w:r>
-        <w:rPr>
-          <w:sz w:val="28"/>
-          <w:szCs w:val="28"/>
-        </w:rPr>
-        <w:t>C:\Users\Nasya\Desktop\lr11ao\db_lr_admin-main\db_lr_admin-main\init.sh</w:t>
-      </w:r>
-    </w:p>
-    <w:p>
-      <w:pPr>
-        <w:suppressAutoHyphens w:val="0"/>
-        <w:spacing w:line="360" w:lineRule="auto"/>
-        <w:ind w:leftChars="0" w:firstLineChars="0" w:firstLine="709"/>
-        <w:jc w:val="both"/>
-        <w:textDirection w:val="lrTb"/>
-        <w:textAlignment w:val="auto"/>
-        <w:outlineLvl w:val="9"/>
-        <w:rPr>
-          <w:sz w:val="28"/>
-          <w:szCs w:val="28"/>
-          <w:lang w:val="en-US"/>
-        </w:rPr>
-      </w:pPr>
-      <w:r>
-        <w:rPr>
-          <w:sz w:val="28"/>
-          <w:szCs w:val="28"/>
-          <w:lang w:val="en-US"/>
-        </w:rPr>
-        <w:t>#!/bin/bash</w:t>
-      </w:r>
-    </w:p>
-    <w:p>
-      <w:pPr>
-        <w:suppressAutoHyphens w:val="0"/>
-        <w:spacing w:line="360" w:lineRule="auto"/>
-        <w:ind w:leftChars="0" w:firstLineChars="0" w:firstLine="709"/>
-        <w:jc w:val="both"/>
-        <w:textDirection w:val="lrTb"/>
-        <w:textAlignment w:val="auto"/>
-        <w:outlineLvl w:val="9"/>
-        <w:rPr>
-          <w:sz w:val="28"/>
-          <w:szCs w:val="28"/>
-          <w:lang w:val="en-US"/>
-        </w:rPr>
-      </w:pPr>
-      <w:r>
-        <w:rPr>
-          <w:sz w:val="28"/>
-          <w:szCs w:val="28"/>
-          <w:lang w:val="en-US"/>
-        </w:rPr>
-        <w:t>set -e</w:t>
-      </w:r>
-    </w:p>
-    <w:p>
-      <w:pPr>
-        <w:suppressAutoHyphens w:val="0"/>
-        <w:spacing w:line="360" w:lineRule="auto"/>
-        <w:ind w:leftChars="0" w:firstLineChars="0" w:firstLine="709"/>
-        <w:jc w:val="both"/>
-        <w:textDirection w:val="lrTb"/>
-        <w:textAlignment w:val="auto"/>
-        <w:outlineLvl w:val="9"/>
-        <w:rPr>
-          <w:sz w:val="28"/>
-          <w:szCs w:val="28"/>
-          <w:lang w:val="en-US"/>
-        </w:rPr>
-      </w:pPr>
-    </w:p>
-    <w:p>
-      <w:pPr>
-        <w:suppressAutoHyphens w:val="0"/>
-        <w:spacing w:line="360" w:lineRule="auto"/>
-        <w:ind w:leftChars="0" w:firstLineChars="0" w:firstLine="709"/>
-        <w:jc w:val="both"/>
-        <w:textDirection w:val="lrTb"/>
-        <w:textAlignment w:val="auto"/>
-        <w:outlineLvl w:val="9"/>
-        <w:rPr>
-          <w:sz w:val="28"/>
-          <w:szCs w:val="28"/>
-          <w:lang w:val="en-US"/>
-        </w:rPr>
-      </w:pPr>
-      <w:r>
-        <w:rPr>
-          <w:sz w:val="28"/>
-          <w:szCs w:val="28"/>
-          <w:lang w:val="en-US"/>
-        </w:rPr>
-        <w:t>service mysql start</w:t>
-      </w:r>
-    </w:p>
-    <w:p>
-      <w:pPr>
-        <w:suppressAutoHyphens w:val="0"/>
-        <w:spacing w:line="360" w:lineRule="auto"/>
-        <w:ind w:leftChars="0" w:firstLineChars="0" w:firstLine="709"/>
-        <w:jc w:val="both"/>
-        <w:textDirection w:val="lrTb"/>
-        <w:textAlignment w:val="auto"/>
-        <w:outlineLvl w:val="9"/>
-        <w:rPr>
-          <w:sz w:val="28"/>
-          <w:szCs w:val="28"/>
-          <w:lang w:val="en-US"/>
-        </w:rPr>
-      </w:pPr>
-    </w:p>
-    <w:p>
-      <w:pPr>
-        <w:suppressAutoHyphens w:val="0"/>
-        <w:spacing w:line="360" w:lineRule="auto"/>
-        <w:ind w:leftChars="0" w:firstLineChars="0" w:firstLine="709"/>
-        <w:jc w:val="both"/>
-        <w:textDirection w:val="lrTb"/>
-        <w:textAlignment w:val="auto"/>
-        <w:outlineLvl w:val="9"/>
-        <w:rPr>
-          <w:sz w:val="28"/>
-          <w:szCs w:val="28"/>
-          <w:lang w:val="en-US"/>
-        </w:rPr>
-      </w:pPr>
-      <w:r>
-        <w:rPr>
-          <w:sz w:val="28"/>
-          <w:szCs w:val="28"/>
-          <w:lang w:val="en-US"/>
-        </w:rPr>
-        <w:t># створюємо БД, користувача sammy (як очікує show_list/mysql_connect.py) і завантажуємо дамп</w:t>
-      </w:r>
-    </w:p>
-    <w:p>
-      <w:pPr>
-        <w:suppressAutoHyphens w:val="0"/>
-        <w:spacing w:line="360" w:lineRule="auto"/>
-        <w:ind w:leftChars="0" w:firstLineChars="0" w:firstLine="709"/>
-        <w:jc w:val="both"/>
-        <w:textDirection w:val="lrTb"/>
-        <w:textAlignment w:val="auto"/>
-        <w:outlineLvl w:val="9"/>
-        <w:rPr>
-          <w:sz w:val="28"/>
-          <w:szCs w:val="28"/>
-          <w:lang w:val="en-US"/>
-        </w:rPr>
-      </w:pPr>
-      <w:r>
-        <w:rPr>
-          <w:sz w:val="28"/>
-          <w:szCs w:val="28"/>
-          <w:lang w:val="en-US"/>
-        </w:rPr>
-        <w:t>mysql -e "CREATE DATABASE IF NOT EXISTS students;"</w:t>
-      </w:r>
-    </w:p>
-    <w:p>
-      <w:pPr>
-        <w:suppressAutoHyphens w:val="0"/>
-        <w:spacing w:line="360" w:lineRule="auto"/>
-        <w:ind w:leftChars="0" w:firstLineChars="0" w:firstLine="709"/>
-        <w:jc w:val="both"/>
-        <w:textDirection w:val="lrTb"/>
-        <w:textAlignment w:val="auto"/>
-        <w:outlineLvl w:val="9"/>
-        <w:rPr>
-          <w:sz w:val="28"/>
-          <w:szCs w:val="28"/>
-          <w:lang w:val="en-US"/>
-        </w:rPr>
-      </w:pPr>
-      <w:r>
-        <w:rPr>
-          <w:sz w:val="28"/>
-          <w:szCs w:val="28"/>
-          <w:lang w:val="en-US"/>
-        </w:rPr>
         <w:t>mysql -e "CREATE USER IF NOT EXISTS 'sammy'@'%' IDENTIFIED WITH mysql_native_password BY 'passwd123';"</w:t>
       </w:r>
     </w:p>
@@ -4241,7 +4289,6 @@
           <w:sz w:val="28"/>
           <w:szCs w:val="28"/>
         </w:rPr>
-        <w:lastRenderedPageBreak/>
         <w:t>Контрольні питання</w:t>
       </w:r>
     </w:p>
@@ -4617,7 +4664,15 @@
           <w:sz w:val="28"/>
           <w:szCs w:val="28"/>
         </w:rPr>
-        <w:t>Завдяки використанню набутих навичок виконано завдання з лабораторної роботи. Звіт оформлено згідно ДСТУ.</w:t>
+        <w:t xml:space="preserve">Завдяки </w:t>
+      </w:r>
+      <w:r>
+        <w:rPr>
+          <w:sz w:val="28"/>
+          <w:szCs w:val="28"/>
+        </w:rPr>
+        <w:lastRenderedPageBreak/>
+        <w:t>використанню набутих навичок виконано завдання з лабораторної роботи. Звіт оформлено згідно ДСТУ.</w:t>
       </w:r>
     </w:p>
     <w:sectPr>
@@ -10561,7 +10616,7 @@
 </file>
 
 <file path=customXml/itemProps2.xml><?xml version="1.0" encoding="utf-8"?>
-<ds:datastoreItem xmlns:ds="http://schemas.openxmlformats.org/officeDocument/2006/customXml" ds:itemID="{9F9578D7-B434-40C1-BA4C-B333A5B63DF4}">
+<ds:datastoreItem xmlns:ds="http://schemas.openxmlformats.org/officeDocument/2006/customXml" ds:itemID="{2F356A2B-7692-4262-A68F-504590FFF73A}">
   <ds:schemaRefs>
     <ds:schemaRef ds:uri="http://schemas.openxmlformats.org/officeDocument/2006/bibliography"/>
   </ds:schemaRefs>

--- a/Адміністрування обчислювальних комплексів Зроблені ЛР/Лабораторна робота 11 - Матакова А.В. - 409а - Адміністрування обчислювальних комплексів.docx
+++ b/Адміністрування обчислювальних комплексів Зроблені ЛР/Лабораторна робота 11 - Матакова А.В. - 409а - Адміністрування обчислювальних комплексів.docx
@@ -2678,8 +2678,6 @@
         </w:rPr>
         <w:t>3</w:t>
       </w:r>
-      <w:bookmarkStart w:id="0" w:name="_GoBack"/>
-      <w:bookmarkEnd w:id="0"/>
       <w:r>
         <w:rPr>
           <w:sz w:val="28"/>
@@ -2721,37 +2719,43 @@
           <w:sz w:val="28"/>
           <w:szCs w:val="28"/>
         </w:rPr>
-        <w:t># перевірка</w:t>
+        <w:t xml:space="preserve">Перевірка стану контейнерів командою docker ps підтвердила, що обидва контейнери фактично вже працюють: lr_6_proj (образ lr_6_proj_image) </w:t>
+      </w:r>
+      <w:r>
+        <w:rPr>
+          <w:sz w:val="28"/>
+          <w:szCs w:val="28"/>
+        </w:rPr>
+        <w:t>–</w:t>
+      </w:r>
+      <w:r>
+        <w:rPr>
+          <w:sz w:val="28"/>
+          <w:szCs w:val="28"/>
+        </w:rPr>
+        <w:t xml:space="preserve"> зі статусом Up 6 minutes та прокинутим портом 0.0.0.0:80-&gt;80/tcp, db_lr_admin (образ db_lr_admin_image) </w:t>
+      </w:r>
+      <w:r>
+        <w:rPr>
+          <w:sz w:val="28"/>
+          <w:szCs w:val="28"/>
+        </w:rPr>
+        <w:t>–</w:t>
+      </w:r>
+      <w:r>
+        <w:rPr>
+          <w:sz w:val="28"/>
+          <w:szCs w:val="28"/>
+        </w:rPr>
+        <w:t xml:space="preserve"> зі статусом Up 6 minutes та прокинутим портом 0.0.0.0:3306-&gt;3306/tcp. У переліку також присутній контейнер lr9-container з лабораторної роботи №9 у стані Paused, що не стосується поточної роботи.</w:t>
       </w:r>
     </w:p>
     <w:p>
       <w:pPr>
         <w:suppressAutoHyphens w:val="0"/>
         <w:spacing w:line="360" w:lineRule="auto"/>
-        <w:ind w:leftChars="0" w:firstLineChars="0" w:firstLine="709"/>
-        <w:jc w:val="both"/>
-        <w:textDirection w:val="lrTb"/>
-        <w:textAlignment w:val="auto"/>
-        <w:outlineLvl w:val="9"/>
-        <w:rPr>
-          <w:sz w:val="28"/>
-          <w:szCs w:val="28"/>
-        </w:rPr>
-      </w:pPr>
-      <w:r>
-        <w:rPr>
-          <w:sz w:val="28"/>
-          <w:szCs w:val="28"/>
-        </w:rPr>
-        <w:t>docker ps</w:t>
-      </w:r>
-    </w:p>
-    <w:p>
-      <w:pPr>
-        <w:suppressAutoHyphens w:val="0"/>
-        <w:spacing w:line="360" w:lineRule="auto"/>
-        <w:ind w:leftChars="0" w:firstLineChars="0" w:firstLine="709"/>
-        <w:jc w:val="both"/>
+        <w:ind w:leftChars="0" w:firstLineChars="0" w:firstLine="1"/>
+        <w:jc w:val="center"/>
         <w:textDirection w:val="lrTb"/>
         <w:textAlignment w:val="auto"/>
         <w:outlineLvl w:val="9"/>
@@ -2810,8 +2814,8 @@
       <w:pPr>
         <w:suppressAutoHyphens w:val="0"/>
         <w:spacing w:line="360" w:lineRule="auto"/>
-        <w:ind w:leftChars="0" w:firstLineChars="0" w:firstLine="709"/>
-        <w:jc w:val="both"/>
+        <w:ind w:leftChars="0" w:firstLineChars="0" w:firstLine="1"/>
+        <w:jc w:val="center"/>
         <w:textDirection w:val="lrTb"/>
         <w:textAlignment w:val="auto"/>
         <w:outlineLvl w:val="9"/>
@@ -2820,6 +2824,55 @@
           <w:szCs w:val="28"/>
         </w:rPr>
       </w:pPr>
+      <w:r>
+        <w:rPr>
+          <w:sz w:val="28"/>
+          <w:szCs w:val="28"/>
+        </w:rPr>
+        <w:t xml:space="preserve">Рисунок </w:t>
+      </w:r>
+      <w:r>
+        <w:rPr>
+          <w:sz w:val="28"/>
+          <w:szCs w:val="28"/>
+        </w:rPr>
+        <w:t>4</w:t>
+      </w:r>
+      <w:r>
+        <w:rPr>
+          <w:sz w:val="28"/>
+          <w:szCs w:val="28"/>
+        </w:rPr>
+        <w:t xml:space="preserve"> –</w:t>
+      </w:r>
+      <w:r>
+        <w:rPr>
+          <w:sz w:val="28"/>
+          <w:szCs w:val="28"/>
+        </w:rPr>
+        <w:t xml:space="preserve"> </w:t>
+      </w:r>
+      <w:r>
+        <w:rPr>
+          <w:sz w:val="28"/>
+          <w:szCs w:val="28"/>
+        </w:rPr>
+        <w:t xml:space="preserve">Результат </w:t>
+      </w:r>
+      <w:r>
+        <w:rPr>
+          <w:sz w:val="28"/>
+          <w:szCs w:val="28"/>
+        </w:rPr>
+        <w:t xml:space="preserve">виконання </w:t>
+      </w:r>
+      <w:r>
+        <w:rPr>
+          <w:sz w:val="28"/>
+          <w:szCs w:val="28"/>
+        </w:rPr>
+        <w:t>команди docker ps</w:t>
+      </w:r>
     </w:p>
     <w:p>
       <w:pPr>
@@ -2840,15 +2893,29 @@
           <w:sz w:val="28"/>
           <w:szCs w:val="28"/>
         </w:rPr>
-        <w:t>Доступ з локальної мережі: відкрити http://&lt;IP_твого_ПК&gt;/home/ з іншого пристрою в тій же мережі (порт 80 опубліковано на всіх інтерфейсах через -p 80:80).</w:t>
+        <w:t xml:space="preserve">Працездатність усієї інфраструктури перевірено відкриттям у браузері адреси http://localhost/home/, за якою застосунок Django на порту 80 звертається до контейнера бази даних MySQL за статичною адресою 192.168.10.12. У відповідь відображено сторінку «Перелік студентів» зі списком записів із дампу бази даних, включно з додатковим записом («987654 МаоМао Ная, вул. Десятників 69, Миколаїв»), внесеним вручну через форму застосунку для перевірки роботи на запис. Це підтверджує коректну наскрізну роботу дволанкової інфраструктури </w:t>
+      </w:r>
+      <w:r>
+        <w:rPr>
+          <w:sz w:val="28"/>
+          <w:szCs w:val="28"/>
+        </w:rPr>
+        <w:t>–</w:t>
+      </w:r>
+      <w:r>
+        <w:rPr>
+          <w:sz w:val="28"/>
+          <w:szCs w:val="28"/>
+        </w:rPr>
+        <w:t xml:space="preserve"> від вебзастосунка до бази даних.</w:t>
       </w:r>
     </w:p>
     <w:p>
       <w:pPr>
         <w:suppressAutoHyphens w:val="0"/>
         <w:spacing w:line="360" w:lineRule="auto"/>
-        <w:ind w:leftChars="0" w:firstLineChars="0" w:firstLine="709"/>
-        <w:jc w:val="both"/>
+        <w:ind w:leftChars="0" w:firstLineChars="0" w:firstLine="1"/>
+        <w:jc w:val="center"/>
         <w:textDirection w:val="lrTb"/>
         <w:textAlignment w:val="auto"/>
         <w:outlineLvl w:val="9"/>
@@ -2905,8 +2972,8 @@
       <w:pPr>
         <w:suppressAutoHyphens w:val="0"/>
         <w:spacing w:line="360" w:lineRule="auto"/>
-        <w:ind w:leftChars="0" w:firstLineChars="0" w:firstLine="709"/>
-        <w:jc w:val="both"/>
+        <w:ind w:leftChars="0" w:firstLineChars="0" w:firstLine="1"/>
+        <w:jc w:val="center"/>
         <w:textDirection w:val="lrTb"/>
         <w:textAlignment w:val="auto"/>
         <w:outlineLvl w:val="9"/>
@@ -2920,7 +2987,35 @@
           <w:sz w:val="28"/>
           <w:szCs w:val="28"/>
         </w:rPr>
-        <w:t>Зупинка/прибирання:</w:t>
+        <w:t xml:space="preserve">Рисунок </w:t>
+      </w:r>
+      <w:r>
+        <w:rPr>
+          <w:sz w:val="28"/>
+          <w:szCs w:val="28"/>
+        </w:rPr>
+        <w:t>5</w:t>
+      </w:r>
+      <w:r>
+        <w:rPr>
+          <w:sz w:val="28"/>
+          <w:szCs w:val="28"/>
+        </w:rPr>
+        <w:t xml:space="preserve"> –</w:t>
+      </w:r>
+      <w:r>
+        <w:rPr>
+          <w:sz w:val="28"/>
+          <w:szCs w:val="28"/>
+        </w:rPr>
+        <w:t xml:space="preserve"> </w:t>
+      </w:r>
+      <w:r>
+        <w:rPr>
+          <w:sz w:val="28"/>
+          <w:szCs w:val="28"/>
+        </w:rPr>
+        <w:t>Сторінка «Перелік студентів»</w:t>
       </w:r>
     </w:p>
     <w:p>
@@ -2942,191 +3037,15 @@
           <w:sz w:val="28"/>
           <w:szCs w:val="28"/>
         </w:rPr>
-        <w:t>docker rm -f db_lr_admin lr_6_proj</w:t>
-      </w:r>
-    </w:p>
-    <w:p>
-      <w:pPr>
-        <w:suppressAutoHyphens w:val="0"/>
-        <w:spacing w:line="360" w:lineRule="auto"/>
-        <w:ind w:leftChars="0" w:firstLineChars="0" w:firstLine="709"/>
-        <w:jc w:val="both"/>
-        <w:textDirection w:val="lrTb"/>
-        <w:textAlignment w:val="auto"/>
-        <w:outlineLvl w:val="9"/>
-        <w:rPr>
-          <w:sz w:val="28"/>
-          <w:szCs w:val="28"/>
-        </w:rPr>
-      </w:pPr>
-      <w:r>
-        <w:rPr>
-          <w:sz w:val="28"/>
-          <w:szCs w:val="28"/>
-        </w:rPr>
-        <w:t>docker network rm lr11_net</w:t>
-      </w:r>
-    </w:p>
-    <w:p>
-      <w:pPr>
-        <w:suppressAutoHyphens w:val="0"/>
-        <w:spacing w:line="360" w:lineRule="auto"/>
-        <w:ind w:leftChars="0" w:firstLineChars="0" w:firstLine="709"/>
-        <w:jc w:val="both"/>
-        <w:textDirection w:val="lrTb"/>
-        <w:textAlignment w:val="auto"/>
-        <w:outlineLvl w:val="9"/>
-        <w:rPr>
-          <w:sz w:val="28"/>
-          <w:szCs w:val="28"/>
-        </w:rPr>
-      </w:pPr>
-    </w:p>
-    <w:p>
-      <w:pPr>
-        <w:suppressAutoHyphens w:val="0"/>
-        <w:spacing w:line="360" w:lineRule="auto"/>
-        <w:ind w:leftChars="0" w:firstLineChars="0" w:firstLine="709"/>
-        <w:jc w:val="both"/>
-        <w:textDirection w:val="lrTb"/>
-        <w:textAlignment w:val="auto"/>
-        <w:outlineLvl w:val="9"/>
-        <w:rPr>
-          <w:sz w:val="28"/>
-          <w:szCs w:val="28"/>
-        </w:rPr>
-      </w:pPr>
-      <w:r>
-        <w:rPr>
-          <w:sz w:val="28"/>
-          <w:szCs w:val="28"/>
-        </w:rPr>
-        <w:t>Що додати до звіту</w:t>
-      </w:r>
-    </w:p>
-    <w:p>
-      <w:pPr>
-        <w:suppressAutoHyphens w:val="0"/>
-        <w:spacing w:line="360" w:lineRule="auto"/>
-        <w:ind w:leftChars="0" w:firstLineChars="0" w:firstLine="709"/>
-        <w:jc w:val="both"/>
-        <w:textDirection w:val="lrTb"/>
-        <w:textAlignment w:val="auto"/>
-        <w:outlineLvl w:val="9"/>
-        <w:rPr>
-          <w:sz w:val="28"/>
-          <w:szCs w:val="28"/>
-        </w:rPr>
-      </w:pPr>
-    </w:p>
-    <w:p>
-      <w:pPr>
-        <w:suppressAutoHyphens w:val="0"/>
-        <w:spacing w:line="360" w:lineRule="auto"/>
-        <w:ind w:leftChars="0" w:firstLineChars="0" w:firstLine="709"/>
-        <w:jc w:val="both"/>
-        <w:textDirection w:val="lrTb"/>
-        <w:textAlignment w:val="auto"/>
-        <w:outlineLvl w:val="9"/>
-        <w:rPr>
-          <w:sz w:val="28"/>
-          <w:szCs w:val="28"/>
-        </w:rPr>
-      </w:pPr>
-      <w:r>
-        <w:rPr>
-          <w:sz w:val="28"/>
-          <w:szCs w:val="28"/>
-        </w:rPr>
-        <w:t>1. Обидва Dockerfile повністю (db_lr_admin-main/db_lr_admin-main/Dockerfile, lr_6_proj-main/lr_6_proj-main/Dockerfile) + init.sh</w:t>
-      </w:r>
-    </w:p>
-    <w:p>
-      <w:pPr>
-        <w:suppressAutoHyphens w:val="0"/>
-        <w:spacing w:line="360" w:lineRule="auto"/>
-        <w:ind w:leftChars="0" w:firstLineChars="0" w:firstLine="709"/>
-        <w:jc w:val="both"/>
-        <w:textDirection w:val="lrTb"/>
-        <w:textAlignment w:val="auto"/>
-        <w:outlineLvl w:val="9"/>
-        <w:rPr>
-          <w:sz w:val="28"/>
-          <w:szCs w:val="28"/>
-        </w:rPr>
-      </w:pPr>
-      <w:r>
-        <w:rPr>
-          <w:sz w:val="28"/>
-          <w:szCs w:val="28"/>
-        </w:rPr>
-        <w:t>2. Команди збірки та запуску (список вище)</w:t>
-      </w:r>
-    </w:p>
-    <w:p>
-      <w:pPr>
-        <w:suppressAutoHyphens w:val="0"/>
-        <w:spacing w:line="360" w:lineRule="auto"/>
-        <w:ind w:leftChars="0" w:firstLineChars="0" w:firstLine="709"/>
-        <w:jc w:val="both"/>
-        <w:textDirection w:val="lrTb"/>
-        <w:textAlignment w:val="auto"/>
-        <w:outlineLvl w:val="9"/>
-        <w:rPr>
-          <w:sz w:val="28"/>
-          <w:szCs w:val="28"/>
-        </w:rPr>
-      </w:pPr>
-      <w:r>
-        <w:rPr>
-          <w:sz w:val="28"/>
-          <w:szCs w:val="28"/>
-        </w:rPr>
-        <w:t>3. Скріншот docker ps — видно обидва запущені контейнери з портами</w:t>
-      </w:r>
-    </w:p>
-    <w:p>
-      <w:pPr>
-        <w:suppressAutoHyphens w:val="0"/>
-        <w:spacing w:line="360" w:lineRule="auto"/>
-        <w:ind w:leftChars="0" w:firstLineChars="0" w:firstLine="709"/>
-        <w:jc w:val="both"/>
-        <w:textDirection w:val="lrTb"/>
-        <w:textAlignment w:val="auto"/>
-        <w:outlineLvl w:val="9"/>
-        <w:rPr>
-          <w:sz w:val="28"/>
-          <w:szCs w:val="28"/>
-        </w:rPr>
-      </w:pPr>
-      <w:r>
-        <w:rPr>
-          <w:sz w:val="28"/>
-          <w:szCs w:val="28"/>
-        </w:rPr>
-        <w:t>4. Скріншот docker network inspect lr11_net — статичні IP 192.168.10.11 і .12</w:t>
-      </w:r>
-    </w:p>
-    <w:p>
-      <w:pPr>
-        <w:suppressAutoHyphens w:val="0"/>
-        <w:spacing w:line="360" w:lineRule="auto"/>
-        <w:ind w:leftChars="0" w:firstLineChars="0" w:firstLine="709"/>
-        <w:jc w:val="both"/>
-        <w:textDirection w:val="lrTb"/>
-        <w:textAlignment w:val="auto"/>
-        <w:outlineLvl w:val="9"/>
-        <w:rPr>
-          <w:sz w:val="28"/>
-          <w:szCs w:val="28"/>
-        </w:rPr>
-      </w:pPr>
-      <w:r>
-        <w:rPr>
-          <w:sz w:val="28"/>
-          <w:szCs w:val="28"/>
-        </w:rPr>
-        <w:t>5. Скріншот сторінки http://localhost/home/ (або з IP хоста з іншого пристрою в мережі) зі списком студентів — це і є "демонстрація роботи застосунку" (рис. 2 у методичці)</w:t>
+        <w:t xml:space="preserve">Архітектура розгорнутої інфраструктури складається з двох контейнерів, об'єднаних у користувацьку bridge-мережу Docker (lr11_net) зі статичними адресами: контейнер бази даних (MySQL 8, користувач sammy, база даних students) за адресою 192.168.10.12, та контейнер застосунку (Python/Django, що звертається до бази даних через SQLAlchemy за фіксованою адресою 192.168.10.12), опублікований на порту 80 хост-машини. Коректність призначення статичних адрес контейнерам у межах підмережі 192.168.10.0/24 можна додатково перевірити </w:t>
+      </w:r>
+      <w:r>
+        <w:rPr>
+          <w:sz w:val="28"/>
+          <w:szCs w:val="28"/>
+        </w:rPr>
+        <w:lastRenderedPageBreak/>
+        <w:t>командою docker network inspect lr11_net. Доступ до застосунку з локальної мережі забезпечується тим, що порт 80 контейнера опубліковано на всіх мережевих інтерфейсах хоста (-p 80:80), тому сторінка http://&lt;IP_хоста&gt;/home/ доступна й з інших пристроїв тієї самої локальної мережі.</w:t>
       </w:r>
     </w:p>
     <w:p>
@@ -3148,1124 +3067,38 @@
           <w:sz w:val="28"/>
           <w:szCs w:val="28"/>
         </w:rPr>
-        <w:lastRenderedPageBreak/>
-        <w:t>6. Короткий опис архітектури: контейнер БД (MySQL 8, юзер sammy, база students) + контейнер застосунку (Django, читає дані через SQLAlchemy за фіксованою адресою 192.168.10.12), обидва в user-defined bridge-мережі Docker</w:t>
-      </w:r>
-    </w:p>
-    <w:p>
-      <w:pPr>
-        <w:suppressAutoHyphens w:val="0"/>
-        <w:spacing w:line="360" w:lineRule="auto"/>
-        <w:ind w:leftChars="0" w:left="0" w:firstLineChars="0" w:firstLine="709"/>
-        <w:jc w:val="both"/>
-        <w:textDirection w:val="lrTb"/>
-        <w:textAlignment w:val="auto"/>
-        <w:outlineLvl w:val="9"/>
-        <w:rPr>
-          <w:sz w:val="28"/>
-          <w:szCs w:val="28"/>
-        </w:rPr>
-      </w:pPr>
-      <w:r>
-        <w:rPr>
-          <w:sz w:val="28"/>
-          <w:szCs w:val="28"/>
-        </w:rPr>
-        <w:t>db_lr_admin-main</w:t>
-      </w:r>
-      <w:r>
-        <w:rPr>
-          <w:sz w:val="28"/>
-          <w:szCs w:val="28"/>
-        </w:rPr>
-        <w:t>:</w:t>
-      </w:r>
-    </w:p>
-    <w:p>
-      <w:pPr>
-        <w:suppressAutoHyphens w:val="0"/>
-        <w:spacing w:line="360" w:lineRule="auto"/>
-        <w:ind w:leftChars="0" w:firstLineChars="0" w:firstLine="709"/>
-        <w:jc w:val="both"/>
-        <w:textDirection w:val="lrTb"/>
-        <w:textAlignment w:val="auto"/>
-        <w:outlineLvl w:val="9"/>
-        <w:rPr>
-          <w:sz w:val="28"/>
-          <w:szCs w:val="28"/>
-        </w:rPr>
-      </w:pPr>
-      <w:r>
-        <w:rPr>
-          <w:sz w:val="28"/>
-          <w:szCs w:val="28"/>
-        </w:rPr>
-        <w:t>FROM ubuntu:lunar</w:t>
-      </w:r>
-    </w:p>
-    <w:p>
-      <w:pPr>
-        <w:suppressAutoHyphens w:val="0"/>
-        <w:spacing w:line="360" w:lineRule="auto"/>
-        <w:ind w:leftChars="0" w:firstLineChars="0" w:firstLine="709"/>
-        <w:jc w:val="both"/>
-        <w:textDirection w:val="lrTb"/>
-        <w:textAlignment w:val="auto"/>
-        <w:outlineLvl w:val="9"/>
-        <w:rPr>
-          <w:sz w:val="28"/>
-          <w:szCs w:val="28"/>
-        </w:rPr>
-      </w:pPr>
-    </w:p>
-    <w:p>
-      <w:pPr>
-        <w:suppressAutoHyphens w:val="0"/>
-        <w:spacing w:line="360" w:lineRule="auto"/>
-        <w:ind w:leftChars="0" w:firstLineChars="0" w:firstLine="709"/>
-        <w:jc w:val="both"/>
-        <w:textDirection w:val="lrTb"/>
-        <w:textAlignment w:val="auto"/>
-        <w:outlineLvl w:val="9"/>
-        <w:rPr>
-          <w:sz w:val="28"/>
-          <w:szCs w:val="28"/>
-        </w:rPr>
-      </w:pPr>
-      <w:r>
-        <w:rPr>
-          <w:sz w:val="28"/>
-          <w:szCs w:val="28"/>
-        </w:rPr>
-        <w:t># lunar (23.04) вже поза підтримкою -&gt; переключаємо репозиторії на архів</w:t>
-      </w:r>
-    </w:p>
-    <w:p>
-      <w:pPr>
-        <w:suppressAutoHyphens w:val="0"/>
-        <w:spacing w:line="360" w:lineRule="auto"/>
-        <w:ind w:leftChars="0" w:firstLineChars="0" w:firstLine="709"/>
-        <w:jc w:val="both"/>
-        <w:textDirection w:val="lrTb"/>
-        <w:textAlignment w:val="auto"/>
-        <w:outlineLvl w:val="9"/>
-        <w:rPr>
-          <w:sz w:val="28"/>
-          <w:szCs w:val="28"/>
-        </w:rPr>
-      </w:pPr>
-      <w:r>
-        <w:rPr>
-          <w:sz w:val="28"/>
-          <w:szCs w:val="28"/>
-        </w:rPr>
-        <w:t>RUN sed -i 's|archive.ubuntu.com|old-releases.ubuntu.com|g; s|security.ubuntu.com|old-releases.ubuntu.com|g' /etc/apt/sources.list</w:t>
-      </w:r>
-    </w:p>
-    <w:p>
-      <w:pPr>
-        <w:suppressAutoHyphens w:val="0"/>
-        <w:spacing w:line="360" w:lineRule="auto"/>
-        <w:ind w:leftChars="0" w:firstLineChars="0" w:firstLine="709"/>
-        <w:jc w:val="both"/>
-        <w:textDirection w:val="lrTb"/>
-        <w:textAlignment w:val="auto"/>
-        <w:outlineLvl w:val="9"/>
-        <w:rPr>
-          <w:sz w:val="28"/>
-          <w:szCs w:val="28"/>
-        </w:rPr>
-      </w:pPr>
-    </w:p>
-    <w:p>
-      <w:pPr>
-        <w:suppressAutoHyphens w:val="0"/>
-        <w:spacing w:line="360" w:lineRule="auto"/>
-        <w:ind w:leftChars="0" w:firstLineChars="0" w:firstLine="709"/>
-        <w:jc w:val="both"/>
-        <w:textDirection w:val="lrTb"/>
-        <w:textAlignment w:val="auto"/>
-        <w:outlineLvl w:val="9"/>
-        <w:rPr>
-          <w:sz w:val="28"/>
-          <w:szCs w:val="28"/>
-        </w:rPr>
-      </w:pPr>
-      <w:r>
-        <w:rPr>
-          <w:sz w:val="28"/>
-          <w:szCs w:val="28"/>
-        </w:rPr>
-        <w:t>ENV DEBIAN_FRONTEND=noninteractive</w:t>
-      </w:r>
-    </w:p>
-    <w:p>
-      <w:pPr>
-        <w:suppressAutoHyphens w:val="0"/>
-        <w:spacing w:line="360" w:lineRule="auto"/>
-        <w:ind w:leftChars="0" w:firstLineChars="0" w:firstLine="709"/>
-        <w:jc w:val="both"/>
-        <w:textDirection w:val="lrTb"/>
-        <w:textAlignment w:val="auto"/>
-        <w:outlineLvl w:val="9"/>
-        <w:rPr>
-          <w:sz w:val="28"/>
-          <w:szCs w:val="28"/>
-        </w:rPr>
-      </w:pPr>
-    </w:p>
-    <w:p>
-      <w:pPr>
-        <w:suppressAutoHyphens w:val="0"/>
-        <w:spacing w:line="360" w:lineRule="auto"/>
-        <w:ind w:leftChars="0" w:firstLineChars="0" w:firstLine="709"/>
-        <w:jc w:val="both"/>
-        <w:textDirection w:val="lrTb"/>
-        <w:textAlignment w:val="auto"/>
-        <w:outlineLvl w:val="9"/>
-        <w:rPr>
-          <w:sz w:val="28"/>
-          <w:szCs w:val="28"/>
-        </w:rPr>
-      </w:pPr>
-      <w:r>
-        <w:rPr>
-          <w:sz w:val="28"/>
-          <w:szCs w:val="28"/>
-        </w:rPr>
-        <w:t>RUN apt-get update &amp;&amp; apt-get install -y mysql-server &amp;&amp; rm -rf /var/lib/apt/lists/*</w:t>
-      </w:r>
-    </w:p>
-    <w:p>
-      <w:pPr>
-        <w:suppressAutoHyphens w:val="0"/>
-        <w:spacing w:line="360" w:lineRule="auto"/>
-        <w:ind w:leftChars="0" w:firstLineChars="0" w:firstLine="709"/>
-        <w:jc w:val="both"/>
-        <w:textDirection w:val="lrTb"/>
-        <w:textAlignment w:val="auto"/>
-        <w:outlineLvl w:val="9"/>
-        <w:rPr>
-          <w:sz w:val="28"/>
-          <w:szCs w:val="28"/>
-        </w:rPr>
-      </w:pPr>
-    </w:p>
-    <w:p>
-      <w:pPr>
-        <w:suppressAutoHyphens w:val="0"/>
-        <w:spacing w:line="360" w:lineRule="auto"/>
-        <w:ind w:leftChars="0" w:firstLineChars="0" w:firstLine="709"/>
-        <w:jc w:val="both"/>
-        <w:textDirection w:val="lrTb"/>
-        <w:textAlignment w:val="auto"/>
-        <w:outlineLvl w:val="9"/>
-        <w:rPr>
-          <w:sz w:val="28"/>
-          <w:szCs w:val="28"/>
-        </w:rPr>
-      </w:pPr>
-      <w:r>
-        <w:rPr>
-          <w:sz w:val="28"/>
-          <w:szCs w:val="28"/>
-        </w:rPr>
-        <w:t># дозволяємо підключення не тільки з localhost</w:t>
-      </w:r>
-    </w:p>
-    <w:p>
-      <w:pPr>
-        <w:suppressAutoHyphens w:val="0"/>
-        <w:spacing w:line="360" w:lineRule="auto"/>
-        <w:ind w:leftChars="0" w:firstLineChars="0" w:firstLine="709"/>
-        <w:jc w:val="both"/>
-        <w:textDirection w:val="lrTb"/>
-        <w:textAlignment w:val="auto"/>
-        <w:outlineLvl w:val="9"/>
-        <w:rPr>
-          <w:sz w:val="28"/>
-          <w:szCs w:val="28"/>
-        </w:rPr>
-      </w:pPr>
-      <w:r>
-        <w:rPr>
-          <w:sz w:val="28"/>
-          <w:szCs w:val="28"/>
-        </w:rPr>
-        <w:t>RUN sed -i 's/^bind-address.*/bind-address = 0.0.0.0/' /etc/mysql/mysql.conf.d/mysqld.cnf</w:t>
-      </w:r>
-    </w:p>
-    <w:p>
-      <w:pPr>
-        <w:suppressAutoHyphens w:val="0"/>
-        <w:spacing w:line="360" w:lineRule="auto"/>
-        <w:ind w:leftChars="0" w:firstLineChars="0" w:firstLine="709"/>
-        <w:jc w:val="both"/>
-        <w:textDirection w:val="lrTb"/>
-        <w:textAlignment w:val="auto"/>
-        <w:outlineLvl w:val="9"/>
-        <w:rPr>
-          <w:sz w:val="28"/>
-          <w:szCs w:val="28"/>
-        </w:rPr>
-      </w:pPr>
-    </w:p>
-    <w:p>
-      <w:pPr>
-        <w:suppressAutoHyphens w:val="0"/>
-        <w:spacing w:line="360" w:lineRule="auto"/>
-        <w:ind w:leftChars="0" w:firstLineChars="0" w:firstLine="709"/>
-        <w:jc w:val="both"/>
-        <w:textDirection w:val="lrTb"/>
-        <w:textAlignment w:val="auto"/>
-        <w:outlineLvl w:val="9"/>
-        <w:rPr>
-          <w:sz w:val="28"/>
-          <w:szCs w:val="28"/>
-        </w:rPr>
-      </w:pPr>
-      <w:r>
-        <w:rPr>
-          <w:sz w:val="28"/>
-          <w:szCs w:val="28"/>
-        </w:rPr>
-        <w:t>COPY students.sql /docker-entrypoint-initdb.d/students.sql</w:t>
-      </w:r>
-    </w:p>
-    <w:p>
-      <w:pPr>
-        <w:suppressAutoHyphens w:val="0"/>
-        <w:spacing w:line="360" w:lineRule="auto"/>
-        <w:ind w:leftChars="0" w:firstLineChars="0" w:firstLine="709"/>
-        <w:jc w:val="both"/>
-        <w:textDirection w:val="lrTb"/>
-        <w:textAlignment w:val="auto"/>
-        <w:outlineLvl w:val="9"/>
-        <w:rPr>
-          <w:sz w:val="28"/>
-          <w:szCs w:val="28"/>
-        </w:rPr>
-      </w:pPr>
-      <w:r>
-        <w:rPr>
-          <w:sz w:val="28"/>
-          <w:szCs w:val="28"/>
-        </w:rPr>
-        <w:t>COPY init.sh /init.sh</w:t>
-      </w:r>
-    </w:p>
-    <w:p>
-      <w:pPr>
-        <w:suppressAutoHyphens w:val="0"/>
-        <w:spacing w:line="360" w:lineRule="auto"/>
-        <w:ind w:leftChars="0" w:firstLineChars="0" w:firstLine="709"/>
-        <w:jc w:val="both"/>
-        <w:textDirection w:val="lrTb"/>
-        <w:textAlignment w:val="auto"/>
-        <w:outlineLvl w:val="9"/>
-        <w:rPr>
-          <w:sz w:val="28"/>
-          <w:szCs w:val="28"/>
-        </w:rPr>
-      </w:pPr>
-      <w:r>
-        <w:rPr>
-          <w:sz w:val="28"/>
-          <w:szCs w:val="28"/>
-        </w:rPr>
-        <w:t>RUN chmod +x /init.sh</w:t>
-      </w:r>
-    </w:p>
-    <w:p>
-      <w:pPr>
-        <w:suppressAutoHyphens w:val="0"/>
-        <w:spacing w:line="360" w:lineRule="auto"/>
-        <w:ind w:leftChars="0" w:firstLineChars="0" w:firstLine="709"/>
-        <w:jc w:val="both"/>
-        <w:textDirection w:val="lrTb"/>
-        <w:textAlignment w:val="auto"/>
-        <w:outlineLvl w:val="9"/>
-        <w:rPr>
-          <w:sz w:val="28"/>
-          <w:szCs w:val="28"/>
-        </w:rPr>
-      </w:pPr>
-    </w:p>
-    <w:p>
-      <w:pPr>
-        <w:suppressAutoHyphens w:val="0"/>
-        <w:spacing w:line="360" w:lineRule="auto"/>
-        <w:ind w:leftChars="0" w:firstLineChars="0" w:firstLine="709"/>
-        <w:jc w:val="both"/>
-        <w:textDirection w:val="lrTb"/>
-        <w:textAlignment w:val="auto"/>
-        <w:outlineLvl w:val="9"/>
-        <w:rPr>
-          <w:sz w:val="28"/>
-          <w:szCs w:val="28"/>
-        </w:rPr>
-      </w:pPr>
-      <w:r>
-        <w:rPr>
-          <w:sz w:val="28"/>
-          <w:szCs w:val="28"/>
-        </w:rPr>
-        <w:t>EXPOSE 3306</w:t>
-      </w:r>
-    </w:p>
-    <w:p>
-      <w:pPr>
-        <w:suppressAutoHyphens w:val="0"/>
-        <w:spacing w:line="360" w:lineRule="auto"/>
-        <w:ind w:leftChars="0" w:firstLineChars="0" w:firstLine="709"/>
-        <w:jc w:val="both"/>
-        <w:textDirection w:val="lrTb"/>
-        <w:textAlignment w:val="auto"/>
-        <w:outlineLvl w:val="9"/>
-        <w:rPr>
-          <w:sz w:val="28"/>
-          <w:szCs w:val="28"/>
-        </w:rPr>
-      </w:pPr>
-    </w:p>
-    <w:p>
-      <w:pPr>
-        <w:suppressAutoHyphens w:val="0"/>
-        <w:spacing w:line="360" w:lineRule="auto"/>
-        <w:ind w:leftChars="0" w:left="0" w:firstLineChars="0" w:firstLine="709"/>
-        <w:jc w:val="both"/>
-        <w:textDirection w:val="lrTb"/>
-        <w:textAlignment w:val="auto"/>
-        <w:outlineLvl w:val="9"/>
-        <w:rPr>
-          <w:sz w:val="28"/>
-          <w:szCs w:val="28"/>
-        </w:rPr>
-      </w:pPr>
-      <w:r>
-        <w:rPr>
-          <w:sz w:val="28"/>
-          <w:szCs w:val="28"/>
-        </w:rPr>
-        <w:t>CMD ["/init.sh"]</w:t>
-      </w:r>
-    </w:p>
-    <w:p>
-      <w:pPr>
-        <w:suppressAutoHyphens w:val="0"/>
-        <w:spacing w:line="360" w:lineRule="auto"/>
-        <w:ind w:leftChars="0" w:left="0" w:firstLineChars="0" w:firstLine="709"/>
-        <w:jc w:val="both"/>
-        <w:textDirection w:val="lrTb"/>
-        <w:textAlignment w:val="auto"/>
-        <w:outlineLvl w:val="9"/>
-        <w:rPr>
-          <w:sz w:val="28"/>
-          <w:szCs w:val="28"/>
-        </w:rPr>
-      </w:pPr>
-    </w:p>
-    <w:p>
-      <w:pPr>
-        <w:suppressAutoHyphens w:val="0"/>
-        <w:spacing w:line="360" w:lineRule="auto"/>
-        <w:ind w:leftChars="0" w:left="0" w:firstLineChars="0" w:firstLine="709"/>
-        <w:jc w:val="both"/>
-        <w:textDirection w:val="lrTb"/>
-        <w:textAlignment w:val="auto"/>
-        <w:outlineLvl w:val="9"/>
-        <w:rPr>
-          <w:sz w:val="28"/>
-          <w:szCs w:val="28"/>
-        </w:rPr>
-      </w:pPr>
-      <w:r>
-        <w:rPr>
-          <w:sz w:val="28"/>
-          <w:szCs w:val="28"/>
-        </w:rPr>
-        <w:t>lr_6_proj-main</w:t>
-      </w:r>
-      <w:r>
-        <w:rPr>
-          <w:sz w:val="28"/>
-          <w:szCs w:val="28"/>
-        </w:rPr>
-        <w:t>:</w:t>
-      </w:r>
-    </w:p>
-    <w:p>
-      <w:pPr>
-        <w:suppressAutoHyphens w:val="0"/>
-        <w:spacing w:line="360" w:lineRule="auto"/>
-        <w:ind w:leftChars="0" w:firstLineChars="0" w:firstLine="709"/>
-        <w:jc w:val="both"/>
-        <w:textDirection w:val="lrTb"/>
-        <w:textAlignment w:val="auto"/>
-        <w:outlineLvl w:val="9"/>
-        <w:rPr>
-          <w:sz w:val="28"/>
-          <w:szCs w:val="28"/>
-        </w:rPr>
-      </w:pPr>
-      <w:r>
-        <w:rPr>
-          <w:sz w:val="28"/>
-          <w:szCs w:val="28"/>
-        </w:rPr>
-        <w:t>FROM ubuntu:lunar</w:t>
-      </w:r>
-    </w:p>
-    <w:p>
-      <w:pPr>
-        <w:suppressAutoHyphens w:val="0"/>
-        <w:spacing w:line="360" w:lineRule="auto"/>
-        <w:ind w:leftChars="0" w:firstLineChars="0" w:firstLine="709"/>
-        <w:jc w:val="both"/>
-        <w:textDirection w:val="lrTb"/>
-        <w:textAlignment w:val="auto"/>
-        <w:outlineLvl w:val="9"/>
-        <w:rPr>
-          <w:sz w:val="28"/>
-          <w:szCs w:val="28"/>
-        </w:rPr>
-      </w:pPr>
-    </w:p>
-    <w:p>
-      <w:pPr>
-        <w:suppressAutoHyphens w:val="0"/>
-        <w:spacing w:line="360" w:lineRule="auto"/>
-        <w:ind w:leftChars="0" w:firstLineChars="0" w:firstLine="709"/>
-        <w:jc w:val="both"/>
-        <w:textDirection w:val="lrTb"/>
-        <w:textAlignment w:val="auto"/>
-        <w:outlineLvl w:val="9"/>
-        <w:rPr>
-          <w:sz w:val="28"/>
-          <w:szCs w:val="28"/>
-        </w:rPr>
-      </w:pPr>
-      <w:r>
-        <w:rPr>
-          <w:sz w:val="28"/>
-          <w:szCs w:val="28"/>
-        </w:rPr>
-        <w:lastRenderedPageBreak/>
-        <w:t># lunar (23.04) вже поза підтримкою -&gt; переключаємо репозиторії на архів</w:t>
-      </w:r>
-    </w:p>
-    <w:p>
-      <w:pPr>
-        <w:suppressAutoHyphens w:val="0"/>
-        <w:spacing w:line="360" w:lineRule="auto"/>
-        <w:ind w:leftChars="0" w:firstLineChars="0" w:firstLine="709"/>
-        <w:jc w:val="both"/>
-        <w:textDirection w:val="lrTb"/>
-        <w:textAlignment w:val="auto"/>
-        <w:outlineLvl w:val="9"/>
-        <w:rPr>
-          <w:sz w:val="28"/>
-          <w:szCs w:val="28"/>
-        </w:rPr>
-      </w:pPr>
-      <w:r>
-        <w:rPr>
-          <w:sz w:val="28"/>
-          <w:szCs w:val="28"/>
-        </w:rPr>
-        <w:t>RUN sed -i 's|archive.ubuntu.com|old-releases.ubuntu.com|g; s|security.ubuntu.com|old-releases.ubuntu.com|g' /etc/apt/sources.list</w:t>
-      </w:r>
-    </w:p>
-    <w:p>
-      <w:pPr>
-        <w:suppressAutoHyphens w:val="0"/>
-        <w:spacing w:line="360" w:lineRule="auto"/>
-        <w:ind w:leftChars="0" w:firstLineChars="0" w:firstLine="709"/>
-        <w:jc w:val="both"/>
-        <w:textDirection w:val="lrTb"/>
-        <w:textAlignment w:val="auto"/>
-        <w:outlineLvl w:val="9"/>
-        <w:rPr>
-          <w:sz w:val="28"/>
-          <w:szCs w:val="28"/>
-        </w:rPr>
-      </w:pPr>
-    </w:p>
-    <w:p>
-      <w:pPr>
-        <w:suppressAutoHyphens w:val="0"/>
-        <w:spacing w:line="360" w:lineRule="auto"/>
-        <w:ind w:leftChars="0" w:firstLineChars="0" w:firstLine="709"/>
-        <w:jc w:val="both"/>
-        <w:textDirection w:val="lrTb"/>
-        <w:textAlignment w:val="auto"/>
-        <w:outlineLvl w:val="9"/>
-        <w:rPr>
-          <w:sz w:val="28"/>
-          <w:szCs w:val="28"/>
-        </w:rPr>
-      </w:pPr>
-      <w:r>
-        <w:rPr>
-          <w:sz w:val="28"/>
-          <w:szCs w:val="28"/>
-        </w:rPr>
-        <w:t>ENV DEBIAN_FRONTEND=noninteractive</w:t>
-      </w:r>
-    </w:p>
-    <w:p>
-      <w:pPr>
-        <w:suppressAutoHyphens w:val="0"/>
-        <w:spacing w:line="360" w:lineRule="auto"/>
-        <w:ind w:leftChars="0" w:firstLineChars="0" w:firstLine="709"/>
-        <w:jc w:val="both"/>
-        <w:textDirection w:val="lrTb"/>
-        <w:textAlignment w:val="auto"/>
-        <w:outlineLvl w:val="9"/>
-        <w:rPr>
-          <w:sz w:val="28"/>
-          <w:szCs w:val="28"/>
-        </w:rPr>
-      </w:pPr>
-    </w:p>
-    <w:p>
-      <w:pPr>
-        <w:suppressAutoHyphens w:val="0"/>
-        <w:spacing w:line="360" w:lineRule="auto"/>
-        <w:ind w:leftChars="0" w:firstLineChars="0" w:firstLine="709"/>
-        <w:jc w:val="both"/>
-        <w:textDirection w:val="lrTb"/>
-        <w:textAlignment w:val="auto"/>
-        <w:outlineLvl w:val="9"/>
-        <w:rPr>
-          <w:sz w:val="28"/>
-          <w:szCs w:val="28"/>
-        </w:rPr>
-      </w:pPr>
-      <w:r>
-        <w:rPr>
-          <w:sz w:val="28"/>
-          <w:szCs w:val="28"/>
-        </w:rPr>
-        <w:t>RUN apt-get update &amp;&amp; apt-get install -y python3 python3-pip &amp;&amp; rm -rf /var/lib/apt/lists/*</w:t>
-      </w:r>
-    </w:p>
-    <w:p>
-      <w:pPr>
-        <w:suppressAutoHyphens w:val="0"/>
-        <w:spacing w:line="360" w:lineRule="auto"/>
-        <w:ind w:leftChars="0" w:firstLineChars="0" w:firstLine="709"/>
-        <w:jc w:val="both"/>
-        <w:textDirection w:val="lrTb"/>
-        <w:textAlignment w:val="auto"/>
-        <w:outlineLvl w:val="9"/>
-        <w:rPr>
-          <w:sz w:val="28"/>
-          <w:szCs w:val="28"/>
-        </w:rPr>
-      </w:pPr>
-    </w:p>
-    <w:p>
-      <w:pPr>
-        <w:suppressAutoHyphens w:val="0"/>
-        <w:spacing w:line="360" w:lineRule="auto"/>
-        <w:ind w:leftChars="0" w:firstLineChars="0" w:firstLine="709"/>
-        <w:jc w:val="both"/>
-        <w:textDirection w:val="lrTb"/>
-        <w:textAlignment w:val="auto"/>
-        <w:outlineLvl w:val="9"/>
-        <w:rPr>
-          <w:sz w:val="28"/>
-          <w:szCs w:val="28"/>
-        </w:rPr>
-      </w:pPr>
-      <w:r>
-        <w:rPr>
-          <w:sz w:val="28"/>
-          <w:szCs w:val="28"/>
-        </w:rPr>
-        <w:t>WORKDIR /app</w:t>
-      </w:r>
-    </w:p>
-    <w:p>
-      <w:pPr>
-        <w:suppressAutoHyphens w:val="0"/>
-        <w:spacing w:line="360" w:lineRule="auto"/>
-        <w:ind w:leftChars="0" w:firstLineChars="0" w:firstLine="709"/>
-        <w:jc w:val="both"/>
-        <w:textDirection w:val="lrTb"/>
-        <w:textAlignment w:val="auto"/>
-        <w:outlineLvl w:val="9"/>
-        <w:rPr>
-          <w:sz w:val="28"/>
-          <w:szCs w:val="28"/>
-        </w:rPr>
-      </w:pPr>
-      <w:r>
-        <w:rPr>
-          <w:sz w:val="28"/>
-          <w:szCs w:val="28"/>
-        </w:rPr>
-        <w:t>COPY . /app</w:t>
-      </w:r>
-    </w:p>
-    <w:p>
-      <w:pPr>
-        <w:suppressAutoHyphens w:val="0"/>
-        <w:spacing w:line="360" w:lineRule="auto"/>
-        <w:ind w:leftChars="0" w:firstLineChars="0" w:firstLine="709"/>
-        <w:jc w:val="both"/>
-        <w:textDirection w:val="lrTb"/>
-        <w:textAlignment w:val="auto"/>
-        <w:outlineLvl w:val="9"/>
-        <w:rPr>
-          <w:sz w:val="28"/>
-          <w:szCs w:val="28"/>
-        </w:rPr>
-      </w:pPr>
-    </w:p>
-    <w:p>
-      <w:pPr>
-        <w:suppressAutoHyphens w:val="0"/>
-        <w:spacing w:line="360" w:lineRule="auto"/>
-        <w:ind w:leftChars="0" w:firstLineChars="0" w:firstLine="709"/>
-        <w:jc w:val="both"/>
-        <w:textDirection w:val="lrTb"/>
-        <w:textAlignment w:val="auto"/>
-        <w:outlineLvl w:val="9"/>
-        <w:rPr>
-          <w:sz w:val="28"/>
-          <w:szCs w:val="28"/>
-        </w:rPr>
-      </w:pPr>
-      <w:r>
-        <w:rPr>
-          <w:sz w:val="28"/>
-          <w:szCs w:val="28"/>
-        </w:rPr>
-        <w:t># django відсутній в requirements.txt репозиторію, додаємо окремо</w:t>
-      </w:r>
-    </w:p>
-    <w:p>
-      <w:pPr>
-        <w:suppressAutoHyphens w:val="0"/>
-        <w:spacing w:line="360" w:lineRule="auto"/>
-        <w:ind w:leftChars="0" w:firstLineChars="0" w:firstLine="709"/>
-        <w:jc w:val="both"/>
-        <w:textDirection w:val="lrTb"/>
-        <w:textAlignment w:val="auto"/>
-        <w:outlineLvl w:val="9"/>
-        <w:rPr>
-          <w:sz w:val="28"/>
-          <w:szCs w:val="28"/>
-        </w:rPr>
-      </w:pPr>
-      <w:r>
-        <w:rPr>
-          <w:sz w:val="28"/>
-          <w:szCs w:val="28"/>
-        </w:rPr>
-        <w:t>RUN pip3 install --no-cache-dir --break-system-packages django==4.0.6 -r requirements.txt</w:t>
-      </w:r>
-    </w:p>
-    <w:p>
-      <w:pPr>
-        <w:suppressAutoHyphens w:val="0"/>
-        <w:spacing w:line="360" w:lineRule="auto"/>
-        <w:ind w:leftChars="0" w:firstLineChars="0" w:firstLine="709"/>
-        <w:jc w:val="both"/>
-        <w:textDirection w:val="lrTb"/>
-        <w:textAlignment w:val="auto"/>
-        <w:outlineLvl w:val="9"/>
-        <w:rPr>
-          <w:sz w:val="28"/>
-          <w:szCs w:val="28"/>
-        </w:rPr>
-      </w:pPr>
-    </w:p>
-    <w:p>
-      <w:pPr>
-        <w:suppressAutoHyphens w:val="0"/>
-        <w:spacing w:line="360" w:lineRule="auto"/>
-        <w:ind w:leftChars="0" w:firstLineChars="0" w:firstLine="709"/>
-        <w:jc w:val="both"/>
-        <w:textDirection w:val="lrTb"/>
-        <w:textAlignment w:val="auto"/>
-        <w:outlineLvl w:val="9"/>
-        <w:rPr>
-          <w:sz w:val="28"/>
-          <w:szCs w:val="28"/>
-        </w:rPr>
-      </w:pPr>
-      <w:r>
-        <w:rPr>
-          <w:sz w:val="28"/>
-          <w:szCs w:val="28"/>
-        </w:rPr>
-        <w:t>EXPOSE 80</w:t>
-      </w:r>
-    </w:p>
-    <w:p>
-      <w:pPr>
-        <w:suppressAutoHyphens w:val="0"/>
-        <w:spacing w:line="360" w:lineRule="auto"/>
-        <w:ind w:leftChars="0" w:firstLineChars="0" w:firstLine="709"/>
-        <w:jc w:val="both"/>
-        <w:textDirection w:val="lrTb"/>
-        <w:textAlignment w:val="auto"/>
-        <w:outlineLvl w:val="9"/>
-        <w:rPr>
-          <w:sz w:val="28"/>
-          <w:szCs w:val="28"/>
-        </w:rPr>
-      </w:pPr>
-    </w:p>
-    <w:p>
-      <w:pPr>
-        <w:suppressAutoHyphens w:val="0"/>
-        <w:spacing w:line="360" w:lineRule="auto"/>
-        <w:ind w:leftChars="0" w:left="0" w:firstLineChars="0" w:firstLine="709"/>
-        <w:jc w:val="both"/>
-        <w:textDirection w:val="lrTb"/>
-        <w:textAlignment w:val="auto"/>
-        <w:outlineLvl w:val="9"/>
-        <w:rPr>
-          <w:sz w:val="28"/>
-          <w:szCs w:val="28"/>
-        </w:rPr>
-      </w:pPr>
-      <w:r>
-        <w:rPr>
-          <w:sz w:val="28"/>
-          <w:szCs w:val="28"/>
-        </w:rPr>
-        <w:t>CMD ["python3", "manage.py", "runserver", "0.0.0.0:80"]</w:t>
-      </w:r>
-    </w:p>
-    <w:p>
-      <w:pPr>
-        <w:suppressAutoHyphens w:val="0"/>
-        <w:spacing w:line="360" w:lineRule="auto"/>
-        <w:ind w:leftChars="0" w:left="0" w:firstLineChars="0" w:firstLine="709"/>
-        <w:jc w:val="both"/>
-        <w:textDirection w:val="lrTb"/>
-        <w:textAlignment w:val="auto"/>
-        <w:outlineLvl w:val="9"/>
-        <w:rPr>
-          <w:sz w:val="28"/>
-          <w:szCs w:val="28"/>
-        </w:rPr>
-      </w:pPr>
-    </w:p>
-    <w:p>
-      <w:pPr>
-        <w:suppressAutoHyphens w:val="0"/>
-        <w:spacing w:line="360" w:lineRule="auto"/>
-        <w:ind w:leftChars="0" w:left="0" w:firstLineChars="0" w:firstLine="709"/>
-        <w:jc w:val="both"/>
-        <w:textDirection w:val="lrTb"/>
-        <w:textAlignment w:val="auto"/>
-        <w:outlineLvl w:val="9"/>
-        <w:rPr>
-          <w:sz w:val="28"/>
-          <w:szCs w:val="28"/>
-        </w:rPr>
-      </w:pPr>
-      <w:r>
-        <w:rPr>
-          <w:sz w:val="28"/>
-          <w:szCs w:val="28"/>
-        </w:rPr>
-        <w:t>C:\Users\Nasya\Desktop\lr11ao\db_lr_admin-main\db_lr_admin-main\init.sh</w:t>
-      </w:r>
-    </w:p>
-    <w:p>
-      <w:pPr>
-        <w:suppressAutoHyphens w:val="0"/>
-        <w:spacing w:line="360" w:lineRule="auto"/>
-        <w:ind w:leftChars="0" w:firstLineChars="0" w:firstLine="709"/>
-        <w:jc w:val="both"/>
-        <w:textDirection w:val="lrTb"/>
-        <w:textAlignment w:val="auto"/>
-        <w:outlineLvl w:val="9"/>
-        <w:rPr>
-          <w:sz w:val="28"/>
-          <w:szCs w:val="28"/>
-          <w:lang w:val="en-US"/>
-        </w:rPr>
-      </w:pPr>
-      <w:r>
-        <w:rPr>
-          <w:sz w:val="28"/>
-          <w:szCs w:val="28"/>
-          <w:lang w:val="en-US"/>
-        </w:rPr>
-        <w:t>#!/bin/bash</w:t>
-      </w:r>
-    </w:p>
-    <w:p>
-      <w:pPr>
-        <w:suppressAutoHyphens w:val="0"/>
-        <w:spacing w:line="360" w:lineRule="auto"/>
-        <w:ind w:leftChars="0" w:firstLineChars="0" w:firstLine="709"/>
-        <w:jc w:val="both"/>
-        <w:textDirection w:val="lrTb"/>
-        <w:textAlignment w:val="auto"/>
-        <w:outlineLvl w:val="9"/>
-        <w:rPr>
-          <w:sz w:val="28"/>
-          <w:szCs w:val="28"/>
-          <w:lang w:val="en-US"/>
-        </w:rPr>
-      </w:pPr>
-      <w:r>
-        <w:rPr>
-          <w:sz w:val="28"/>
-          <w:szCs w:val="28"/>
-          <w:lang w:val="en-US"/>
-        </w:rPr>
-        <w:t>set -e</w:t>
-      </w:r>
-    </w:p>
-    <w:p>
-      <w:pPr>
-        <w:suppressAutoHyphens w:val="0"/>
-        <w:spacing w:line="360" w:lineRule="auto"/>
-        <w:ind w:leftChars="0" w:firstLineChars="0" w:firstLine="709"/>
-        <w:jc w:val="both"/>
-        <w:textDirection w:val="lrTb"/>
-        <w:textAlignment w:val="auto"/>
-        <w:outlineLvl w:val="9"/>
-        <w:rPr>
-          <w:sz w:val="28"/>
-          <w:szCs w:val="28"/>
-          <w:lang w:val="en-US"/>
-        </w:rPr>
-      </w:pPr>
-    </w:p>
-    <w:p>
-      <w:pPr>
-        <w:suppressAutoHyphens w:val="0"/>
-        <w:spacing w:line="360" w:lineRule="auto"/>
-        <w:ind w:leftChars="0" w:firstLineChars="0" w:firstLine="709"/>
-        <w:jc w:val="both"/>
-        <w:textDirection w:val="lrTb"/>
-        <w:textAlignment w:val="auto"/>
-        <w:outlineLvl w:val="9"/>
-        <w:rPr>
-          <w:sz w:val="28"/>
-          <w:szCs w:val="28"/>
-          <w:lang w:val="en-US"/>
-        </w:rPr>
-      </w:pPr>
-      <w:r>
-        <w:rPr>
-          <w:sz w:val="28"/>
-          <w:szCs w:val="28"/>
-          <w:lang w:val="en-US"/>
-        </w:rPr>
-        <w:t>service mysql start</w:t>
-      </w:r>
-    </w:p>
-    <w:p>
-      <w:pPr>
-        <w:suppressAutoHyphens w:val="0"/>
-        <w:spacing w:line="360" w:lineRule="auto"/>
-        <w:ind w:leftChars="0" w:firstLineChars="0" w:firstLine="709"/>
-        <w:jc w:val="both"/>
-        <w:textDirection w:val="lrTb"/>
-        <w:textAlignment w:val="auto"/>
-        <w:outlineLvl w:val="9"/>
-        <w:rPr>
-          <w:sz w:val="28"/>
-          <w:szCs w:val="28"/>
-          <w:lang w:val="en-US"/>
-        </w:rPr>
-      </w:pPr>
-    </w:p>
-    <w:p>
-      <w:pPr>
-        <w:suppressAutoHyphens w:val="0"/>
-        <w:spacing w:line="360" w:lineRule="auto"/>
-        <w:ind w:leftChars="0" w:firstLineChars="0" w:firstLine="709"/>
-        <w:jc w:val="both"/>
-        <w:textDirection w:val="lrTb"/>
-        <w:textAlignment w:val="auto"/>
-        <w:outlineLvl w:val="9"/>
-        <w:rPr>
-          <w:sz w:val="28"/>
-          <w:szCs w:val="28"/>
-          <w:lang w:val="en-US"/>
-        </w:rPr>
-      </w:pPr>
-      <w:r>
-        <w:rPr>
-          <w:sz w:val="28"/>
-          <w:szCs w:val="28"/>
-          <w:lang w:val="en-US"/>
-        </w:rPr>
-        <w:t># створюємо БД, користувача sammy (як очікує show_list/mysql_connect.py) і завантажуємо дамп</w:t>
-      </w:r>
-    </w:p>
-    <w:p>
-      <w:pPr>
-        <w:suppressAutoHyphens w:val="0"/>
-        <w:spacing w:line="360" w:lineRule="auto"/>
-        <w:ind w:leftChars="0" w:firstLineChars="0" w:firstLine="709"/>
-        <w:jc w:val="both"/>
-        <w:textDirection w:val="lrTb"/>
-        <w:textAlignment w:val="auto"/>
-        <w:outlineLvl w:val="9"/>
-        <w:rPr>
-          <w:sz w:val="28"/>
-          <w:szCs w:val="28"/>
-          <w:lang w:val="en-US"/>
-        </w:rPr>
-      </w:pPr>
-      <w:r>
-        <w:rPr>
-          <w:sz w:val="28"/>
-          <w:szCs w:val="28"/>
-          <w:lang w:val="en-US"/>
-        </w:rPr>
-        <w:t>mysql -e "CREATE DATABASE IF NOT EXISTS students;"</w:t>
-      </w:r>
-    </w:p>
-    <w:p>
-      <w:pPr>
-        <w:suppressAutoHyphens w:val="0"/>
-        <w:spacing w:line="360" w:lineRule="auto"/>
-        <w:ind w:leftChars="0" w:firstLineChars="0" w:firstLine="709"/>
-        <w:jc w:val="both"/>
-        <w:textDirection w:val="lrTb"/>
-        <w:textAlignment w:val="auto"/>
-        <w:outlineLvl w:val="9"/>
-        <w:rPr>
-          <w:sz w:val="28"/>
-          <w:szCs w:val="28"/>
-          <w:lang w:val="en-US"/>
-        </w:rPr>
-      </w:pPr>
-      <w:r>
-        <w:rPr>
-          <w:sz w:val="28"/>
-          <w:szCs w:val="28"/>
-          <w:lang w:val="en-US"/>
-        </w:rPr>
-        <w:lastRenderedPageBreak/>
-        <w:t>mysql -e "CREATE USER IF NOT EXISTS 'sammy'@'%' IDENTIFIED WITH mysql_native_password BY 'passwd123';"</w:t>
-      </w:r>
-    </w:p>
-    <w:p>
-      <w:pPr>
-        <w:suppressAutoHyphens w:val="0"/>
-        <w:spacing w:line="360" w:lineRule="auto"/>
-        <w:ind w:leftChars="0" w:firstLineChars="0" w:firstLine="709"/>
-        <w:jc w:val="both"/>
-        <w:textDirection w:val="lrTb"/>
-        <w:textAlignment w:val="auto"/>
-        <w:outlineLvl w:val="9"/>
-        <w:rPr>
-          <w:sz w:val="28"/>
-          <w:szCs w:val="28"/>
-          <w:lang w:val="en-US"/>
-        </w:rPr>
-      </w:pPr>
-      <w:r>
-        <w:rPr>
-          <w:sz w:val="28"/>
-          <w:szCs w:val="28"/>
-          <w:lang w:val="en-US"/>
-        </w:rPr>
-        <w:t>mysql -e "GRANT ALL PRIVILEGES ON students.* TO 'sammy'@'%';"</w:t>
-      </w:r>
-    </w:p>
-    <w:p>
-      <w:pPr>
-        <w:suppressAutoHyphens w:val="0"/>
-        <w:spacing w:line="360" w:lineRule="auto"/>
-        <w:ind w:leftChars="0" w:firstLineChars="0" w:firstLine="709"/>
-        <w:jc w:val="both"/>
-        <w:textDirection w:val="lrTb"/>
-        <w:textAlignment w:val="auto"/>
-        <w:outlineLvl w:val="9"/>
-        <w:rPr>
-          <w:sz w:val="28"/>
-          <w:szCs w:val="28"/>
-          <w:lang w:val="en-US"/>
-        </w:rPr>
-      </w:pPr>
-      <w:r>
-        <w:rPr>
-          <w:sz w:val="28"/>
-          <w:szCs w:val="28"/>
-          <w:lang w:val="en-US"/>
-        </w:rPr>
-        <w:t>mysql -e "FLUSH PRIVILEGES;"</w:t>
-      </w:r>
-    </w:p>
-    <w:p>
-      <w:pPr>
-        <w:suppressAutoHyphens w:val="0"/>
-        <w:spacing w:line="360" w:lineRule="auto"/>
-        <w:ind w:leftChars="0" w:firstLineChars="0" w:firstLine="709"/>
-        <w:jc w:val="both"/>
-        <w:textDirection w:val="lrTb"/>
-        <w:textAlignment w:val="auto"/>
-        <w:outlineLvl w:val="9"/>
-        <w:rPr>
-          <w:sz w:val="28"/>
-          <w:szCs w:val="28"/>
-          <w:lang w:val="en-US"/>
-        </w:rPr>
-      </w:pPr>
-      <w:r>
-        <w:rPr>
-          <w:sz w:val="28"/>
-          <w:szCs w:val="28"/>
-          <w:lang w:val="en-US"/>
-        </w:rPr>
-        <w:t>mysql students &lt; /docker-entrypoint-initdb.d/students.sql</w:t>
-      </w:r>
-    </w:p>
-    <w:p>
-      <w:pPr>
-        <w:suppressAutoHyphens w:val="0"/>
-        <w:spacing w:line="360" w:lineRule="auto"/>
-        <w:ind w:leftChars="0" w:firstLineChars="0" w:firstLine="709"/>
-        <w:jc w:val="both"/>
-        <w:textDirection w:val="lrTb"/>
-        <w:textAlignment w:val="auto"/>
-        <w:outlineLvl w:val="9"/>
-        <w:rPr>
-          <w:sz w:val="28"/>
-          <w:szCs w:val="28"/>
-          <w:lang w:val="en-US"/>
-        </w:rPr>
-      </w:pPr>
-    </w:p>
-    <w:p>
-      <w:pPr>
-        <w:suppressAutoHyphens w:val="0"/>
-        <w:spacing w:line="360" w:lineRule="auto"/>
-        <w:ind w:leftChars="0" w:left="0" w:firstLineChars="0" w:firstLine="709"/>
-        <w:jc w:val="both"/>
-        <w:textDirection w:val="lrTb"/>
-        <w:textAlignment w:val="auto"/>
-        <w:outlineLvl w:val="9"/>
-        <w:rPr>
-          <w:sz w:val="28"/>
-          <w:szCs w:val="28"/>
-          <w:lang w:val="en-US"/>
-        </w:rPr>
-      </w:pPr>
-      <w:r>
-        <w:rPr>
-          <w:sz w:val="28"/>
-          <w:szCs w:val="28"/>
-          <w:lang w:val="en-US"/>
-        </w:rPr>
-        <w:t>tail -f /var/log/mysql/error.log</w:t>
+        <w:t>Після завершення перевірки для зупинки та видалення середовища використовуються команди:</w:t>
+      </w:r>
+      <w:r>
+        <w:t xml:space="preserve"> </w:t>
+      </w:r>
+      <w:r>
+        <w:rPr>
+          <w:sz w:val="28"/>
+          <w:szCs w:val="28"/>
+        </w:rPr>
+        <w:t>docker rm -f db_lr_admin lr_6_proj</w:t>
+      </w:r>
+      <w:r>
+        <w:rPr>
+          <w:sz w:val="28"/>
+          <w:szCs w:val="28"/>
+        </w:rPr>
+        <w:t xml:space="preserve"> та </w:t>
+      </w:r>
+      <w:r>
+        <w:rPr>
+          <w:sz w:val="28"/>
+          <w:szCs w:val="28"/>
+        </w:rPr>
+        <w:t>docker network rm lr11_net</w:t>
+      </w:r>
+      <w:r>
+        <w:rPr>
+          <w:sz w:val="28"/>
+          <w:szCs w:val="28"/>
+        </w:rPr>
+        <w:t>.</w:t>
       </w:r>
     </w:p>
     <w:p>
@@ -4332,6 +3165,13 @@
           <w:szCs w:val="28"/>
         </w:rPr>
       </w:pPr>
+      <w:r>
+        <w:rPr>
+          <w:sz w:val="28"/>
+          <w:szCs w:val="28"/>
+        </w:rPr>
+        <w:t>Контейнер Docker використовує спільне ядро операційної системи хоста та ізолює лише простір процесів, файлову систему й мережу застосунку, тоді як VirtualBox чи Hyper-V створюють повноцінну віртуальну машину з віртуалізованим апаратним забезпеченням та власним ядром гостьової ОС. У цій роботі саме завдяки легковажності контейнерів вдалося швидко відтворити дволанкову інфраструктуру з ЛР7, не піднімаючи дві повноцінні віртуальні машини.</w:t>
+      </w:r>
     </w:p>
     <w:p>
       <w:pPr>
@@ -4373,6 +3213,27 @@
           <w:szCs w:val="28"/>
         </w:rPr>
       </w:pPr>
+      <w:r>
+        <w:rPr>
+          <w:sz w:val="28"/>
+          <w:szCs w:val="28"/>
+        </w:rPr>
+        <w:t xml:space="preserve">Базові образи (у цій роботі </w:t>
+      </w:r>
+      <w:r>
+        <w:rPr>
+          <w:sz w:val="28"/>
+          <w:szCs w:val="28"/>
+        </w:rPr>
+        <w:t>–</w:t>
+      </w:r>
+      <w:r>
+        <w:rPr>
+          <w:sz w:val="28"/>
+          <w:szCs w:val="28"/>
+        </w:rPr>
+        <w:t xml:space="preserve"> ubuntu:lunar) завантажуються з публічного реєстру Docker Hub автоматично при першому виконанні docker build або docker pull. Власні образи (db_lr_admin_image, lr_6_proj_image) будуються локально на основі власних файлів Dockerfile командою docker build.</w:t>
+      </w:r>
     </w:p>
     <w:p>
       <w:pPr>
@@ -4414,6 +3275,27 @@
           <w:szCs w:val="28"/>
         </w:rPr>
       </w:pPr>
+      <w:r>
+        <w:rPr>
+          <w:sz w:val="28"/>
+          <w:szCs w:val="28"/>
+        </w:rPr>
+        <w:t>Доступ до директорії контейнера з боку хоста забезпечується мон</w:t>
+      </w:r>
+      <w:r>
+        <w:rPr>
+          <w:sz w:val="28"/>
+          <w:szCs w:val="28"/>
+        </w:rPr>
+        <w:t>туванням тому (volume) або прив’</w:t>
+      </w:r>
+      <w:r>
+        <w:rPr>
+          <w:sz w:val="28"/>
+          <w:szCs w:val="28"/>
+        </w:rPr>
+        <w:t>язкою директорії (bind mount) через параметр -v/--mount під час запуску контейнера. У цій роботі файли проєкту (код застосунку, дамп бази даних) натомість були включені безпосередньо в образ інструкцією COPY під час його побудови.</w:t>
+      </w:r>
     </w:p>
     <w:p>
       <w:pPr>
@@ -4440,6 +3322,7 @@
           <w:sz w:val="28"/>
           <w:szCs w:val="28"/>
         </w:rPr>
+        <w:lastRenderedPageBreak/>
         <w:t>Що таке «Port forwarding» (перенаправлення портів)? Яким чином «Port forwarding» можна реалізувати в контейнерах Docker?</w:t>
       </w:r>
     </w:p>
@@ -4455,6 +3338,41 @@
           <w:szCs w:val="28"/>
         </w:rPr>
       </w:pPr>
+      <w:r>
+        <w:rPr>
+          <w:sz w:val="28"/>
+          <w:szCs w:val="28"/>
+        </w:rPr>
+        <w:t xml:space="preserve">Port forwarding </w:t>
+      </w:r>
+      <w:r>
+        <w:rPr>
+          <w:sz w:val="28"/>
+          <w:szCs w:val="28"/>
+        </w:rPr>
+        <w:t>–</w:t>
+      </w:r>
+      <w:r>
+        <w:rPr>
+          <w:sz w:val="28"/>
+          <w:szCs w:val="28"/>
+        </w:rPr>
+        <w:t xml:space="preserve"> це перенаправлення мережевого трафіку з певного порту хост-машини на порт усередині контейнера, що дозволяє звертатися до служби контейнера ззовні, хоча сама вона працює в ізольованому мережевому просторі. У Docker це реалізується параметром -p host_port:container_port під час запуску контейнера </w:t>
+      </w:r>
+      <w:r>
+        <w:rPr>
+          <w:sz w:val="28"/>
+          <w:szCs w:val="28"/>
+        </w:rPr>
+        <w:t>–</w:t>
+      </w:r>
+      <w:r>
+        <w:rPr>
+          <w:sz w:val="28"/>
+          <w:szCs w:val="28"/>
+        </w:rPr>
+        <w:t xml:space="preserve"> у цій роботі так налаштовано доступ до бази даних (-p 3306:3306) та до вебзастосунку (-p 80:80).</w:t>
+      </w:r>
     </w:p>
     <w:p>
       <w:pPr>
@@ -4496,6 +3414,27 @@
           <w:szCs w:val="28"/>
         </w:rPr>
       </w:pPr>
+      <w:r>
+        <w:rPr>
+          <w:sz w:val="28"/>
+          <w:szCs w:val="28"/>
+        </w:rPr>
+        <w:t>Доступ з мережі забезпечується публікацією порту контейнера на всіх мережевих інтерфейсах хоста (за замовчуванням -p прив</w:t>
+      </w:r>
+      <w:r>
+        <w:rPr>
+          <w:sz w:val="28"/>
+          <w:szCs w:val="28"/>
+        </w:rPr>
+        <w:t>’</w:t>
+      </w:r>
+      <w:r>
+        <w:rPr>
+          <w:sz w:val="28"/>
+          <w:szCs w:val="28"/>
+        </w:rPr>
+        <w:t>язує порт до 0.0.0.0), як це зроблено для контейнера lr_6_proj (-p 80:80). Завдяки цьому вебзастосунок стає доступним не лише через localhost хоста, а й з інших пристроїв тієї самої локальної мережі за IP-адресою хост-машини.</w:t>
+      </w:r>
     </w:p>
     <w:p>
       <w:pPr>
@@ -4537,6 +3476,48 @@
           <w:szCs w:val="28"/>
         </w:rPr>
       </w:pPr>
+      <w:r>
+        <w:rPr>
+          <w:sz w:val="28"/>
+          <w:szCs w:val="28"/>
+        </w:rPr>
+        <w:t xml:space="preserve">Основні інструкції Dockerfile: FROM (базовий образ), ENV (змінні середовища), RUN, COPY, WORKDIR, EXPOSE, CMD/ENTRYPOINT. Розділ RUN виконує команди безпосередньо під час побудови образу (наприклад, встановлення пакетів mysql-server, python3, залежностей pip3 install) </w:t>
+      </w:r>
+      <w:r>
+        <w:rPr>
+          <w:sz w:val="28"/>
+          <w:szCs w:val="28"/>
+        </w:rPr>
+        <w:t>–</w:t>
+      </w:r>
+      <w:r>
+        <w:rPr>
+          <w:sz w:val="28"/>
+          <w:szCs w:val="28"/>
+        </w:rPr>
+        <w:t xml:space="preserve"> результат цих команд «запікається» в шари образу. Розділ CMD натомість задає команду, яка виконується під час запуску контейнера з готового образу (у цій роботі </w:t>
+      </w:r>
+      <w:r>
+        <w:rPr>
+          <w:sz w:val="28"/>
+          <w:szCs w:val="28"/>
+        </w:rPr>
+        <w:t>–</w:t>
+      </w:r>
+      <w:r>
+        <w:rPr>
+          <w:sz w:val="28"/>
+          <w:szCs w:val="28"/>
+        </w:rPr>
+        <w:t xml:space="preserve"> </w:t>
+      </w:r>
+      <w:r>
+        <w:rPr>
+          <w:sz w:val="28"/>
+          <w:szCs w:val="28"/>
+        </w:rPr>
+        <w:t>запуск /init.sh для бази даних та python3 manage.py runserver для застосунку), і може бути перевизначена при запуску контейнера.</w:t>
+      </w:r>
     </w:p>
     <w:p>
       <w:pPr>
@@ -4578,6 +3559,21 @@
           <w:szCs w:val="28"/>
         </w:rPr>
       </w:pPr>
+      <w:r>
+        <w:rPr>
+          <w:sz w:val="28"/>
+          <w:szCs w:val="28"/>
+        </w:rPr>
+        <w:t xml:space="preserve">Контейнер видаляється командою docker rm &lt;назва_або_id&gt;, а для примусового видалення запущеного контейнера без попередньої зупинки використовується docker rm -f &lt;назва&gt;, як застосовано в цій роботі для очищення </w:t>
+      </w:r>
+      <w:r>
+        <w:rPr>
+          <w:sz w:val="28"/>
+          <w:szCs w:val="28"/>
+        </w:rPr>
+        <w:lastRenderedPageBreak/>
+        <w:t>середовища: docker rm -f db_lr_admin lr_6_proj. Після видалення контейнерів за потреби можна також видалити саму мережу командою docker network rm lr11_net та самі образи командою docker rmi &lt;назва_образу&gt;.</w:t>
+      </w:r>
     </w:p>
     <w:p>
       <w:pPr>
@@ -4607,73 +3603,31 @@
           <w:sz w:val="28"/>
           <w:szCs w:val="28"/>
         </w:rPr>
-        <w:t>Під час виконання лабораторної роботи №</w:t>
-      </w:r>
-      <w:r>
-        <w:rPr>
-          <w:sz w:val="28"/>
-          <w:szCs w:val="28"/>
-        </w:rPr>
-        <w:t>11</w:t>
-      </w:r>
-      <w:r>
-        <w:rPr>
-          <w:sz w:val="28"/>
-          <w:szCs w:val="28"/>
-        </w:rPr>
-        <w:t xml:space="preserve"> </w:t>
-      </w:r>
-      <w:r>
-        <w:rPr>
-          <w:sz w:val="28"/>
-          <w:szCs w:val="28"/>
-        </w:rPr>
-        <w:t>набуто</w:t>
-      </w:r>
-      <w:r>
-        <w:rPr>
-          <w:sz w:val="28"/>
-          <w:szCs w:val="28"/>
-        </w:rPr>
-        <w:t xml:space="preserve"> навички роботи </w:t>
-      </w:r>
-      <w:r>
-        <w:rPr>
-          <w:color w:val="FF0000"/>
-          <w:sz w:val="28"/>
-          <w:szCs w:val="28"/>
-        </w:rPr>
-        <w:t>з інструментом для тестування Selenium Webdriver API</w:t>
-      </w:r>
-      <w:r>
-        <w:rPr>
-          <w:sz w:val="28"/>
-          <w:szCs w:val="28"/>
-        </w:rPr>
-        <w:t>.</w:t>
-      </w:r>
-      <w:r>
-        <w:rPr>
-          <w:sz w:val="28"/>
-          <w:szCs w:val="28"/>
-        </w:rPr>
-        <w:t xml:space="preserve"> </w:t>
-      </w:r>
-      <w:r>
-        <w:rPr>
-          <w:sz w:val="28"/>
-          <w:szCs w:val="28"/>
-        </w:rPr>
-        <w:t xml:space="preserve">Завдяки </w:t>
-      </w:r>
-      <w:r>
-        <w:rPr>
-          <w:sz w:val="28"/>
-          <w:szCs w:val="28"/>
-        </w:rPr>
-        <w:lastRenderedPageBreak/>
-        <w:t>використанню набутих навичок виконано завдання з лабораторної роботи. Звіт оформлено згідно ДСТУ.</w:t>
-      </w:r>
+        <w:t>П</w:t>
+      </w:r>
+      <w:r>
+        <w:rPr>
+          <w:sz w:val="28"/>
+          <w:szCs w:val="28"/>
+        </w:rPr>
+        <w:t>ід час виконання лабораторної роботи №11 набуто практичних навичок створення декількох власних образів Docker для реалізації багаторівневого вебзастосунка. Підготовлено два файли Dockerfile на основі базового образу Ubuntu lunar. Обидва образи успішно зібрано, а контейнери на їх основі об</w:t>
+      </w:r>
+      <w:r>
+        <w:rPr>
+          <w:sz w:val="28"/>
+          <w:szCs w:val="28"/>
+        </w:rPr>
+        <w:t>’</w:t>
+      </w:r>
+      <w:r>
+        <w:rPr>
+          <w:sz w:val="28"/>
+          <w:szCs w:val="28"/>
+        </w:rPr>
+        <w:t>єднано в користувацьку Docker-мережу зі статичними IP-адресами, що відтворює топологію лабораторної роботи №7. Перевірено наскрізну працездатність інфраструктури: вебзастосунок коректно отримав дані з контейнера бази даних та відобразив їх у браузері за адресою http://localhost/home/, включно з демонстрацією можливості додавання нового запису. Звіт оформлено згідно з чинними вимогами ДСТУ.</w:t>
+      </w:r>
+      <w:bookmarkStart w:id="0" w:name="_GoBack"/>
+      <w:bookmarkEnd w:id="0"/>
     </w:p>
     <w:sectPr>
       <w:footerReference w:type="even" r:id="rId14"/>
@@ -10616,7 +9570,7 @@
 </file>
 
 <file path=customXml/itemProps2.xml><?xml version="1.0" encoding="utf-8"?>
-<ds:datastoreItem xmlns:ds="http://schemas.openxmlformats.org/officeDocument/2006/customXml" ds:itemID="{2F356A2B-7692-4262-A68F-504590FFF73A}">
+<ds:datastoreItem xmlns:ds="http://schemas.openxmlformats.org/officeDocument/2006/customXml" ds:itemID="{11A0812E-A44F-4F0F-8656-3ACA1834622E}">
   <ds:schemaRefs>
     <ds:schemaRef ds:uri="http://schemas.openxmlformats.org/officeDocument/2006/bibliography"/>
   </ds:schemaRefs>

--- a/Адміністрування обчислювальних комплексів Зроблені ЛР/Лабораторна робота 11 - Матакова А.В. - 409а - Адміністрування обчислювальних комплексів.docx
+++ b/Адміністрування обчислювальних комплексів Зроблені ЛР/Лабораторна робота 11 - Матакова А.В. - 409а - Адміністрування обчислювальних комплексів.docx
@@ -1446,7 +1446,16 @@
           <w:sz w:val="28"/>
           <w:szCs w:val="28"/>
         </w:rPr>
-        <w:t xml:space="preserve">Підготовлено два файли Dockerfile на основі базового образу ubuntu:lunar (Ubuntu 23.04), що відтворюють дволанкову інфраструктуру, аналогічну до реалізованої в лабораторній роботі №7: контейнер бази даних MySQL та контейнер вебзастосунку на Python/Django. Оскільки на момент виконання роботи реліз Ubuntu 23.04 (lunar) вже вийшов з офіційної підтримки, в обох Dockerfile джерела пакетів apt перенаправлено з archive.ubuntu.com/security.ubuntu.com на архівне дзеркало old-releases.ubuntu.com </w:t>
+        <w:t>Підготовлено два файли Dockerfile на основі базового образу ubuntu:lunar (Ubuntu 23.04), що відтворюють дволанкову інфраструктуру, аналогічну до реалізованої в лабораторній роботі №7: контейнер бази даних MySQL та контейнер вебзастосунку на Python/Django. Оскільки на момент виконання роботи реліз Ubuntu 23.04 (lunar) вже вийшов з офіційної підтримки, в обох Dockerfile джерела пакетів apt перенаправлено з archive.ub</w:t>
+      </w:r>
+      <w:bookmarkStart w:id="0" w:name="_GoBack"/>
+      <w:bookmarkEnd w:id="0"/>
+      <w:r>
+        <w:rPr>
+          <w:sz w:val="28"/>
+          <w:szCs w:val="28"/>
+        </w:rPr>
+        <w:t xml:space="preserve">untu.com/security.ubuntu.com на архівне дзеркало old-releases.ubuntu.com </w:t>
       </w:r>
       <w:r>
         <w:rPr>
@@ -1763,34 +1772,7 @@
           <w:sz w:val="28"/>
           <w:szCs w:val="28"/>
         </w:rPr>
-        <w:t xml:space="preserve">Лістинг </w:t>
-      </w:r>
-      <w:r>
-        <w:rPr>
-          <w:b/>
-          <w:i/>
-          <w:sz w:val="28"/>
-          <w:szCs w:val="28"/>
-        </w:rPr>
-        <w:t>коду</w:t>
-      </w:r>
-      <w:r>
-        <w:rPr>
-          <w:b/>
-          <w:i/>
-          <w:sz w:val="28"/>
-          <w:szCs w:val="28"/>
-        </w:rPr>
-        <w:t xml:space="preserve"> init.sh для контейнера бази даних</w:t>
-      </w:r>
-      <w:r>
-        <w:rPr>
-          <w:b/>
-          <w:i/>
-          <w:sz w:val="28"/>
-          <w:szCs w:val="28"/>
-        </w:rPr>
-        <w:t>:</w:t>
+        <w:t>Лістинг коду init.sh для контейнера бази даних:</w:t>
       </w:r>
     </w:p>
     <w:p>
@@ -2669,14 +2651,7 @@
           <w:sz w:val="28"/>
           <w:szCs w:val="28"/>
         </w:rPr>
-        <w:t xml:space="preserve">Рисунок </w:t>
-      </w:r>
-      <w:r>
-        <w:rPr>
-          <w:sz w:val="28"/>
-          <w:szCs w:val="28"/>
-        </w:rPr>
-        <w:t>3</w:t>
+        <w:t>Рисунок 3</w:t>
       </w:r>
       <w:r>
         <w:rPr>
@@ -2829,14 +2804,7 @@
           <w:sz w:val="28"/>
           <w:szCs w:val="28"/>
         </w:rPr>
-        <w:t xml:space="preserve">Рисунок </w:t>
-      </w:r>
-      <w:r>
-        <w:rPr>
-          <w:sz w:val="28"/>
-          <w:szCs w:val="28"/>
-        </w:rPr>
-        <w:t>4</w:t>
+        <w:t>Рисунок 4</w:t>
       </w:r>
       <w:r>
         <w:rPr>
@@ -3626,8 +3594,6 @@
         </w:rPr>
         <w:t>єднано в користувацьку Docker-мережу зі статичними IP-адресами, що відтворює топологію лабораторної роботи №7. Перевірено наскрізну працездатність інфраструктури: вебзастосунок коректно отримав дані з контейнера бази даних та відобразив їх у браузері за адресою http://localhost/home/, включно з демонстрацією можливості додавання нового запису. Звіт оформлено згідно з чинними вимогами ДСТУ.</w:t>
       </w:r>
-      <w:bookmarkStart w:id="0" w:name="_GoBack"/>
-      <w:bookmarkEnd w:id="0"/>
     </w:p>
     <w:sectPr>
       <w:footerReference w:type="even" r:id="rId14"/>
@@ -9570,7 +9536,7 @@
 </file>
 
 <file path=customXml/itemProps2.xml><?xml version="1.0" encoding="utf-8"?>
-<ds:datastoreItem xmlns:ds="http://schemas.openxmlformats.org/officeDocument/2006/customXml" ds:itemID="{11A0812E-A44F-4F0F-8656-3ACA1834622E}">
+<ds:datastoreItem xmlns:ds="http://schemas.openxmlformats.org/officeDocument/2006/customXml" ds:itemID="{55A23C80-5472-4E8A-B8FA-43239117F4DC}">
   <ds:schemaRefs>
     <ds:schemaRef ds:uri="http://schemas.openxmlformats.org/officeDocument/2006/bibliography"/>
   </ds:schemaRefs>

--- a/Адміністрування обчислювальних комплексів Зроблені ЛР/Лабораторна робота 11 - Матакова А.В. - 409а - Адміністрування обчислювальних комплексів.docx
+++ b/Адміністрування обчислювальних комплексів Зроблені ЛР/Лабораторна робота 11 - Матакова А.В. - 409а - Адміністрування обчислювальних комплексів.docx
@@ -1446,16 +1446,7 @@
           <w:sz w:val="28"/>
           <w:szCs w:val="28"/>
         </w:rPr>
-        <w:t>Підготовлено два файли Dockerfile на основі базового образу ubuntu:lunar (Ubuntu 23.04), що відтворюють дволанкову інфраструктуру, аналогічну до реалізованої в лабораторній роботі №7: контейнер бази даних MySQL та контейнер вебзастосунку на Python/Django. Оскільки на момент виконання роботи реліз Ubuntu 23.04 (lunar) вже вийшов з офіційної підтримки, в обох Dockerfile джерела пакетів apt перенаправлено з archive.ub</w:t>
-      </w:r>
-      <w:bookmarkStart w:id="0" w:name="_GoBack"/>
-      <w:bookmarkEnd w:id="0"/>
-      <w:r>
-        <w:rPr>
-          <w:sz w:val="28"/>
-          <w:szCs w:val="28"/>
-        </w:rPr>
-        <w:t xml:space="preserve">untu.com/security.ubuntu.com на архівне дзеркало old-releases.ubuntu.com </w:t>
+        <w:t xml:space="preserve">Підготовлено два файли Dockerfile на основі базового образу ubuntu:lunar (Ubuntu 23.04), що відтворюють дволанкову інфраструктуру, аналогічну до реалізованої в лабораторній роботі №7: контейнер бази даних MySQL та контейнер вебзастосунку на Python/Django. Оскільки на момент виконання роботи реліз Ubuntu 23.04 (lunar) вже вийшов з офіційної підтримки, в обох Dockerfile джерела пакетів apt перенаправлено з archive.ubuntu.com/security.ubuntu.com на архівне дзеркало old-releases.ubuntu.com </w:t>
       </w:r>
       <w:r>
         <w:rPr>
@@ -2861,7 +2852,24 @@
           <w:sz w:val="28"/>
           <w:szCs w:val="28"/>
         </w:rPr>
-        <w:t xml:space="preserve">Працездатність усієї інфраструктури перевірено відкриттям у браузері адреси http://localhost/home/, за якою застосунок Django на порту 80 звертається до контейнера бази даних MySQL за статичною адресою 192.168.10.12. У відповідь відображено сторінку «Перелік студентів» зі списком записів із дампу бази даних, включно з додатковим записом («987654 МаоМао Ная, вул. Десятників 69, Миколаїв»), внесеним вручну через форму застосунку для перевірки роботи на запис. Це підтверджує коректну наскрізну роботу дволанкової інфраструктури </w:t>
+        <w:t>Працездатність усієї інфраструктури перевірено відкриттям у браузері адреси http://localhost/home/, за якою застосунок Django на порту 80 звертається до контейнера бази даних MySQL за статичною адресою 192.168.10.12. У відповідь відображено сторінку «Перелік студентів» зі списком записів із дампу бази даних, включно з додатковим записом («987654 МаоМао На</w:t>
+      </w:r>
+      <w:r>
+        <w:rPr>
+          <w:sz w:val="28"/>
+          <w:szCs w:val="28"/>
+          <w:lang w:val="ru-RU"/>
+        </w:rPr>
+        <w:t>с</w:t>
+      </w:r>
+      <w:bookmarkStart w:id="0" w:name="_GoBack"/>
+      <w:bookmarkEnd w:id="0"/>
+      <w:r>
+        <w:rPr>
+          <w:sz w:val="28"/>
+          <w:szCs w:val="28"/>
+        </w:rPr>
+        <w:t xml:space="preserve">я, вул. Десятників 69, Миколаїв»), внесеним вручну через форму застосунку для перевірки роботи на запис. Це підтверджує коректну наскрізну роботу дволанкової інфраструктури </w:t>
       </w:r>
       <w:r>
         <w:rPr>
@@ -9536,7 +9544,7 @@
 </file>
 
 <file path=customXml/itemProps2.xml><?xml version="1.0" encoding="utf-8"?>
-<ds:datastoreItem xmlns:ds="http://schemas.openxmlformats.org/officeDocument/2006/customXml" ds:itemID="{55A23C80-5472-4E8A-B8FA-43239117F4DC}">
+<ds:datastoreItem xmlns:ds="http://schemas.openxmlformats.org/officeDocument/2006/customXml" ds:itemID="{2805C385-846C-4244-B1A2-82A5E5EFA2DF}">
   <ds:schemaRefs>
     <ds:schemaRef ds:uri="http://schemas.openxmlformats.org/officeDocument/2006/bibliography"/>
   </ds:schemaRefs>
